--- a/documents/KRS.docx
+++ b/documents/KRS.docx
@@ -4,33 +4,15 @@
   <w:body>
     <w:p>
       <w:pPr>
-        <w:pStyle w:val="NormalWeb"/>
-        <w:spacing w:before="0" w:beforeAutospacing="0" w:after="0" w:afterAutospacing="0"/>
-        <w:jc w:val="center"/>
-        <w:rPr>
-          <w:b/>
-          <w:bCs/>
-        </w:rPr>
-      </w:pPr>
-      <w:r>
-        <w:rPr>
-          <w:b/>
-          <w:bCs/>
-        </w:rPr>
+        <w:pStyle w:val="Heading1"/>
+      </w:pPr>
+      <w:r>
         <w:t>PANDUAN PENGISIAN KARTU RENCANA STUDI (KRS)</w:t>
       </w:r>
       <w:r>
-        <w:rPr>
-          <w:b/>
-          <w:bCs/>
-        </w:rPr>
         <w:t xml:space="preserve"> / PERWALIAN</w:t>
       </w:r>
       <w:r>
-        <w:rPr>
-          <w:b/>
-          <w:bCs/>
-        </w:rPr>
         <w:t xml:space="preserve"> ONLINE UNTUK MAHASISWA</w:t>
       </w:r>
     </w:p>
@@ -10020,194 +10002,6 @@
         </w:rPr>
         <w:t>.</w:t>
       </w:r>
-    </w:p>
-    <w:p>
-      <w:pPr>
-        <w:spacing w:after="0" w:line="240" w:lineRule="auto"/>
-        <w:jc w:val="both"/>
-        <w:rPr>
-          <w:rFonts w:ascii="Times New Roman" w:eastAsia="Times New Roman" w:hAnsi="Times New Roman" w:cs="Times New Roman"/>
-          <w:sz w:val="24"/>
-          <w:szCs w:val="24"/>
-        </w:rPr>
-      </w:pPr>
-    </w:p>
-    <w:p>
-      <w:pPr>
-        <w:spacing w:after="0" w:line="240" w:lineRule="auto"/>
-        <w:jc w:val="both"/>
-        <w:rPr>
-          <w:rFonts w:ascii="Times New Roman" w:eastAsia="Times New Roman" w:hAnsi="Times New Roman" w:cs="Times New Roman"/>
-          <w:b/>
-          <w:bCs/>
-          <w:sz w:val="24"/>
-          <w:szCs w:val="24"/>
-        </w:rPr>
-      </w:pPr>
-      <w:r>
-        <w:rPr>
-          <w:rFonts w:ascii="Times New Roman" w:eastAsia="Times New Roman" w:hAnsi="Times New Roman" w:cs="Times New Roman"/>
-          <w:b/>
-          <w:bCs/>
-          <w:sz w:val="24"/>
-          <w:szCs w:val="24"/>
-        </w:rPr>
-        <w:t>JADWAL PENGISIAN KRS / PERWALIAN</w:t>
-      </w:r>
-    </w:p>
-    <w:p>
-      <w:pPr>
-        <w:pStyle w:val="ListParagraph"/>
-        <w:numPr>
-          <w:ilvl w:val="0"/>
-          <w:numId w:val="9"/>
-        </w:numPr>
-        <w:spacing w:after="0" w:line="240" w:lineRule="auto"/>
-        <w:jc w:val="both"/>
-        <w:rPr>
-          <w:rFonts w:ascii="Times New Roman" w:eastAsia="Times New Roman" w:hAnsi="Times New Roman" w:cs="Times New Roman"/>
-          <w:sz w:val="24"/>
-          <w:szCs w:val="24"/>
-        </w:rPr>
-      </w:pPr>
-      <w:proofErr w:type="spellStart"/>
-      <w:r>
-        <w:rPr>
-          <w:rFonts w:ascii="Times New Roman" w:eastAsia="Times New Roman" w:hAnsi="Times New Roman" w:cs="Times New Roman"/>
-          <w:sz w:val="24"/>
-          <w:szCs w:val="24"/>
-        </w:rPr>
-        <w:t>Herregistrasi</w:t>
-      </w:r>
-      <w:proofErr w:type="spellEnd"/>
-      <w:r>
-        <w:rPr>
-          <w:rFonts w:ascii="Times New Roman" w:eastAsia="Times New Roman" w:hAnsi="Times New Roman" w:cs="Times New Roman"/>
-          <w:sz w:val="24"/>
-          <w:szCs w:val="24"/>
-        </w:rPr>
-        <w:t xml:space="preserve"> dan </w:t>
-      </w:r>
-      <w:proofErr w:type="spellStart"/>
-      <w:r>
-        <w:rPr>
-          <w:rFonts w:ascii="Times New Roman" w:eastAsia="Times New Roman" w:hAnsi="Times New Roman" w:cs="Times New Roman"/>
-          <w:sz w:val="24"/>
-          <w:szCs w:val="24"/>
-        </w:rPr>
-        <w:t>Perwalian</w:t>
-      </w:r>
-      <w:proofErr w:type="spellEnd"/>
-      <w:r>
-        <w:rPr>
-          <w:rFonts w:ascii="Times New Roman" w:eastAsia="Times New Roman" w:hAnsi="Times New Roman" w:cs="Times New Roman"/>
-          <w:sz w:val="24"/>
-          <w:szCs w:val="24"/>
-        </w:rPr>
-        <w:t xml:space="preserve"> Semester </w:t>
-      </w:r>
-      <w:proofErr w:type="spellStart"/>
-      <w:r>
-        <w:rPr>
-          <w:rFonts w:ascii="Times New Roman" w:eastAsia="Times New Roman" w:hAnsi="Times New Roman" w:cs="Times New Roman"/>
-          <w:sz w:val="24"/>
-          <w:szCs w:val="24"/>
-        </w:rPr>
-        <w:t>Ganjil</w:t>
-      </w:r>
-      <w:proofErr w:type="spellEnd"/>
-      <w:r>
-        <w:rPr>
-          <w:rFonts w:ascii="Times New Roman" w:eastAsia="Times New Roman" w:hAnsi="Times New Roman" w:cs="Times New Roman"/>
-          <w:sz w:val="24"/>
-          <w:szCs w:val="24"/>
-        </w:rPr>
-        <w:t xml:space="preserve">: 25 </w:t>
-      </w:r>
-      <w:proofErr w:type="spellStart"/>
-      <w:r>
-        <w:rPr>
-          <w:rFonts w:ascii="Times New Roman" w:eastAsia="Times New Roman" w:hAnsi="Times New Roman" w:cs="Times New Roman"/>
-          <w:sz w:val="24"/>
-          <w:szCs w:val="24"/>
-        </w:rPr>
-        <w:t>Agustus</w:t>
-      </w:r>
-      <w:proofErr w:type="spellEnd"/>
-      <w:r>
-        <w:rPr>
-          <w:rFonts w:ascii="Times New Roman" w:eastAsia="Times New Roman" w:hAnsi="Times New Roman" w:cs="Times New Roman"/>
-          <w:sz w:val="24"/>
-          <w:szCs w:val="24"/>
-        </w:rPr>
-        <w:t xml:space="preserve"> - 06 September 2025</w:t>
-      </w:r>
-    </w:p>
-    <w:p>
-      <w:pPr>
-        <w:pStyle w:val="NormalWeb"/>
-        <w:numPr>
-          <w:ilvl w:val="0"/>
-          <w:numId w:val="9"/>
-        </w:numPr>
-        <w:spacing w:before="0" w:beforeAutospacing="0" w:after="0" w:afterAutospacing="0"/>
-        <w:jc w:val="both"/>
-      </w:pPr>
-      <w:proofErr w:type="spellStart"/>
-      <w:r>
-        <w:t>Herregistrasi</w:t>
-      </w:r>
-      <w:proofErr w:type="spellEnd"/>
-      <w:r>
-        <w:t xml:space="preserve"> dan </w:t>
-      </w:r>
-      <w:proofErr w:type="spellStart"/>
-      <w:r>
-        <w:t>Perwalian</w:t>
-      </w:r>
-      <w:proofErr w:type="spellEnd"/>
-      <w:r>
-        <w:t xml:space="preserve"> Semester </w:t>
-      </w:r>
-      <w:proofErr w:type="spellStart"/>
-      <w:r>
-        <w:t>Ganjil</w:t>
-      </w:r>
-      <w:proofErr w:type="spellEnd"/>
-      <w:r>
-        <w:t>:</w:t>
-      </w:r>
-      <w:r>
-        <w:t xml:space="preserve"> </w:t>
-      </w:r>
-      <w:r>
-        <w:t xml:space="preserve">02-07 </w:t>
-      </w:r>
-      <w:proofErr w:type="spellStart"/>
-      <w:r>
-        <w:t>Februari</w:t>
-      </w:r>
-      <w:proofErr w:type="spellEnd"/>
-      <w:r>
-        <w:t xml:space="preserve"> 2026</w:t>
-      </w:r>
-    </w:p>
-    <w:p>
-      <w:pPr>
-        <w:spacing w:after="0" w:line="240" w:lineRule="auto"/>
-        <w:jc w:val="both"/>
-        <w:rPr>
-          <w:rFonts w:ascii="Times New Roman" w:eastAsia="Times New Roman" w:hAnsi="Times New Roman" w:cs="Times New Roman"/>
-          <w:sz w:val="24"/>
-          <w:szCs w:val="24"/>
-        </w:rPr>
-      </w:pPr>
-    </w:p>
-    <w:p>
-      <w:pPr>
-        <w:spacing w:after="0" w:line="240" w:lineRule="auto"/>
-        <w:jc w:val="both"/>
-      </w:pPr>
     </w:p>
     <w:sectPr>
       <w:pgSz w:w="11906" w:h="16838"/>
@@ -11809,6 +11603,24 @@
     <w:name w:val="Normal"/>
     <w:qFormat/>
   </w:style>
+  <w:style w:type="paragraph" w:styleId="Heading1">
+    <w:name w:val="heading 1"/>
+    <w:basedOn w:val="NormalWeb"/>
+    <w:next w:val="Normal"/>
+    <w:link w:val="Heading1Char"/>
+    <w:uiPriority w:val="9"/>
+    <w:qFormat/>
+    <w:rsid w:val="00C07B0D"/>
+    <w:pPr>
+      <w:spacing w:before="0" w:beforeAutospacing="0" w:after="0" w:afterAutospacing="0"/>
+      <w:jc w:val="center"/>
+      <w:outlineLvl w:val="0"/>
+    </w:pPr>
+    <w:rPr>
+      <w:b/>
+      <w:bCs/>
+    </w:rPr>
+  </w:style>
   <w:style w:type="character" w:default="1" w:styleId="DefaultParagraphFont">
     <w:name w:val="Default Paragraph Font"/>
     <w:uiPriority w:val="1"/>
@@ -11874,6 +11686,20 @@
       <w:ind w:left="720"/>
       <w:contextualSpacing/>
     </w:pPr>
+  </w:style>
+  <w:style w:type="character" w:customStyle="1" w:styleId="Heading1Char">
+    <w:name w:val="Heading 1 Char"/>
+    <w:basedOn w:val="DefaultParagraphFont"/>
+    <w:link w:val="Heading1"/>
+    <w:uiPriority w:val="9"/>
+    <w:rsid w:val="00C07B0D"/>
+    <w:rPr>
+      <w:rFonts w:ascii="Times New Roman" w:eastAsia="Times New Roman" w:hAnsi="Times New Roman" w:cs="Times New Roman"/>
+      <w:b/>
+      <w:bCs/>
+      <w:sz w:val="24"/>
+      <w:szCs w:val="24"/>
+    </w:rPr>
   </w:style>
 </w:styles>
 </file>

--- a/documents/KRS.docx
+++ b/documents/KRS.docx
@@ -4,164 +4,35 @@
   <w:body>
     <w:p>
       <w:pPr>
-        <w:pStyle w:val="Heading1"/>
-      </w:pPr>
-      <w:r>
-        <w:t>PANDUAN PENGISIAN KARTU RENCANA STUDI (KRS)</w:t>
-      </w:r>
-      <w:r>
-        <w:t xml:space="preserve"> / PERWALIAN</w:t>
-      </w:r>
-      <w:r>
-        <w:t xml:space="preserve"> ONLINE UNTUK MAHASISWA</w:t>
-      </w:r>
-    </w:p>
-    <w:p>
-      <w:pPr>
-        <w:pStyle w:val="NormalWeb"/>
-        <w:spacing w:before="0" w:beforeAutospacing="0" w:after="0" w:afterAutospacing="0"/>
+        <w:spacing w:line="240" w:lineRule="auto"/>
+        <w:ind w:left="360"/>
         <w:jc w:val="both"/>
-      </w:pPr>
-    </w:p>
-    <w:p>
-      <w:pPr>
-        <w:pStyle w:val="NormalWeb"/>
-        <w:spacing w:before="0" w:beforeAutospacing="0" w:after="0" w:afterAutospacing="0"/>
-        <w:jc w:val="both"/>
-      </w:pPr>
-      <w:r>
-        <w:rPr>
+        <w:rPr>
+          <w:rFonts w:ascii="Times New Roman" w:hAnsi="Times New Roman" w:cs="Times New Roman"/>
+          <w:sz w:val="24"/>
+          <w:szCs w:val="24"/>
+        </w:rPr>
+      </w:pPr>
+      <w:r>
+        <w:rPr>
+          <w:rFonts w:ascii="Times New Roman" w:eastAsia="Times New Roman" w:hAnsi="Times New Roman" w:cs="Times New Roman"/>
           <w:b/>
           <w:bCs/>
-        </w:rPr>
-        <w:t xml:space="preserve">Panduan </w:t>
-      </w:r>
-      <w:r>
-        <w:rPr>
+          <w:sz w:val="24"/>
+          <w:szCs w:val="24"/>
+        </w:rPr>
+        <w:t>PANDUAN</w:t>
+      </w:r>
+      <w:r>
+        <w:rPr>
+          <w:rFonts w:ascii="Times New Roman" w:hAnsi="Times New Roman" w:cs="Times New Roman"/>
           <w:b/>
           <w:bCs/>
-        </w:rPr>
-        <w:t xml:space="preserve">/ Tata Cara / Cara </w:t>
-      </w:r>
-      <w:proofErr w:type="spellStart"/>
-      <w:r>
-        <w:rPr>
-          <w:b/>
-          <w:bCs/>
-        </w:rPr>
-        <w:t>Pengisian</w:t>
-      </w:r>
-      <w:proofErr w:type="spellEnd"/>
-      <w:r>
-        <w:rPr>
-          <w:b/>
-          <w:bCs/>
-        </w:rPr>
-        <w:t xml:space="preserve"> </w:t>
-      </w:r>
-      <w:proofErr w:type="spellStart"/>
-      <w:r>
-        <w:rPr>
-          <w:b/>
-          <w:bCs/>
-        </w:rPr>
-        <w:t>Kartu</w:t>
-      </w:r>
-      <w:proofErr w:type="spellEnd"/>
-      <w:r>
-        <w:rPr>
-          <w:b/>
-          <w:bCs/>
-        </w:rPr>
-        <w:t xml:space="preserve"> </w:t>
-      </w:r>
-      <w:proofErr w:type="spellStart"/>
-      <w:r>
-        <w:rPr>
-          <w:b/>
-          <w:bCs/>
-        </w:rPr>
-        <w:t>Rencana</w:t>
-      </w:r>
-      <w:proofErr w:type="spellEnd"/>
-      <w:r>
-        <w:rPr>
-          <w:b/>
-          <w:bCs/>
-        </w:rPr>
-        <w:t xml:space="preserve"> </w:t>
-      </w:r>
-      <w:proofErr w:type="spellStart"/>
-      <w:r>
-        <w:rPr>
-          <w:b/>
-          <w:bCs/>
-        </w:rPr>
-        <w:t>Studi</w:t>
-      </w:r>
-      <w:proofErr w:type="spellEnd"/>
-      <w:r>
-        <w:rPr>
-          <w:b/>
-          <w:bCs/>
-        </w:rPr>
-        <w:t xml:space="preserve"> (KRS)</w:t>
-      </w:r>
-      <w:r>
-        <w:rPr>
-          <w:b/>
-          <w:bCs/>
-        </w:rPr>
-        <w:t xml:space="preserve"> / </w:t>
-      </w:r>
-      <w:proofErr w:type="spellStart"/>
-      <w:r>
-        <w:rPr>
-          <w:b/>
-          <w:bCs/>
-        </w:rPr>
-        <w:t>P</w:t>
-      </w:r>
-      <w:r>
-        <w:rPr>
-          <w:b/>
-          <w:bCs/>
-        </w:rPr>
-        <w:t>erwalian</w:t>
-      </w:r>
-      <w:proofErr w:type="spellEnd"/>
-      <w:r>
-        <w:rPr>
-          <w:b/>
-          <w:bCs/>
-        </w:rPr>
-        <w:t xml:space="preserve"> Online </w:t>
-      </w:r>
-      <w:proofErr w:type="spellStart"/>
-      <w:r>
-        <w:rPr>
-          <w:b/>
-          <w:bCs/>
-        </w:rPr>
-        <w:t>untuk</w:t>
-      </w:r>
-      <w:proofErr w:type="spellEnd"/>
-      <w:r>
-        <w:rPr>
-          <w:b/>
-          <w:bCs/>
-        </w:rPr>
-        <w:t xml:space="preserve"> </w:t>
-      </w:r>
-      <w:proofErr w:type="spellStart"/>
-      <w:r>
-        <w:rPr>
-          <w:b/>
-          <w:bCs/>
-        </w:rPr>
-        <w:t>Mahasiswa</w:t>
-      </w:r>
-      <w:proofErr w:type="spellEnd"/>
+          <w:sz w:val="24"/>
+          <w:szCs w:val="24"/>
+        </w:rPr>
+        <w:t>/TATA CARA/CARA PENGISIAN KARTU RENCANA STUDI (KRS)/PERWALIAN ONLINE UNTUK MAHASISWA</w:t>
+      </w:r>
     </w:p>
     <w:p>
       <w:pPr>
@@ -531,6 +402,127 @@
       <w:r>
         <w:t xml:space="preserve"> Login. </w:t>
       </w:r>
+      <w:r>
+        <w:t>(</w:t>
+      </w:r>
+      <w:proofErr w:type="spellStart"/>
+      <w:r>
+        <w:t>Keterangan</w:t>
+      </w:r>
+      <w:proofErr w:type="spellEnd"/>
+      <w:r>
+        <w:t xml:space="preserve">: 2001 = </w:t>
+      </w:r>
+      <w:proofErr w:type="spellStart"/>
+      <w:r>
+        <w:t>Tahun</w:t>
+      </w:r>
+      <w:proofErr w:type="spellEnd"/>
+      <w:r>
+        <w:t xml:space="preserve"> </w:t>
+      </w:r>
+      <w:proofErr w:type="spellStart"/>
+      <w:r>
+        <w:t>lahir</w:t>
+      </w:r>
+      <w:proofErr w:type="spellEnd"/>
+      <w:r>
+        <w:t xml:space="preserve">, 05 = </w:t>
+      </w:r>
+      <w:proofErr w:type="spellStart"/>
+      <w:r>
+        <w:t>Bulan</w:t>
+      </w:r>
+      <w:proofErr w:type="spellEnd"/>
+      <w:r>
+        <w:t xml:space="preserve"> Lahir, 12 = </w:t>
+      </w:r>
+      <w:proofErr w:type="spellStart"/>
+      <w:r>
+        <w:t>Tanggal</w:t>
+      </w:r>
+      <w:proofErr w:type="spellEnd"/>
+      <w:r>
+        <w:t xml:space="preserve"> </w:t>
+      </w:r>
+      <w:proofErr w:type="gramStart"/>
+      <w:r>
+        <w:t xml:space="preserve">Lahir </w:t>
+      </w:r>
+      <w:r>
+        <w:t>)</w:t>
+      </w:r>
+      <w:proofErr w:type="gramEnd"/>
+    </w:p>
+    <w:p>
+      <w:pPr>
+        <w:pStyle w:val="NormalWeb"/>
+        <w:numPr>
+          <w:ilvl w:val="0"/>
+          <w:numId w:val="1"/>
+        </w:numPr>
+        <w:spacing w:before="0" w:beforeAutospacing="0" w:after="0" w:afterAutospacing="0"/>
+        <w:jc w:val="both"/>
+      </w:pPr>
+      <w:r>
+        <w:t xml:space="preserve">Setelah Anda </w:t>
+      </w:r>
+      <w:proofErr w:type="spellStart"/>
+      <w:r>
+        <w:t>berhasil</w:t>
+      </w:r>
+      <w:proofErr w:type="spellEnd"/>
+      <w:r>
+        <w:t xml:space="preserve"> Login, </w:t>
+      </w:r>
+      <w:proofErr w:type="spellStart"/>
+      <w:r>
+        <w:t>maka</w:t>
+      </w:r>
+      <w:proofErr w:type="spellEnd"/>
+      <w:r>
+        <w:t xml:space="preserve"> </w:t>
+      </w:r>
+      <w:proofErr w:type="spellStart"/>
+      <w:r>
+        <w:t>sistem</w:t>
+      </w:r>
+      <w:proofErr w:type="spellEnd"/>
+      <w:r>
+        <w:t xml:space="preserve"> </w:t>
+      </w:r>
+      <w:proofErr w:type="spellStart"/>
+      <w:r>
+        <w:t>akan</w:t>
+      </w:r>
+      <w:proofErr w:type="spellEnd"/>
+      <w:r>
+        <w:t xml:space="preserve"> </w:t>
+      </w:r>
+      <w:proofErr w:type="spellStart"/>
+      <w:r>
+        <w:t>menampilkan</w:t>
+      </w:r>
+      <w:proofErr w:type="spellEnd"/>
+      <w:r>
+        <w:t xml:space="preserve"> </w:t>
+      </w:r>
+      <w:proofErr w:type="spellStart"/>
+      <w:r>
+        <w:t>halaman</w:t>
+      </w:r>
+      <w:proofErr w:type="spellEnd"/>
+      <w:r>
+        <w:t xml:space="preserve"> </w:t>
+      </w:r>
+      <w:proofErr w:type="spellStart"/>
+      <w:r>
+        <w:t>utama</w:t>
+      </w:r>
+      <w:proofErr w:type="spellEnd"/>
+      <w:r>
+        <w:t xml:space="preserve">. </w:t>
+      </w:r>
     </w:p>
     <w:p>
       <w:pPr>
@@ -542,45 +534,174 @@
         <w:spacing w:before="0" w:beforeAutospacing="0" w:after="0" w:afterAutospacing="0"/>
         <w:jc w:val="both"/>
       </w:pPr>
-      <w:proofErr w:type="spellStart"/>
-      <w:r>
-        <w:t>Keterangan</w:t>
-      </w:r>
-      <w:proofErr w:type="spellEnd"/>
-      <w:r>
-        <w:t xml:space="preserve">: 2001 = </w:t>
-      </w:r>
-      <w:proofErr w:type="spellStart"/>
-      <w:r>
-        <w:t>Tahun</w:t>
-      </w:r>
-      <w:proofErr w:type="spellEnd"/>
-      <w:r>
-        <w:t xml:space="preserve"> </w:t>
-      </w:r>
-      <w:proofErr w:type="spellStart"/>
-      <w:r>
-        <w:t>lahir</w:t>
-      </w:r>
-      <w:proofErr w:type="spellEnd"/>
-      <w:r>
-        <w:t xml:space="preserve">, 05 = </w:t>
-      </w:r>
-      <w:proofErr w:type="spellStart"/>
-      <w:r>
-        <w:t>Bulan</w:t>
-      </w:r>
-      <w:proofErr w:type="spellEnd"/>
-      <w:r>
-        <w:t xml:space="preserve"> Lahir, 12 = </w:t>
-      </w:r>
-      <w:proofErr w:type="spellStart"/>
-      <w:r>
-        <w:t>Tanggal</w:t>
-      </w:r>
-      <w:proofErr w:type="spellEnd"/>
-      <w:r>
-        <w:t xml:space="preserve"> Lahir </w:t>
+      <w:r>
+        <w:t xml:space="preserve">Jika, </w:t>
+      </w:r>
+      <w:proofErr w:type="spellStart"/>
+      <w:r>
+        <w:t>pembayaran</w:t>
+      </w:r>
+      <w:proofErr w:type="spellEnd"/>
+      <w:r>
+        <w:t xml:space="preserve"> </w:t>
+      </w:r>
+      <w:proofErr w:type="spellStart"/>
+      <w:r>
+        <w:t>telah</w:t>
+      </w:r>
+      <w:proofErr w:type="spellEnd"/>
+      <w:r>
+        <w:t xml:space="preserve"> </w:t>
+      </w:r>
+      <w:proofErr w:type="spellStart"/>
+      <w:r>
+        <w:t>terkonfirmasi</w:t>
+      </w:r>
+      <w:proofErr w:type="spellEnd"/>
+      <w:r>
+        <w:t xml:space="preserve">, </w:t>
+      </w:r>
+      <w:proofErr w:type="spellStart"/>
+      <w:r>
+        <w:t>maka</w:t>
+      </w:r>
+      <w:proofErr w:type="spellEnd"/>
+      <w:r>
+        <w:t xml:space="preserve"> </w:t>
+      </w:r>
+      <w:proofErr w:type="spellStart"/>
+      <w:r>
+        <w:t>pilih</w:t>
+      </w:r>
+      <w:proofErr w:type="spellEnd"/>
+      <w:r>
+        <w:t xml:space="preserve"> menu </w:t>
+      </w:r>
+      <w:proofErr w:type="spellStart"/>
+      <w:r>
+        <w:t>Perkuliahan</w:t>
+      </w:r>
+      <w:proofErr w:type="spellEnd"/>
+      <w:r>
+        <w:t xml:space="preserve">, </w:t>
+      </w:r>
+      <w:proofErr w:type="spellStart"/>
+      <w:r>
+        <w:t>kemudian</w:t>
+      </w:r>
+      <w:proofErr w:type="spellEnd"/>
+      <w:r>
+        <w:t xml:space="preserve"> </w:t>
+      </w:r>
+      <w:proofErr w:type="spellStart"/>
+      <w:r>
+        <w:t>pilih</w:t>
+      </w:r>
+      <w:proofErr w:type="spellEnd"/>
+      <w:r>
+        <w:t xml:space="preserve"> </w:t>
+      </w:r>
+      <w:proofErr w:type="spellStart"/>
+      <w:r>
+        <w:t>Kartu</w:t>
+      </w:r>
+      <w:proofErr w:type="spellEnd"/>
+      <w:r>
+        <w:t xml:space="preserve"> </w:t>
+      </w:r>
+      <w:proofErr w:type="spellStart"/>
+      <w:r>
+        <w:t>Rencana</w:t>
+      </w:r>
+      <w:proofErr w:type="spellEnd"/>
+      <w:r>
+        <w:t xml:space="preserve"> </w:t>
+      </w:r>
+      <w:proofErr w:type="spellStart"/>
+      <w:r>
+        <w:t>Studi</w:t>
+      </w:r>
+      <w:proofErr w:type="spellEnd"/>
+      <w:r>
+        <w:t xml:space="preserve"> Online. </w:t>
+      </w:r>
+    </w:p>
+    <w:p>
+      <w:pPr>
+        <w:pStyle w:val="NormalWeb"/>
+        <w:numPr>
+          <w:ilvl w:val="0"/>
+          <w:numId w:val="3"/>
+        </w:numPr>
+        <w:spacing w:before="0" w:beforeAutospacing="0" w:after="0" w:afterAutospacing="0"/>
+        <w:jc w:val="both"/>
+      </w:pPr>
+      <w:r>
+        <w:t xml:space="preserve">Jika, </w:t>
+      </w:r>
+      <w:proofErr w:type="spellStart"/>
+      <w:r>
+        <w:t>pembayaran</w:t>
+      </w:r>
+      <w:proofErr w:type="spellEnd"/>
+      <w:r>
+        <w:t xml:space="preserve"> </w:t>
+      </w:r>
+      <w:proofErr w:type="spellStart"/>
+      <w:r>
+        <w:t>belum</w:t>
+      </w:r>
+      <w:proofErr w:type="spellEnd"/>
+      <w:r>
+        <w:t xml:space="preserve"> </w:t>
+      </w:r>
+      <w:proofErr w:type="spellStart"/>
+      <w:r>
+        <w:t>terkonfirmasi</w:t>
+      </w:r>
+      <w:proofErr w:type="spellEnd"/>
+      <w:r>
+        <w:t xml:space="preserve">, </w:t>
+      </w:r>
+      <w:proofErr w:type="spellStart"/>
+      <w:r>
+        <w:t>maka</w:t>
+      </w:r>
+      <w:proofErr w:type="spellEnd"/>
+      <w:r>
+        <w:t xml:space="preserve"> Anda </w:t>
+      </w:r>
+      <w:proofErr w:type="spellStart"/>
+      <w:r>
+        <w:t>wajib</w:t>
+      </w:r>
+      <w:proofErr w:type="spellEnd"/>
+      <w:r>
+        <w:t xml:space="preserve"> </w:t>
+      </w:r>
+      <w:proofErr w:type="spellStart"/>
+      <w:r>
+        <w:t>menghubungi</w:t>
+      </w:r>
+      <w:proofErr w:type="spellEnd"/>
+      <w:r>
+        <w:t xml:space="preserve"> Bagian </w:t>
+      </w:r>
+      <w:proofErr w:type="spellStart"/>
+      <w:r>
+        <w:t>Keuangan</w:t>
+      </w:r>
+      <w:proofErr w:type="spellEnd"/>
+      <w:r>
+        <w:t xml:space="preserve"> di </w:t>
+      </w:r>
+      <w:proofErr w:type="spellStart"/>
+      <w:r>
+        <w:t>kantor</w:t>
+      </w:r>
+      <w:proofErr w:type="spellEnd"/>
+      <w:r>
+        <w:t xml:space="preserve"> Tata Usaha. </w:t>
       </w:r>
     </w:p>
     <w:p>
@@ -594,43 +715,11 @@
         <w:jc w:val="both"/>
       </w:pPr>
       <w:r>
-        <w:t xml:space="preserve">Setelah Anda </w:t>
-      </w:r>
-      <w:proofErr w:type="spellStart"/>
-      <w:r>
-        <w:t>berhasil</w:t>
-      </w:r>
-      <w:proofErr w:type="spellEnd"/>
-      <w:r>
-        <w:t xml:space="preserve"> Login, </w:t>
-      </w:r>
-      <w:proofErr w:type="spellStart"/>
-      <w:r>
-        <w:t>maka</w:t>
-      </w:r>
-      <w:proofErr w:type="spellEnd"/>
-      <w:r>
-        <w:t xml:space="preserve"> </w:t>
-      </w:r>
-      <w:proofErr w:type="spellStart"/>
-      <w:r>
-        <w:t>sistem</w:t>
-      </w:r>
-      <w:proofErr w:type="spellEnd"/>
-      <w:r>
-        <w:t xml:space="preserve"> </w:t>
-      </w:r>
-      <w:proofErr w:type="spellStart"/>
-      <w:r>
-        <w:t>akan</w:t>
-      </w:r>
-      <w:proofErr w:type="spellEnd"/>
-      <w:r>
-        <w:t xml:space="preserve"> </w:t>
-      </w:r>
-      <w:proofErr w:type="spellStart"/>
-      <w:r>
-        <w:t>menampilkan</w:t>
+        <w:t xml:space="preserve">Setelah </w:t>
+      </w:r>
+      <w:proofErr w:type="spellStart"/>
+      <w:r>
+        <w:t>masuk</w:t>
       </w:r>
       <w:proofErr w:type="spellEnd"/>
       <w:r>
@@ -646,191 +735,59 @@
       </w:r>
       <w:proofErr w:type="spellStart"/>
       <w:r>
-        <w:t>utama</w:t>
+        <w:t>Kartu</w:t>
+      </w:r>
+      <w:proofErr w:type="spellEnd"/>
+      <w:r>
+        <w:t xml:space="preserve"> </w:t>
+      </w:r>
+      <w:proofErr w:type="spellStart"/>
+      <w:r>
+        <w:t>Rencana</w:t>
+      </w:r>
+      <w:proofErr w:type="spellEnd"/>
+      <w:r>
+        <w:t xml:space="preserve"> </w:t>
+      </w:r>
+      <w:proofErr w:type="spellStart"/>
+      <w:r>
+        <w:t>Studi</w:t>
+      </w:r>
+      <w:proofErr w:type="spellEnd"/>
+      <w:r>
+        <w:t xml:space="preserve"> Online </w:t>
+      </w:r>
+      <w:proofErr w:type="spellStart"/>
+      <w:r>
+        <w:t>silahkan</w:t>
+      </w:r>
+      <w:proofErr w:type="spellEnd"/>
+      <w:r>
+        <w:t xml:space="preserve"> </w:t>
+      </w:r>
+      <w:proofErr w:type="spellStart"/>
+      <w:r>
+        <w:t>tekan</w:t>
+      </w:r>
+      <w:proofErr w:type="spellEnd"/>
+      <w:r>
+        <w:t xml:space="preserve"> </w:t>
+      </w:r>
+      <w:proofErr w:type="spellStart"/>
+      <w:r>
+        <w:t>tombol</w:t>
+      </w:r>
+      <w:proofErr w:type="spellEnd"/>
+      <w:r>
+        <w:t xml:space="preserve"> </w:t>
+      </w:r>
+      <w:proofErr w:type="spellStart"/>
+      <w:r>
+        <w:t>Tambah</w:t>
       </w:r>
       <w:proofErr w:type="spellEnd"/>
       <w:r>
         <w:t xml:space="preserve">. </w:t>
-      </w:r>
-    </w:p>
-    <w:p>
-      <w:pPr>
-        <w:pStyle w:val="NormalWeb"/>
-        <w:numPr>
-          <w:ilvl w:val="0"/>
-          <w:numId w:val="3"/>
-        </w:numPr>
-        <w:spacing w:before="0" w:beforeAutospacing="0" w:after="0" w:afterAutospacing="0"/>
-        <w:jc w:val="both"/>
-      </w:pPr>
-      <w:r>
-        <w:t xml:space="preserve">4a. Jika, </w:t>
-      </w:r>
-      <w:proofErr w:type="spellStart"/>
-      <w:r>
-        <w:t>pembayaran</w:t>
-      </w:r>
-      <w:proofErr w:type="spellEnd"/>
-      <w:r>
-        <w:t xml:space="preserve"> </w:t>
-      </w:r>
-      <w:proofErr w:type="spellStart"/>
-      <w:r>
-        <w:t>telah</w:t>
-      </w:r>
-      <w:proofErr w:type="spellEnd"/>
-      <w:r>
-        <w:t xml:space="preserve"> </w:t>
-      </w:r>
-      <w:proofErr w:type="spellStart"/>
-      <w:r>
-        <w:t>terkonfirmasi</w:t>
-      </w:r>
-      <w:proofErr w:type="spellEnd"/>
-      <w:r>
-        <w:t xml:space="preserve">, </w:t>
-      </w:r>
-      <w:proofErr w:type="spellStart"/>
-      <w:r>
-        <w:t>maka</w:t>
-      </w:r>
-      <w:proofErr w:type="spellEnd"/>
-      <w:r>
-        <w:t xml:space="preserve"> </w:t>
-      </w:r>
-      <w:proofErr w:type="spellStart"/>
-      <w:r>
-        <w:t>pilih</w:t>
-      </w:r>
-      <w:proofErr w:type="spellEnd"/>
-      <w:r>
-        <w:t xml:space="preserve"> menu </w:t>
-      </w:r>
-      <w:proofErr w:type="spellStart"/>
-      <w:r>
-        <w:t>Perkuliahan</w:t>
-      </w:r>
-      <w:proofErr w:type="spellEnd"/>
-      <w:r>
-        <w:t xml:space="preserve">, </w:t>
-      </w:r>
-      <w:proofErr w:type="spellStart"/>
-      <w:r>
-        <w:t>kemudian</w:t>
-      </w:r>
-      <w:proofErr w:type="spellEnd"/>
-      <w:r>
-        <w:t xml:space="preserve"> </w:t>
-      </w:r>
-      <w:proofErr w:type="spellStart"/>
-      <w:r>
-        <w:t>pilih</w:t>
-      </w:r>
-      <w:proofErr w:type="spellEnd"/>
-      <w:r>
-        <w:t xml:space="preserve"> </w:t>
-      </w:r>
-      <w:proofErr w:type="spellStart"/>
-      <w:r>
-        <w:t>Kartu</w:t>
-      </w:r>
-      <w:proofErr w:type="spellEnd"/>
-      <w:r>
-        <w:t xml:space="preserve"> </w:t>
-      </w:r>
-      <w:proofErr w:type="spellStart"/>
-      <w:r>
-        <w:t>Rencana</w:t>
-      </w:r>
-      <w:proofErr w:type="spellEnd"/>
-      <w:r>
-        <w:t xml:space="preserve"> </w:t>
-      </w:r>
-      <w:proofErr w:type="spellStart"/>
-      <w:r>
-        <w:t>Studi</w:t>
-      </w:r>
-      <w:proofErr w:type="spellEnd"/>
-      <w:r>
-        <w:t xml:space="preserve"> Online. </w:t>
-      </w:r>
-    </w:p>
-    <w:p>
-      <w:pPr>
-        <w:pStyle w:val="NormalWeb"/>
-        <w:numPr>
-          <w:ilvl w:val="0"/>
-          <w:numId w:val="3"/>
-        </w:numPr>
-        <w:spacing w:before="0" w:beforeAutospacing="0" w:after="0" w:afterAutospacing="0"/>
-        <w:jc w:val="both"/>
-      </w:pPr>
-      <w:r>
-        <w:t xml:space="preserve">4b. Jika, </w:t>
-      </w:r>
-      <w:proofErr w:type="spellStart"/>
-      <w:r>
-        <w:t>pembayaran</w:t>
-      </w:r>
-      <w:proofErr w:type="spellEnd"/>
-      <w:r>
-        <w:t xml:space="preserve"> </w:t>
-      </w:r>
-      <w:proofErr w:type="spellStart"/>
-      <w:r>
-        <w:t>belum</w:t>
-      </w:r>
-      <w:proofErr w:type="spellEnd"/>
-      <w:r>
-        <w:t xml:space="preserve"> </w:t>
-      </w:r>
-      <w:proofErr w:type="spellStart"/>
-      <w:r>
-        <w:t>terkonfirmasi</w:t>
-      </w:r>
-      <w:proofErr w:type="spellEnd"/>
-      <w:r>
-        <w:t xml:space="preserve">, </w:t>
-      </w:r>
-      <w:proofErr w:type="spellStart"/>
-      <w:r>
-        <w:t>maka</w:t>
-      </w:r>
-      <w:proofErr w:type="spellEnd"/>
-      <w:r>
-        <w:t xml:space="preserve"> Anda </w:t>
-      </w:r>
-      <w:proofErr w:type="spellStart"/>
-      <w:r>
-        <w:t>wajib</w:t>
-      </w:r>
-      <w:proofErr w:type="spellEnd"/>
-      <w:r>
-        <w:t xml:space="preserve"> </w:t>
-      </w:r>
-      <w:proofErr w:type="spellStart"/>
-      <w:r>
-        <w:t>menghubungi</w:t>
-      </w:r>
-      <w:proofErr w:type="spellEnd"/>
-      <w:r>
-        <w:t xml:space="preserve"> Bagian </w:t>
-      </w:r>
-      <w:proofErr w:type="spellStart"/>
-      <w:r>
-        <w:t>Keuangan</w:t>
-      </w:r>
-      <w:proofErr w:type="spellEnd"/>
-      <w:r>
-        <w:t xml:space="preserve"> di </w:t>
-      </w:r>
-      <w:proofErr w:type="spellStart"/>
-      <w:r>
-        <w:t>kantor</w:t>
-      </w:r>
-      <w:proofErr w:type="spellEnd"/>
-      <w:r>
-        <w:t xml:space="preserve"> Tata Usaha. </w:t>
       </w:r>
     </w:p>
     <w:p>
@@ -843,80 +800,133 @@
         <w:spacing w:before="0" w:beforeAutospacing="0" w:after="0" w:afterAutospacing="0"/>
         <w:jc w:val="both"/>
       </w:pPr>
-      <w:r>
-        <w:t xml:space="preserve">Setelah </w:t>
-      </w:r>
-      <w:proofErr w:type="spellStart"/>
-      <w:r>
-        <w:t>masuk</w:t>
-      </w:r>
-      <w:proofErr w:type="spellEnd"/>
-      <w:r>
-        <w:t xml:space="preserve"> </w:t>
-      </w:r>
-      <w:proofErr w:type="spellStart"/>
-      <w:r>
-        <w:t>halaman</w:t>
-      </w:r>
-      <w:proofErr w:type="spellEnd"/>
-      <w:r>
-        <w:t xml:space="preserve"> </w:t>
-      </w:r>
-      <w:proofErr w:type="spellStart"/>
-      <w:r>
-        <w:t>Kartu</w:t>
-      </w:r>
-      <w:proofErr w:type="spellEnd"/>
-      <w:r>
-        <w:t xml:space="preserve"> </w:t>
-      </w:r>
-      <w:proofErr w:type="spellStart"/>
-      <w:r>
-        <w:t>Rencana</w:t>
-      </w:r>
-      <w:proofErr w:type="spellEnd"/>
-      <w:r>
-        <w:t xml:space="preserve"> </w:t>
-      </w:r>
-      <w:proofErr w:type="spellStart"/>
-      <w:r>
-        <w:t>Studi</w:t>
-      </w:r>
-      <w:proofErr w:type="spellEnd"/>
-      <w:r>
-        <w:t xml:space="preserve"> Online </w:t>
-      </w:r>
-      <w:proofErr w:type="spellStart"/>
-      <w:r>
-        <w:t>silahkan</w:t>
-      </w:r>
-      <w:proofErr w:type="spellEnd"/>
-      <w:r>
-        <w:t xml:space="preserve"> </w:t>
-      </w:r>
-      <w:proofErr w:type="spellStart"/>
-      <w:r>
-        <w:t>tekan</w:t>
-      </w:r>
-      <w:proofErr w:type="spellEnd"/>
-      <w:r>
-        <w:t xml:space="preserve"> </w:t>
-      </w:r>
-      <w:proofErr w:type="spellStart"/>
-      <w:r>
-        <w:t>tombol</w:t>
-      </w:r>
-      <w:proofErr w:type="spellEnd"/>
-      <w:r>
-        <w:t xml:space="preserve"> </w:t>
-      </w:r>
-      <w:proofErr w:type="spellStart"/>
-      <w:r>
-        <w:t>Tambah</w:t>
-      </w:r>
-      <w:proofErr w:type="spellEnd"/>
-      <w:r>
-        <w:t xml:space="preserve">. </w:t>
+      <w:proofErr w:type="spellStart"/>
+      <w:r>
+        <w:t>Silahkan</w:t>
+      </w:r>
+      <w:proofErr w:type="spellEnd"/>
+      <w:r>
+        <w:t xml:space="preserve"> </w:t>
+      </w:r>
+      <w:proofErr w:type="spellStart"/>
+      <w:r>
+        <w:t>Pilih</w:t>
+      </w:r>
+      <w:proofErr w:type="spellEnd"/>
+      <w:r>
+        <w:t xml:space="preserve"> (</w:t>
+      </w:r>
+      <w:proofErr w:type="spellStart"/>
+      <w:r>
+        <w:t>Centang</w:t>
+      </w:r>
+      <w:proofErr w:type="spellEnd"/>
+      <w:r>
+        <w:t xml:space="preserve">) Mata </w:t>
+      </w:r>
+      <w:proofErr w:type="spellStart"/>
+      <w:r>
+        <w:t>Kuliah</w:t>
+      </w:r>
+      <w:proofErr w:type="spellEnd"/>
+      <w:r>
+        <w:t xml:space="preserve"> </w:t>
+      </w:r>
+      <w:proofErr w:type="spellStart"/>
+      <w:r>
+        <w:t>sesuai</w:t>
+      </w:r>
+      <w:proofErr w:type="spellEnd"/>
+      <w:r>
+        <w:t xml:space="preserve"> </w:t>
+      </w:r>
+      <w:proofErr w:type="spellStart"/>
+      <w:r>
+        <w:t>dengan</w:t>
+      </w:r>
+      <w:proofErr w:type="spellEnd"/>
+      <w:r>
+        <w:t xml:space="preserve"> </w:t>
+      </w:r>
+      <w:proofErr w:type="spellStart"/>
+      <w:r>
+        <w:t>kelas</w:t>
+      </w:r>
+      <w:proofErr w:type="spellEnd"/>
+      <w:r>
+        <w:t xml:space="preserve"> dan </w:t>
+      </w:r>
+      <w:proofErr w:type="spellStart"/>
+      <w:r>
+        <w:t>mata</w:t>
+      </w:r>
+      <w:proofErr w:type="spellEnd"/>
+      <w:r>
+        <w:t xml:space="preserve"> </w:t>
+      </w:r>
+      <w:proofErr w:type="spellStart"/>
+      <w:r>
+        <w:t>kuliah</w:t>
+      </w:r>
+      <w:proofErr w:type="spellEnd"/>
+      <w:r>
+        <w:t xml:space="preserve"> yang </w:t>
+      </w:r>
+      <w:proofErr w:type="spellStart"/>
+      <w:r>
+        <w:t>akan</w:t>
+      </w:r>
+      <w:proofErr w:type="spellEnd"/>
+      <w:r>
+        <w:t xml:space="preserve"> </w:t>
+      </w:r>
+      <w:proofErr w:type="spellStart"/>
+      <w:r>
+        <w:t>diambil</w:t>
+      </w:r>
+      <w:proofErr w:type="spellEnd"/>
+      <w:r>
+        <w:t xml:space="preserve"> pada semester yang </w:t>
+      </w:r>
+      <w:proofErr w:type="spellStart"/>
+      <w:r>
+        <w:t>akan</w:t>
+      </w:r>
+      <w:proofErr w:type="spellEnd"/>
+      <w:r>
+        <w:t xml:space="preserve"> </w:t>
+      </w:r>
+      <w:proofErr w:type="spellStart"/>
+      <w:r>
+        <w:t>berlangsung</w:t>
+      </w:r>
+      <w:proofErr w:type="spellEnd"/>
+      <w:r>
+        <w:t xml:space="preserve">, </w:t>
+      </w:r>
+      <w:proofErr w:type="spellStart"/>
+      <w:r>
+        <w:t>lalu</w:t>
+      </w:r>
+      <w:proofErr w:type="spellEnd"/>
+      <w:r>
+        <w:t xml:space="preserve"> </w:t>
+      </w:r>
+      <w:proofErr w:type="spellStart"/>
+      <w:r>
+        <w:t>Klik</w:t>
+      </w:r>
+      <w:proofErr w:type="spellEnd"/>
+      <w:r>
+        <w:t xml:space="preserve"> </w:t>
+      </w:r>
+      <w:proofErr w:type="spellStart"/>
+      <w:r>
+        <w:t>Simpan</w:t>
+      </w:r>
+      <w:proofErr w:type="spellEnd"/>
+      <w:r>
+        <w:t xml:space="preserve"> </w:t>
       </w:r>
     </w:p>
     <w:p>
@@ -929,129 +939,76 @@
         <w:spacing w:before="0" w:beforeAutospacing="0" w:after="0" w:afterAutospacing="0"/>
         <w:jc w:val="both"/>
       </w:pPr>
-      <w:proofErr w:type="spellStart"/>
-      <w:r>
-        <w:t>Silahkan</w:t>
-      </w:r>
-      <w:proofErr w:type="spellEnd"/>
-      <w:r>
-        <w:t xml:space="preserve"> </w:t>
+      <w:r>
+        <w:t xml:space="preserve">Setelah </w:t>
+      </w:r>
+      <w:proofErr w:type="spellStart"/>
+      <w:r>
+        <w:t>Klik</w:t>
+      </w:r>
+      <w:proofErr w:type="spellEnd"/>
+      <w:r>
+        <w:t xml:space="preserve"> </w:t>
+      </w:r>
+      <w:proofErr w:type="spellStart"/>
+      <w:r>
+        <w:t>Simpan</w:t>
+      </w:r>
+      <w:proofErr w:type="spellEnd"/>
+      <w:r>
+        <w:t xml:space="preserve">, </w:t>
+      </w:r>
+      <w:proofErr w:type="spellStart"/>
+      <w:r>
+        <w:t>kemudian</w:t>
+      </w:r>
+      <w:proofErr w:type="spellEnd"/>
+      <w:r>
+        <w:t xml:space="preserve"> </w:t>
+      </w:r>
+      <w:proofErr w:type="spellStart"/>
+      <w:r>
+        <w:t>sistem</w:t>
+      </w:r>
+      <w:proofErr w:type="spellEnd"/>
+      <w:r>
+        <w:t xml:space="preserve"> </w:t>
+      </w:r>
+      <w:proofErr w:type="spellStart"/>
+      <w:r>
+        <w:t>akan</w:t>
+      </w:r>
+      <w:proofErr w:type="spellEnd"/>
+      <w:r>
+        <w:t xml:space="preserve"> </w:t>
+      </w:r>
+      <w:proofErr w:type="spellStart"/>
+      <w:r>
+        <w:t>menampilkan</w:t>
+      </w:r>
+      <w:proofErr w:type="spellEnd"/>
+      <w:r>
+        <w:t xml:space="preserve"> Mata </w:t>
+      </w:r>
+      <w:proofErr w:type="spellStart"/>
+      <w:r>
+        <w:t>Kuliah</w:t>
+      </w:r>
+      <w:proofErr w:type="spellEnd"/>
+      <w:r>
+        <w:t xml:space="preserve"> yang </w:t>
+      </w:r>
+      <w:proofErr w:type="spellStart"/>
+      <w:r>
+        <w:t>telah</w:t>
+      </w:r>
+      <w:proofErr w:type="spellEnd"/>
+      <w:r>
+        <w:t xml:space="preserve"> Anda </w:t>
       </w:r>
       <w:proofErr w:type="spellStart"/>
       <w:r>
         <w:t>Pilih</w:t>
-      </w:r>
-      <w:proofErr w:type="spellEnd"/>
-      <w:r>
-        <w:t xml:space="preserve"> (</w:t>
-      </w:r>
-      <w:proofErr w:type="spellStart"/>
-      <w:r>
-        <w:t>Centang</w:t>
-      </w:r>
-      <w:proofErr w:type="spellEnd"/>
-      <w:r>
-        <w:t xml:space="preserve">) Mata </w:t>
-      </w:r>
-      <w:proofErr w:type="spellStart"/>
-      <w:r>
-        <w:t>Kuliah</w:t>
-      </w:r>
-      <w:proofErr w:type="spellEnd"/>
-      <w:r>
-        <w:t xml:space="preserve"> </w:t>
-      </w:r>
-      <w:proofErr w:type="spellStart"/>
-      <w:r>
-        <w:t>sesuai</w:t>
-      </w:r>
-      <w:proofErr w:type="spellEnd"/>
-      <w:r>
-        <w:t xml:space="preserve"> </w:t>
-      </w:r>
-      <w:proofErr w:type="spellStart"/>
-      <w:r>
-        <w:t>dengan</w:t>
-      </w:r>
-      <w:proofErr w:type="spellEnd"/>
-      <w:r>
-        <w:t xml:space="preserve"> </w:t>
-      </w:r>
-      <w:proofErr w:type="spellStart"/>
-      <w:r>
-        <w:t>kelas</w:t>
-      </w:r>
-      <w:proofErr w:type="spellEnd"/>
-      <w:r>
-        <w:t xml:space="preserve"> dan </w:t>
-      </w:r>
-      <w:proofErr w:type="spellStart"/>
-      <w:r>
-        <w:t>mata</w:t>
-      </w:r>
-      <w:proofErr w:type="spellEnd"/>
-      <w:r>
-        <w:t xml:space="preserve"> </w:t>
-      </w:r>
-      <w:proofErr w:type="spellStart"/>
-      <w:r>
-        <w:t>kuliah</w:t>
-      </w:r>
-      <w:proofErr w:type="spellEnd"/>
-      <w:r>
-        <w:t xml:space="preserve"> yang </w:t>
-      </w:r>
-      <w:proofErr w:type="spellStart"/>
-      <w:r>
-        <w:t>akan</w:t>
-      </w:r>
-      <w:proofErr w:type="spellEnd"/>
-      <w:r>
-        <w:t xml:space="preserve"> </w:t>
-      </w:r>
-      <w:proofErr w:type="spellStart"/>
-      <w:r>
-        <w:t>diambil</w:t>
-      </w:r>
-      <w:proofErr w:type="spellEnd"/>
-      <w:r>
-        <w:t xml:space="preserve"> pada semester yang </w:t>
-      </w:r>
-      <w:proofErr w:type="spellStart"/>
-      <w:r>
-        <w:t>akan</w:t>
-      </w:r>
-      <w:proofErr w:type="spellEnd"/>
-      <w:r>
-        <w:t xml:space="preserve"> </w:t>
-      </w:r>
-      <w:proofErr w:type="spellStart"/>
-      <w:r>
-        <w:t>berlangsung</w:t>
-      </w:r>
-      <w:proofErr w:type="spellEnd"/>
-      <w:r>
-        <w:t xml:space="preserve">, </w:t>
-      </w:r>
-      <w:proofErr w:type="spellStart"/>
-      <w:r>
-        <w:t>lalu</w:t>
-      </w:r>
-      <w:proofErr w:type="spellEnd"/>
-      <w:r>
-        <w:t xml:space="preserve"> </w:t>
-      </w:r>
-      <w:proofErr w:type="spellStart"/>
-      <w:r>
-        <w:t>Klik</w:t>
-      </w:r>
-      <w:proofErr w:type="spellEnd"/>
-      <w:r>
-        <w:t xml:space="preserve"> </w:t>
-      </w:r>
-      <w:proofErr w:type="spellStart"/>
-      <w:r>
-        <w:t>Simpan</w:t>
       </w:r>
       <w:proofErr w:type="spellEnd"/>
       <w:r>
@@ -1068,20 +1025,65 @@
         <w:spacing w:before="0" w:beforeAutospacing="0" w:after="0" w:afterAutospacing="0"/>
         <w:jc w:val="both"/>
       </w:pPr>
-      <w:r>
-        <w:t xml:space="preserve">Setelah </w:t>
-      </w:r>
-      <w:proofErr w:type="spellStart"/>
-      <w:r>
-        <w:t>Klik</w:t>
-      </w:r>
-      <w:proofErr w:type="spellEnd"/>
-      <w:r>
-        <w:t xml:space="preserve"> </w:t>
-      </w:r>
-      <w:proofErr w:type="spellStart"/>
-      <w:r>
-        <w:t>Simpan</w:t>
+      <w:proofErr w:type="spellStart"/>
+      <w:r>
+        <w:t>Untuk</w:t>
+      </w:r>
+      <w:proofErr w:type="spellEnd"/>
+      <w:r>
+        <w:t xml:space="preserve"> </w:t>
+      </w:r>
+      <w:proofErr w:type="spellStart"/>
+      <w:r>
+        <w:t>mencetak</w:t>
+      </w:r>
+      <w:proofErr w:type="spellEnd"/>
+      <w:r>
+        <w:t xml:space="preserve"> </w:t>
+      </w:r>
+      <w:proofErr w:type="spellStart"/>
+      <w:r>
+        <w:t>Kartu</w:t>
+      </w:r>
+      <w:proofErr w:type="spellEnd"/>
+      <w:r>
+        <w:t xml:space="preserve"> </w:t>
+      </w:r>
+      <w:proofErr w:type="spellStart"/>
+      <w:r>
+        <w:t>Rencana</w:t>
+      </w:r>
+      <w:proofErr w:type="spellEnd"/>
+      <w:r>
+        <w:t xml:space="preserve"> </w:t>
+      </w:r>
+      <w:proofErr w:type="spellStart"/>
+      <w:r>
+        <w:t>Studi</w:t>
+      </w:r>
+      <w:proofErr w:type="spellEnd"/>
+      <w:r>
+        <w:t xml:space="preserve"> </w:t>
+      </w:r>
+      <w:proofErr w:type="spellStart"/>
+      <w:r>
+        <w:t>silahkan</w:t>
+      </w:r>
+      <w:proofErr w:type="spellEnd"/>
+      <w:r>
+        <w:t xml:space="preserve"> </w:t>
+      </w:r>
+      <w:proofErr w:type="spellStart"/>
+      <w:r>
+        <w:t>pilih</w:t>
+      </w:r>
+      <w:proofErr w:type="spellEnd"/>
+      <w:r>
+        <w:t xml:space="preserve"> Menu </w:t>
+      </w:r>
+      <w:proofErr w:type="spellStart"/>
+      <w:r>
+        <w:t>Laporan</w:t>
       </w:r>
       <w:proofErr w:type="spellEnd"/>
       <w:r>
@@ -1097,51 +1099,59 @@
       </w:r>
       <w:proofErr w:type="spellStart"/>
       <w:r>
-        <w:t>sistem</w:t>
-      </w:r>
-      <w:proofErr w:type="spellEnd"/>
-      <w:r>
-        <w:t xml:space="preserve"> </w:t>
-      </w:r>
-      <w:proofErr w:type="spellStart"/>
-      <w:r>
-        <w:t>akan</w:t>
-      </w:r>
-      <w:proofErr w:type="spellEnd"/>
-      <w:r>
-        <w:t xml:space="preserve"> </w:t>
-      </w:r>
-      <w:proofErr w:type="spellStart"/>
-      <w:r>
-        <w:t>menampilkan</w:t>
-      </w:r>
-      <w:proofErr w:type="spellEnd"/>
-      <w:r>
-        <w:t xml:space="preserve"> Mata </w:t>
-      </w:r>
-      <w:proofErr w:type="spellStart"/>
-      <w:r>
-        <w:t>Kuliah</w:t>
-      </w:r>
-      <w:proofErr w:type="spellEnd"/>
-      <w:r>
-        <w:t xml:space="preserve"> yang </w:t>
-      </w:r>
-      <w:proofErr w:type="spellStart"/>
-      <w:r>
-        <w:t>telah</w:t>
-      </w:r>
-      <w:proofErr w:type="spellEnd"/>
-      <w:r>
-        <w:t xml:space="preserve"> Anda </w:t>
-      </w:r>
-      <w:proofErr w:type="spellStart"/>
-      <w:r>
-        <w:t>Pilih</w:t>
-      </w:r>
-      <w:proofErr w:type="spellEnd"/>
-      <w:r>
-        <w:t xml:space="preserve"> </w:t>
+        <w:t>pilih</w:t>
+      </w:r>
+      <w:proofErr w:type="spellEnd"/>
+      <w:r>
+        <w:t xml:space="preserve"> </w:t>
+      </w:r>
+      <w:proofErr w:type="spellStart"/>
+      <w:r>
+        <w:t>Kartu</w:t>
+      </w:r>
+      <w:proofErr w:type="spellEnd"/>
+      <w:r>
+        <w:t xml:space="preserve"> </w:t>
+      </w:r>
+      <w:proofErr w:type="spellStart"/>
+      <w:r>
+        <w:t>Rencana</w:t>
+      </w:r>
+      <w:proofErr w:type="spellEnd"/>
+      <w:r>
+        <w:t xml:space="preserve"> </w:t>
+      </w:r>
+      <w:proofErr w:type="spellStart"/>
+      <w:r>
+        <w:t>Studi</w:t>
+      </w:r>
+      <w:proofErr w:type="spellEnd"/>
+      <w:r>
+        <w:t xml:space="preserve"> dan </w:t>
+      </w:r>
+      <w:proofErr w:type="spellStart"/>
+      <w:r>
+        <w:t>klik</w:t>
+      </w:r>
+      <w:proofErr w:type="spellEnd"/>
+      <w:r>
+        <w:t xml:space="preserve"> </w:t>
+      </w:r>
+      <w:proofErr w:type="spellStart"/>
+      <w:r>
+        <w:t>Tampilkan</w:t>
+      </w:r>
+      <w:proofErr w:type="spellEnd"/>
+      <w:r>
+        <w:t xml:space="preserve"> </w:t>
+      </w:r>
+      <w:proofErr w:type="spellStart"/>
+      <w:r>
+        <w:t>Laporan</w:t>
+      </w:r>
+      <w:proofErr w:type="spellEnd"/>
+      <w:r>
+        <w:t xml:space="preserve">. </w:t>
       </w:r>
     </w:p>
     <w:p>
@@ -1156,127 +1166,23 @@
       </w:pPr>
       <w:proofErr w:type="spellStart"/>
       <w:r>
-        <w:t>Untuk</w:t>
-      </w:r>
-      <w:proofErr w:type="spellEnd"/>
-      <w:r>
-        <w:t xml:space="preserve"> </w:t>
-      </w:r>
-      <w:proofErr w:type="spellStart"/>
-      <w:r>
-        <w:t>mencetak</w:t>
-      </w:r>
-      <w:proofErr w:type="spellEnd"/>
-      <w:r>
-        <w:t xml:space="preserve"> </w:t>
-      </w:r>
-      <w:proofErr w:type="spellStart"/>
-      <w:r>
-        <w:t>Kartu</w:t>
-      </w:r>
-      <w:proofErr w:type="spellEnd"/>
-      <w:r>
-        <w:t xml:space="preserve"> </w:t>
-      </w:r>
-      <w:proofErr w:type="spellStart"/>
-      <w:r>
-        <w:t>Rencana</w:t>
-      </w:r>
-      <w:proofErr w:type="spellEnd"/>
-      <w:r>
-        <w:t xml:space="preserve"> </w:t>
-      </w:r>
-      <w:proofErr w:type="spellStart"/>
-      <w:r>
-        <w:t>Studi</w:t>
-      </w:r>
-      <w:proofErr w:type="spellEnd"/>
-      <w:r>
-        <w:t xml:space="preserve"> </w:t>
-      </w:r>
-      <w:proofErr w:type="spellStart"/>
-      <w:r>
-        <w:t>silahkan</w:t>
-      </w:r>
-      <w:proofErr w:type="spellEnd"/>
-      <w:r>
-        <w:t xml:space="preserve"> </w:t>
-      </w:r>
-      <w:proofErr w:type="spellStart"/>
-      <w:r>
-        <w:t>pilih</w:t>
-      </w:r>
-      <w:proofErr w:type="spellEnd"/>
-      <w:r>
-        <w:t xml:space="preserve"> Menu </w:t>
-      </w:r>
-      <w:proofErr w:type="spellStart"/>
-      <w:r>
-        <w:t>Laporan</w:t>
-      </w:r>
-      <w:proofErr w:type="spellEnd"/>
-      <w:r>
-        <w:t xml:space="preserve">, </w:t>
-      </w:r>
-      <w:proofErr w:type="spellStart"/>
-      <w:r>
-        <w:t>kemudian</w:t>
-      </w:r>
-      <w:proofErr w:type="spellEnd"/>
-      <w:r>
-        <w:t xml:space="preserve"> </w:t>
-      </w:r>
-      <w:proofErr w:type="spellStart"/>
-      <w:r>
-        <w:t>pilih</w:t>
-      </w:r>
-      <w:proofErr w:type="spellEnd"/>
-      <w:r>
-        <w:t xml:space="preserve"> </w:t>
-      </w:r>
-      <w:proofErr w:type="spellStart"/>
-      <w:r>
-        <w:t>Kartu</w:t>
-      </w:r>
-      <w:proofErr w:type="spellEnd"/>
-      <w:r>
-        <w:t xml:space="preserve"> </w:t>
-      </w:r>
-      <w:proofErr w:type="spellStart"/>
-      <w:r>
-        <w:t>Rencana</w:t>
-      </w:r>
-      <w:proofErr w:type="spellEnd"/>
-      <w:r>
-        <w:t xml:space="preserve"> </w:t>
-      </w:r>
-      <w:proofErr w:type="spellStart"/>
-      <w:r>
-        <w:t>Studi</w:t>
-      </w:r>
-      <w:proofErr w:type="spellEnd"/>
-      <w:r>
-        <w:t xml:space="preserve"> dan </w:t>
-      </w:r>
-      <w:proofErr w:type="spellStart"/>
-      <w:r>
-        <w:t>klik</w:t>
-      </w:r>
-      <w:proofErr w:type="spellEnd"/>
-      <w:r>
-        <w:t xml:space="preserve"> </w:t>
-      </w:r>
-      <w:proofErr w:type="spellStart"/>
-      <w:r>
-        <w:t>Tampilkan</w:t>
-      </w:r>
-      <w:proofErr w:type="spellEnd"/>
-      <w:r>
-        <w:t xml:space="preserve"> </w:t>
-      </w:r>
-      <w:proofErr w:type="spellStart"/>
-      <w:r>
-        <w:t>Laporan</w:t>
+        <w:t>Klik</w:t>
+      </w:r>
+      <w:proofErr w:type="spellEnd"/>
+      <w:r>
+        <w:t xml:space="preserve"> </w:t>
+      </w:r>
+      <w:proofErr w:type="spellStart"/>
+      <w:r>
+        <w:t>Tombol</w:t>
+      </w:r>
+      <w:proofErr w:type="spellEnd"/>
+      <w:r>
+        <w:t xml:space="preserve"> </w:t>
+      </w:r>
+      <w:proofErr w:type="spellStart"/>
+      <w:r>
+        <w:t>Cetak</w:t>
       </w:r>
       <w:proofErr w:type="spellEnd"/>
       <w:r>
@@ -1295,105 +1201,75 @@
       </w:pPr>
       <w:proofErr w:type="spellStart"/>
       <w:r>
-        <w:t>Klik</w:t>
-      </w:r>
-      <w:proofErr w:type="spellEnd"/>
-      <w:r>
-        <w:t xml:space="preserve"> </w:t>
-      </w:r>
-      <w:proofErr w:type="spellStart"/>
-      <w:r>
-        <w:t>Tombol</w:t>
-      </w:r>
-      <w:proofErr w:type="spellEnd"/>
-      <w:r>
-        <w:t xml:space="preserve"> </w:t>
-      </w:r>
-      <w:proofErr w:type="spellStart"/>
-      <w:r>
-        <w:t>Cetak</w:t>
-      </w:r>
-      <w:proofErr w:type="spellEnd"/>
-      <w:r>
-        <w:t xml:space="preserve">. </w:t>
+        <w:t>Kartu</w:t>
+      </w:r>
+      <w:proofErr w:type="spellEnd"/>
+      <w:r>
+        <w:t xml:space="preserve"> </w:t>
+      </w:r>
+      <w:proofErr w:type="spellStart"/>
+      <w:r>
+        <w:t>Rencana</w:t>
+      </w:r>
+      <w:proofErr w:type="spellEnd"/>
+      <w:r>
+        <w:t xml:space="preserve"> </w:t>
+      </w:r>
+      <w:proofErr w:type="spellStart"/>
+      <w:r>
+        <w:t>Studi</w:t>
+      </w:r>
+      <w:proofErr w:type="spellEnd"/>
+      <w:r>
+        <w:t xml:space="preserve"> Anda </w:t>
+      </w:r>
+      <w:proofErr w:type="spellStart"/>
+      <w:r>
+        <w:t>telah</w:t>
+      </w:r>
+      <w:proofErr w:type="spellEnd"/>
+      <w:r>
+        <w:t xml:space="preserve"> </w:t>
+      </w:r>
+      <w:proofErr w:type="spellStart"/>
+      <w:r>
+        <w:t>berhasil</w:t>
+      </w:r>
+      <w:proofErr w:type="spellEnd"/>
+      <w:r>
+        <w:t xml:space="preserve"> </w:t>
+      </w:r>
+      <w:proofErr w:type="spellStart"/>
+      <w:r>
+        <w:t>dicetak</w:t>
+      </w:r>
+      <w:proofErr w:type="spellEnd"/>
+      <w:r>
+        <w:t>.</w:t>
       </w:r>
     </w:p>
     <w:p>
       <w:pPr>
-        <w:pStyle w:val="NormalWeb"/>
-        <w:numPr>
-          <w:ilvl w:val="0"/>
-          <w:numId w:val="1"/>
-        </w:numPr>
-        <w:spacing w:before="0" w:beforeAutospacing="0" w:after="0" w:afterAutospacing="0"/>
+        <w:spacing w:after="0" w:line="240" w:lineRule="auto"/>
         <w:jc w:val="both"/>
-      </w:pPr>
-      <w:proofErr w:type="spellStart"/>
-      <w:r>
-        <w:t>Kartu</w:t>
-      </w:r>
-      <w:proofErr w:type="spellEnd"/>
-      <w:r>
-        <w:t xml:space="preserve"> </w:t>
-      </w:r>
-      <w:proofErr w:type="spellStart"/>
-      <w:r>
-        <w:t>Rencana</w:t>
-      </w:r>
-      <w:proofErr w:type="spellEnd"/>
-      <w:r>
-        <w:t xml:space="preserve"> </w:t>
-      </w:r>
-      <w:proofErr w:type="spellStart"/>
-      <w:r>
-        <w:t>Studi</w:t>
-      </w:r>
-      <w:proofErr w:type="spellEnd"/>
-      <w:r>
-        <w:t xml:space="preserve"> Anda </w:t>
-      </w:r>
-      <w:proofErr w:type="spellStart"/>
-      <w:r>
-        <w:t>telah</w:t>
-      </w:r>
-      <w:proofErr w:type="spellEnd"/>
-      <w:r>
-        <w:t xml:space="preserve"> </w:t>
-      </w:r>
-      <w:proofErr w:type="spellStart"/>
-      <w:r>
-        <w:t>berhasil</w:t>
-      </w:r>
-      <w:proofErr w:type="spellEnd"/>
-      <w:r>
-        <w:t xml:space="preserve"> </w:t>
-      </w:r>
-      <w:proofErr w:type="spellStart"/>
-      <w:r>
-        <w:t>dicetak</w:t>
-      </w:r>
-      <w:proofErr w:type="spellEnd"/>
-      <w:r>
-        <w:t>.</w:t>
-      </w:r>
+        <w:rPr>
+          <w:rFonts w:ascii="Times New Roman" w:hAnsi="Times New Roman" w:cs="Times New Roman"/>
+          <w:sz w:val="24"/>
+          <w:szCs w:val="24"/>
+        </w:rPr>
+      </w:pPr>
     </w:p>
     <w:p>
       <w:pPr>
-        <w:spacing w:after="0" w:line="240" w:lineRule="auto"/>
+        <w:spacing w:line="240" w:lineRule="auto"/>
+        <w:ind w:left="360"/>
         <w:jc w:val="both"/>
-      </w:pPr>
-    </w:p>
-    <w:p>
-      <w:pPr>
-        <w:spacing w:after="0" w:line="240" w:lineRule="auto"/>
-        <w:jc w:val="both"/>
-        <w:outlineLvl w:val="2"/>
         <w:rPr>
           <w:rFonts w:ascii="Times New Roman" w:eastAsia="Times New Roman" w:hAnsi="Times New Roman" w:cs="Times New Roman"/>
           <w:b/>
           <w:bCs/>
-          <w:sz w:val="27"/>
-          <w:szCs w:val="27"/>
+          <w:sz w:val="24"/>
+          <w:szCs w:val="24"/>
         </w:rPr>
       </w:pPr>
       <w:r>
@@ -1401,100 +1277,10 @@
           <w:rFonts w:ascii="Times New Roman" w:eastAsia="Times New Roman" w:hAnsi="Times New Roman" w:cs="Times New Roman"/>
           <w:b/>
           <w:bCs/>
-          <w:sz w:val="27"/>
-          <w:szCs w:val="27"/>
-        </w:rPr>
-        <w:t>SOP</w:t>
-      </w:r>
-      <w:r>
-        <w:rPr>
-          <w:rFonts w:ascii="Times New Roman" w:eastAsia="Times New Roman" w:hAnsi="Times New Roman" w:cs="Times New Roman"/>
-          <w:b/>
-          <w:bCs/>
-          <w:sz w:val="27"/>
-          <w:szCs w:val="27"/>
-        </w:rPr>
-        <w:t xml:space="preserve"> / PROSEDUR</w:t>
-      </w:r>
-      <w:r>
-        <w:rPr>
-          <w:rFonts w:ascii="Times New Roman" w:eastAsia="Times New Roman" w:hAnsi="Times New Roman" w:cs="Times New Roman"/>
-          <w:b/>
-          <w:bCs/>
-          <w:sz w:val="27"/>
-          <w:szCs w:val="27"/>
-        </w:rPr>
-        <w:t xml:space="preserve"> REGISTRASI DAN HERREGISTRASI </w:t>
-      </w:r>
-      <w:r>
-        <w:rPr>
-          <w:rFonts w:ascii="Times New Roman" w:eastAsia="Times New Roman" w:hAnsi="Times New Roman" w:cs="Times New Roman"/>
-          <w:b/>
-          <w:bCs/>
-          <w:sz w:val="27"/>
-          <w:szCs w:val="27"/>
-        </w:rPr>
-        <w:t xml:space="preserve">/ KRS </w:t>
-      </w:r>
-      <w:r>
-        <w:rPr>
-          <w:rFonts w:ascii="Times New Roman" w:eastAsia="Times New Roman" w:hAnsi="Times New Roman" w:cs="Times New Roman"/>
-          <w:b/>
-          <w:bCs/>
-          <w:sz w:val="27"/>
-          <w:szCs w:val="27"/>
-        </w:rPr>
-        <w:t xml:space="preserve">/ PERWALIAN </w:t>
-      </w:r>
-      <w:r>
-        <w:rPr>
-          <w:rFonts w:ascii="Times New Roman" w:eastAsia="Times New Roman" w:hAnsi="Times New Roman" w:cs="Times New Roman"/>
-          <w:b/>
-          <w:bCs/>
-          <w:sz w:val="27"/>
-          <w:szCs w:val="27"/>
-        </w:rPr>
-        <w:t>MAHASISWA</w:t>
-      </w:r>
-    </w:p>
-    <w:p>
-      <w:pPr>
-        <w:pStyle w:val="ListParagraph"/>
-        <w:numPr>
-          <w:ilvl w:val="0"/>
-          <w:numId w:val="8"/>
-        </w:numPr>
-        <w:spacing w:after="0" w:line="240" w:lineRule="auto"/>
-        <w:jc w:val="both"/>
-        <w:rPr>
-          <w:rFonts w:ascii="Times New Roman" w:eastAsia="Times New Roman" w:hAnsi="Times New Roman" w:cs="Times New Roman"/>
-          <w:b/>
-          <w:bCs/>
-          <w:sz w:val="24"/>
-          <w:szCs w:val="24"/>
-        </w:rPr>
-      </w:pPr>
-      <w:proofErr w:type="spellStart"/>
-      <w:r>
-        <w:rPr>
-          <w:rFonts w:ascii="Times New Roman" w:eastAsia="Times New Roman" w:hAnsi="Times New Roman" w:cs="Times New Roman"/>
-          <w:b/>
-          <w:bCs/>
-          <w:sz w:val="24"/>
-          <w:szCs w:val="24"/>
-        </w:rPr>
-        <w:t>Tujuan</w:t>
-      </w:r>
-      <w:proofErr w:type="spellEnd"/>
-      <w:r>
-        <w:rPr>
-          <w:rFonts w:ascii="Times New Roman" w:eastAsia="Times New Roman" w:hAnsi="Times New Roman" w:cs="Times New Roman"/>
-          <w:b/>
-          <w:bCs/>
-          <w:sz w:val="24"/>
-          <w:szCs w:val="24"/>
-        </w:rPr>
-        <w:t xml:space="preserve"> KRS</w:t>
+          <w:sz w:val="24"/>
+          <w:szCs w:val="24"/>
+        </w:rPr>
+        <w:t>TUJUAN KRS/PERWALIAN</w:t>
       </w:r>
     </w:p>
     <w:p>
@@ -1853,9 +1639,7 @@
     </w:p>
     <w:p>
       <w:pPr>
-        <w:pStyle w:val="ListParagraph"/>
         <w:spacing w:after="0" w:line="240" w:lineRule="auto"/>
-        <w:ind w:firstLine="720"/>
         <w:jc w:val="both"/>
         <w:rPr>
           <w:rFonts w:ascii="Times New Roman" w:eastAsia="Times New Roman" w:hAnsi="Times New Roman" w:cs="Times New Roman"/>
@@ -1866,20 +1650,9 @@
     </w:p>
     <w:p>
       <w:pPr>
-        <w:pStyle w:val="ListParagraph"/>
-        <w:numPr>
-          <w:ilvl w:val="0"/>
-          <w:numId w:val="8"/>
-        </w:numPr>
-        <w:spacing w:after="0" w:line="240" w:lineRule="auto"/>
+        <w:spacing w:line="240" w:lineRule="auto"/>
+        <w:ind w:left="360"/>
         <w:jc w:val="both"/>
-        <w:rPr>
-          <w:rFonts w:ascii="Times New Roman" w:eastAsia="Times New Roman" w:hAnsi="Times New Roman" w:cs="Times New Roman"/>
-          <w:sz w:val="24"/>
-          <w:szCs w:val="24"/>
-        </w:rPr>
-      </w:pPr>
-      <w:r>
         <w:rPr>
           <w:rFonts w:ascii="Times New Roman" w:eastAsia="Times New Roman" w:hAnsi="Times New Roman" w:cs="Times New Roman"/>
           <w:b/>
@@ -1887,9 +1660,7 @@
           <w:sz w:val="24"/>
           <w:szCs w:val="24"/>
         </w:rPr>
-        <w:t xml:space="preserve">Ruang </w:t>
-      </w:r>
-      <w:proofErr w:type="spellStart"/>
+      </w:pPr>
       <w:r>
         <w:rPr>
           <w:rFonts w:ascii="Times New Roman" w:eastAsia="Times New Roman" w:hAnsi="Times New Roman" w:cs="Times New Roman"/>
@@ -1898,343 +1669,7 @@
           <w:sz w:val="24"/>
           <w:szCs w:val="24"/>
         </w:rPr>
-        <w:t>Lingkup</w:t>
-      </w:r>
-      <w:proofErr w:type="spellEnd"/>
-      <w:r>
-        <w:rPr>
-          <w:rFonts w:ascii="Times New Roman" w:eastAsia="Times New Roman" w:hAnsi="Times New Roman" w:cs="Times New Roman"/>
-          <w:sz w:val="24"/>
-          <w:szCs w:val="24"/>
-        </w:rPr>
-        <w:t xml:space="preserve"> </w:t>
-      </w:r>
-    </w:p>
-    <w:p>
-      <w:pPr>
-        <w:pStyle w:val="ListParagraph"/>
-        <w:spacing w:after="0" w:line="240" w:lineRule="auto"/>
-        <w:jc w:val="both"/>
-        <w:rPr>
-          <w:rFonts w:ascii="Times New Roman" w:eastAsia="Times New Roman" w:hAnsi="Times New Roman" w:cs="Times New Roman"/>
-          <w:sz w:val="24"/>
-          <w:szCs w:val="24"/>
-        </w:rPr>
-      </w:pPr>
-      <w:proofErr w:type="spellStart"/>
-      <w:r>
-        <w:rPr>
-          <w:rFonts w:ascii="Times New Roman" w:eastAsia="Times New Roman" w:hAnsi="Times New Roman" w:cs="Times New Roman"/>
-          <w:sz w:val="24"/>
-          <w:szCs w:val="24"/>
-        </w:rPr>
-        <w:t>Prosedur</w:t>
-      </w:r>
-      <w:proofErr w:type="spellEnd"/>
-      <w:r>
-        <w:rPr>
-          <w:rFonts w:ascii="Times New Roman" w:eastAsia="Times New Roman" w:hAnsi="Times New Roman" w:cs="Times New Roman"/>
-          <w:sz w:val="24"/>
-          <w:szCs w:val="24"/>
-        </w:rPr>
-        <w:t xml:space="preserve"> </w:t>
-      </w:r>
-      <w:proofErr w:type="spellStart"/>
-      <w:r>
-        <w:rPr>
-          <w:rFonts w:ascii="Times New Roman" w:eastAsia="Times New Roman" w:hAnsi="Times New Roman" w:cs="Times New Roman"/>
-          <w:sz w:val="24"/>
-          <w:szCs w:val="24"/>
-        </w:rPr>
-        <w:t>ini</w:t>
-      </w:r>
-      <w:proofErr w:type="spellEnd"/>
-      <w:r>
-        <w:rPr>
-          <w:rFonts w:ascii="Times New Roman" w:eastAsia="Times New Roman" w:hAnsi="Times New Roman" w:cs="Times New Roman"/>
-          <w:sz w:val="24"/>
-          <w:szCs w:val="24"/>
-        </w:rPr>
-        <w:t xml:space="preserve"> </w:t>
-      </w:r>
-      <w:proofErr w:type="spellStart"/>
-      <w:r>
-        <w:rPr>
-          <w:rFonts w:ascii="Times New Roman" w:eastAsia="Times New Roman" w:hAnsi="Times New Roman" w:cs="Times New Roman"/>
-          <w:sz w:val="24"/>
-          <w:szCs w:val="24"/>
-        </w:rPr>
-        <w:t>merupakan</w:t>
-      </w:r>
-      <w:proofErr w:type="spellEnd"/>
-      <w:r>
-        <w:rPr>
-          <w:rFonts w:ascii="Times New Roman" w:eastAsia="Times New Roman" w:hAnsi="Times New Roman" w:cs="Times New Roman"/>
-          <w:sz w:val="24"/>
-          <w:szCs w:val="24"/>
-        </w:rPr>
-        <w:t xml:space="preserve"> </w:t>
-      </w:r>
-      <w:proofErr w:type="spellStart"/>
-      <w:r>
-        <w:rPr>
-          <w:rFonts w:ascii="Times New Roman" w:eastAsia="Times New Roman" w:hAnsi="Times New Roman" w:cs="Times New Roman"/>
-          <w:sz w:val="24"/>
-          <w:szCs w:val="24"/>
-        </w:rPr>
-        <w:t>panduan</w:t>
-      </w:r>
-      <w:proofErr w:type="spellEnd"/>
-      <w:r>
-        <w:rPr>
-          <w:rFonts w:ascii="Times New Roman" w:eastAsia="Times New Roman" w:hAnsi="Times New Roman" w:cs="Times New Roman"/>
-          <w:sz w:val="24"/>
-          <w:szCs w:val="24"/>
-        </w:rPr>
-        <w:t xml:space="preserve"> </w:t>
-      </w:r>
-      <w:proofErr w:type="spellStart"/>
-      <w:r>
-        <w:rPr>
-          <w:rFonts w:ascii="Times New Roman" w:eastAsia="Times New Roman" w:hAnsi="Times New Roman" w:cs="Times New Roman"/>
-          <w:sz w:val="24"/>
-          <w:szCs w:val="24"/>
-        </w:rPr>
-        <w:t>untuk</w:t>
-      </w:r>
-      <w:proofErr w:type="spellEnd"/>
-      <w:r>
-        <w:rPr>
-          <w:rFonts w:ascii="Times New Roman" w:eastAsia="Times New Roman" w:hAnsi="Times New Roman" w:cs="Times New Roman"/>
-          <w:sz w:val="24"/>
-          <w:szCs w:val="24"/>
-        </w:rPr>
-        <w:t xml:space="preserve"> </w:t>
-      </w:r>
-      <w:proofErr w:type="spellStart"/>
-      <w:r>
-        <w:rPr>
-          <w:rFonts w:ascii="Times New Roman" w:eastAsia="Times New Roman" w:hAnsi="Times New Roman" w:cs="Times New Roman"/>
-          <w:sz w:val="24"/>
-          <w:szCs w:val="24"/>
-        </w:rPr>
-        <w:t>pelaksanaan</w:t>
-      </w:r>
-      <w:proofErr w:type="spellEnd"/>
-      <w:r>
-        <w:rPr>
-          <w:rFonts w:ascii="Times New Roman" w:eastAsia="Times New Roman" w:hAnsi="Times New Roman" w:cs="Times New Roman"/>
-          <w:sz w:val="24"/>
-          <w:szCs w:val="24"/>
-        </w:rPr>
-        <w:t xml:space="preserve"> </w:t>
-      </w:r>
-      <w:proofErr w:type="spellStart"/>
-      <w:r>
-        <w:rPr>
-          <w:rFonts w:ascii="Times New Roman" w:eastAsia="Times New Roman" w:hAnsi="Times New Roman" w:cs="Times New Roman"/>
-          <w:sz w:val="24"/>
-          <w:szCs w:val="24"/>
-        </w:rPr>
-        <w:t>registrasi</w:t>
-      </w:r>
-      <w:proofErr w:type="spellEnd"/>
-      <w:r>
-        <w:rPr>
-          <w:rFonts w:ascii="Times New Roman" w:eastAsia="Times New Roman" w:hAnsi="Times New Roman" w:cs="Times New Roman"/>
-          <w:sz w:val="24"/>
-          <w:szCs w:val="24"/>
-        </w:rPr>
-        <w:t xml:space="preserve"> dan </w:t>
-      </w:r>
-      <w:proofErr w:type="spellStart"/>
-      <w:r>
-        <w:rPr>
-          <w:rFonts w:ascii="Times New Roman" w:eastAsia="Times New Roman" w:hAnsi="Times New Roman" w:cs="Times New Roman"/>
-          <w:sz w:val="24"/>
-          <w:szCs w:val="24"/>
-        </w:rPr>
-        <w:t>herregistrasi</w:t>
-      </w:r>
-      <w:proofErr w:type="spellEnd"/>
-      <w:r>
-        <w:rPr>
-          <w:rFonts w:ascii="Times New Roman" w:eastAsia="Times New Roman" w:hAnsi="Times New Roman" w:cs="Times New Roman"/>
-          <w:sz w:val="24"/>
-          <w:szCs w:val="24"/>
-        </w:rPr>
-        <w:t xml:space="preserve"> </w:t>
-      </w:r>
-      <w:proofErr w:type="spellStart"/>
-      <w:r>
-        <w:rPr>
-          <w:rFonts w:ascii="Times New Roman" w:eastAsia="Times New Roman" w:hAnsi="Times New Roman" w:cs="Times New Roman"/>
-          <w:sz w:val="24"/>
-          <w:szCs w:val="24"/>
-        </w:rPr>
-        <w:t>mahasiswa</w:t>
-      </w:r>
-      <w:proofErr w:type="spellEnd"/>
-      <w:r>
-        <w:rPr>
-          <w:rFonts w:ascii="Times New Roman" w:eastAsia="Times New Roman" w:hAnsi="Times New Roman" w:cs="Times New Roman"/>
-          <w:sz w:val="24"/>
-          <w:szCs w:val="24"/>
-        </w:rPr>
-        <w:t xml:space="preserve"> di </w:t>
-      </w:r>
-      <w:proofErr w:type="spellStart"/>
-      <w:r>
-        <w:rPr>
-          <w:rFonts w:ascii="Times New Roman" w:eastAsia="Times New Roman" w:hAnsi="Times New Roman" w:cs="Times New Roman"/>
-          <w:sz w:val="24"/>
-          <w:szCs w:val="24"/>
-        </w:rPr>
-        <w:t>lingkungan</w:t>
-      </w:r>
-      <w:proofErr w:type="spellEnd"/>
-      <w:r>
-        <w:rPr>
-          <w:rFonts w:ascii="Times New Roman" w:eastAsia="Times New Roman" w:hAnsi="Times New Roman" w:cs="Times New Roman"/>
-          <w:sz w:val="24"/>
-          <w:szCs w:val="24"/>
-        </w:rPr>
-        <w:t xml:space="preserve"> </w:t>
-      </w:r>
-      <w:proofErr w:type="spellStart"/>
-      <w:r>
-        <w:rPr>
-          <w:rFonts w:ascii="Times New Roman" w:eastAsia="Times New Roman" w:hAnsi="Times New Roman" w:cs="Times New Roman"/>
-          <w:sz w:val="24"/>
-          <w:szCs w:val="24"/>
-        </w:rPr>
-        <w:t>kampus</w:t>
-      </w:r>
-      <w:proofErr w:type="spellEnd"/>
-      <w:r>
-        <w:rPr>
-          <w:rFonts w:ascii="Times New Roman" w:eastAsia="Times New Roman" w:hAnsi="Times New Roman" w:cs="Times New Roman"/>
-          <w:sz w:val="24"/>
-          <w:szCs w:val="24"/>
-        </w:rPr>
-        <w:t xml:space="preserve"> </w:t>
-      </w:r>
-      <w:proofErr w:type="spellStart"/>
-      <w:r>
-        <w:rPr>
-          <w:rFonts w:ascii="Times New Roman" w:eastAsia="Times New Roman" w:hAnsi="Times New Roman" w:cs="Times New Roman"/>
-          <w:sz w:val="24"/>
-          <w:szCs w:val="24"/>
-        </w:rPr>
-        <w:t>Sekolah</w:t>
-      </w:r>
-      <w:proofErr w:type="spellEnd"/>
-      <w:r>
-        <w:rPr>
-          <w:rFonts w:ascii="Times New Roman" w:eastAsia="Times New Roman" w:hAnsi="Times New Roman" w:cs="Times New Roman"/>
-          <w:sz w:val="24"/>
-          <w:szCs w:val="24"/>
-        </w:rPr>
-        <w:t xml:space="preserve"> Tinggi </w:t>
-      </w:r>
-      <w:proofErr w:type="spellStart"/>
-      <w:r>
-        <w:rPr>
-          <w:rFonts w:ascii="Times New Roman" w:eastAsia="Times New Roman" w:hAnsi="Times New Roman" w:cs="Times New Roman"/>
-          <w:sz w:val="24"/>
-          <w:szCs w:val="24"/>
-        </w:rPr>
-        <w:t>Teknologi</w:t>
-      </w:r>
-      <w:proofErr w:type="spellEnd"/>
-      <w:r>
-        <w:rPr>
-          <w:rFonts w:ascii="Times New Roman" w:eastAsia="Times New Roman" w:hAnsi="Times New Roman" w:cs="Times New Roman"/>
-          <w:sz w:val="24"/>
-          <w:szCs w:val="24"/>
-        </w:rPr>
-        <w:t xml:space="preserve"> </w:t>
-      </w:r>
-      <w:proofErr w:type="spellStart"/>
-      <w:r>
-        <w:rPr>
-          <w:rFonts w:ascii="Times New Roman" w:eastAsia="Times New Roman" w:hAnsi="Times New Roman" w:cs="Times New Roman"/>
-          <w:sz w:val="24"/>
-          <w:szCs w:val="24"/>
-        </w:rPr>
-        <w:t>Cipasung</w:t>
-      </w:r>
-      <w:proofErr w:type="spellEnd"/>
-      <w:r>
-        <w:rPr>
-          <w:rFonts w:ascii="Times New Roman" w:eastAsia="Times New Roman" w:hAnsi="Times New Roman" w:cs="Times New Roman"/>
-          <w:sz w:val="24"/>
-          <w:szCs w:val="24"/>
-        </w:rPr>
-        <w:t xml:space="preserve">. </w:t>
-      </w:r>
-    </w:p>
-    <w:p>
-      <w:pPr>
-        <w:pStyle w:val="ListParagraph"/>
-        <w:spacing w:after="0" w:line="240" w:lineRule="auto"/>
-        <w:ind w:firstLine="720"/>
-        <w:jc w:val="both"/>
-        <w:rPr>
-          <w:rFonts w:ascii="Times New Roman" w:eastAsia="Times New Roman" w:hAnsi="Times New Roman" w:cs="Times New Roman"/>
-          <w:sz w:val="24"/>
-          <w:szCs w:val="24"/>
-        </w:rPr>
-      </w:pPr>
-    </w:p>
-    <w:p>
-      <w:pPr>
-        <w:pStyle w:val="ListParagraph"/>
-        <w:numPr>
-          <w:ilvl w:val="0"/>
-          <w:numId w:val="8"/>
-        </w:numPr>
-        <w:spacing w:after="0" w:line="240" w:lineRule="auto"/>
-        <w:jc w:val="both"/>
-        <w:rPr>
-          <w:rFonts w:ascii="Times New Roman" w:eastAsia="Times New Roman" w:hAnsi="Times New Roman" w:cs="Times New Roman"/>
-          <w:b/>
-          <w:bCs/>
-          <w:sz w:val="24"/>
-          <w:szCs w:val="24"/>
-        </w:rPr>
-      </w:pPr>
-      <w:proofErr w:type="spellStart"/>
-      <w:r>
-        <w:rPr>
-          <w:rFonts w:ascii="Times New Roman" w:eastAsia="Times New Roman" w:hAnsi="Times New Roman" w:cs="Times New Roman"/>
-          <w:b/>
-          <w:bCs/>
-          <w:sz w:val="24"/>
-          <w:szCs w:val="24"/>
-        </w:rPr>
-        <w:t>Definisi</w:t>
-      </w:r>
-      <w:proofErr w:type="spellEnd"/>
-      <w:r>
-        <w:rPr>
-          <w:rFonts w:ascii="Times New Roman" w:eastAsia="Times New Roman" w:hAnsi="Times New Roman" w:cs="Times New Roman"/>
-          <w:b/>
-          <w:bCs/>
-          <w:sz w:val="24"/>
-          <w:szCs w:val="24"/>
-        </w:rPr>
-        <w:t xml:space="preserve"> KRS</w:t>
-      </w:r>
-      <w:r>
-        <w:rPr>
-          <w:rFonts w:ascii="Times New Roman" w:eastAsia="Times New Roman" w:hAnsi="Times New Roman" w:cs="Times New Roman"/>
-          <w:b/>
-          <w:bCs/>
-          <w:sz w:val="24"/>
-          <w:szCs w:val="24"/>
-        </w:rPr>
-        <w:t xml:space="preserve"> / PERWALIAN</w:t>
+        <w:t>DEFINISI KRS/PERWALIAN</w:t>
       </w:r>
     </w:p>
     <w:p>
@@ -3384,7 +2819,6 @@
           <w:sz w:val="24"/>
           <w:szCs w:val="24"/>
         </w:rPr>
-        <w:lastRenderedPageBreak/>
         <w:t>Kartu</w:t>
       </w:r>
       <w:proofErr w:type="spellEnd"/>
@@ -3807,12 +3241,8 @@
     </w:p>
     <w:p>
       <w:pPr>
-        <w:pStyle w:val="ListParagraph"/>
-        <w:numPr>
-          <w:ilvl w:val="0"/>
-          <w:numId w:val="8"/>
-        </w:numPr>
         <w:spacing w:after="0" w:line="240" w:lineRule="auto"/>
+        <w:ind w:left="360"/>
         <w:jc w:val="both"/>
         <w:rPr>
           <w:rFonts w:ascii="Times New Roman" w:eastAsia="Times New Roman" w:hAnsi="Times New Roman" w:cs="Times New Roman"/>
@@ -3820,7 +3250,6 @@
           <w:szCs w:val="24"/>
         </w:rPr>
       </w:pPr>
-      <w:proofErr w:type="spellStart"/>
       <w:r>
         <w:rPr>
           <w:rFonts w:ascii="Times New Roman" w:eastAsia="Times New Roman" w:hAnsi="Times New Roman" w:cs="Times New Roman"/>
@@ -3829,50 +3258,7 @@
           <w:sz w:val="24"/>
           <w:szCs w:val="24"/>
         </w:rPr>
-        <w:t>Syarat</w:t>
-      </w:r>
-      <w:proofErr w:type="spellEnd"/>
-      <w:r>
-        <w:rPr>
-          <w:rFonts w:ascii="Times New Roman" w:eastAsia="Times New Roman" w:hAnsi="Times New Roman" w:cs="Times New Roman"/>
-          <w:b/>
-          <w:bCs/>
-          <w:sz w:val="24"/>
-          <w:szCs w:val="24"/>
-        </w:rPr>
-        <w:t xml:space="preserve"> dan </w:t>
-      </w:r>
-      <w:proofErr w:type="spellStart"/>
-      <w:r>
-        <w:rPr>
-          <w:rFonts w:ascii="Times New Roman" w:eastAsia="Times New Roman" w:hAnsi="Times New Roman" w:cs="Times New Roman"/>
-          <w:b/>
-          <w:bCs/>
-          <w:sz w:val="24"/>
-          <w:szCs w:val="24"/>
-        </w:rPr>
-        <w:t>Ketentuan</w:t>
-      </w:r>
-      <w:proofErr w:type="spellEnd"/>
-      <w:r>
-        <w:rPr>
-          <w:rFonts w:ascii="Times New Roman" w:eastAsia="Times New Roman" w:hAnsi="Times New Roman" w:cs="Times New Roman"/>
-          <w:b/>
-          <w:bCs/>
-          <w:sz w:val="24"/>
-          <w:szCs w:val="24"/>
-        </w:rPr>
-        <w:t xml:space="preserve"> KRS</w:t>
-      </w:r>
-      <w:r>
-        <w:rPr>
-          <w:rFonts w:ascii="Times New Roman" w:eastAsia="Times New Roman" w:hAnsi="Times New Roman" w:cs="Times New Roman"/>
-          <w:b/>
-          <w:bCs/>
-          <w:sz w:val="24"/>
-          <w:szCs w:val="24"/>
-        </w:rPr>
-        <w:t xml:space="preserve"> / PERWALIAN</w:t>
+        <w:t>SYARAT DAN KETENTUAN KRS/PERWALIAN</w:t>
       </w:r>
     </w:p>
     <w:p>
@@ -4091,6 +3477,7 @@
           <w:sz w:val="24"/>
           <w:szCs w:val="24"/>
         </w:rPr>
+        <w:lastRenderedPageBreak/>
         <w:t>Penyerahan</w:t>
       </w:r>
       <w:proofErr w:type="spellEnd"/>
@@ -5877,4130 +5264,7 @@
           <w:sz w:val="24"/>
           <w:szCs w:val="24"/>
         </w:rPr>
-        <w:t xml:space="preserve">. </w:t>
-      </w:r>
-    </w:p>
-    <w:p>
-      <w:pPr>
-        <w:spacing w:after="0" w:line="240" w:lineRule="auto"/>
-        <w:ind w:left="1080"/>
-        <w:jc w:val="both"/>
-        <w:rPr>
-          <w:rFonts w:ascii="Times New Roman" w:eastAsia="Times New Roman" w:hAnsi="Times New Roman" w:cs="Times New Roman"/>
-          <w:sz w:val="24"/>
-          <w:szCs w:val="24"/>
-        </w:rPr>
-      </w:pPr>
-    </w:p>
-    <w:p>
-      <w:pPr>
-        <w:pStyle w:val="ListParagraph"/>
-        <w:numPr>
-          <w:ilvl w:val="0"/>
-          <w:numId w:val="8"/>
-        </w:numPr>
-        <w:spacing w:after="0" w:line="240" w:lineRule="auto"/>
-        <w:jc w:val="both"/>
-        <w:rPr>
-          <w:rFonts w:ascii="Times New Roman" w:eastAsia="Times New Roman" w:hAnsi="Times New Roman" w:cs="Times New Roman"/>
-          <w:b/>
-          <w:bCs/>
-          <w:sz w:val="24"/>
-          <w:szCs w:val="24"/>
-        </w:rPr>
-      </w:pPr>
-      <w:proofErr w:type="spellStart"/>
-      <w:r>
-        <w:rPr>
-          <w:rFonts w:ascii="Times New Roman" w:eastAsia="Times New Roman" w:hAnsi="Times New Roman" w:cs="Times New Roman"/>
-          <w:b/>
-          <w:bCs/>
-          <w:sz w:val="24"/>
-          <w:szCs w:val="24"/>
-        </w:rPr>
-        <w:t>Uraian</w:t>
-      </w:r>
-      <w:proofErr w:type="spellEnd"/>
-      <w:r>
-        <w:rPr>
-          <w:rFonts w:ascii="Times New Roman" w:eastAsia="Times New Roman" w:hAnsi="Times New Roman" w:cs="Times New Roman"/>
-          <w:b/>
-          <w:bCs/>
-          <w:sz w:val="24"/>
-          <w:szCs w:val="24"/>
-        </w:rPr>
-        <w:t xml:space="preserve"> </w:t>
-      </w:r>
-      <w:proofErr w:type="spellStart"/>
-      <w:r>
-        <w:rPr>
-          <w:rFonts w:ascii="Times New Roman" w:eastAsia="Times New Roman" w:hAnsi="Times New Roman" w:cs="Times New Roman"/>
-          <w:b/>
-          <w:bCs/>
-          <w:sz w:val="24"/>
-          <w:szCs w:val="24"/>
-        </w:rPr>
-        <w:t>Prosedur</w:t>
-      </w:r>
-      <w:proofErr w:type="spellEnd"/>
-      <w:r>
-        <w:rPr>
-          <w:rFonts w:ascii="Times New Roman" w:eastAsia="Times New Roman" w:hAnsi="Times New Roman" w:cs="Times New Roman"/>
-          <w:b/>
-          <w:bCs/>
-          <w:sz w:val="24"/>
-          <w:szCs w:val="24"/>
-        </w:rPr>
-        <w:t xml:space="preserve"> KRS</w:t>
-      </w:r>
-      <w:r>
-        <w:rPr>
-          <w:rFonts w:ascii="Times New Roman" w:eastAsia="Times New Roman" w:hAnsi="Times New Roman" w:cs="Times New Roman"/>
-          <w:b/>
-          <w:bCs/>
-          <w:sz w:val="24"/>
-          <w:szCs w:val="24"/>
-        </w:rPr>
-        <w:t xml:space="preserve"> / PERWALIAN</w:t>
-      </w:r>
-    </w:p>
-    <w:p>
-      <w:pPr>
-        <w:numPr>
-          <w:ilvl w:val="0"/>
-          <w:numId w:val="6"/>
-        </w:numPr>
-        <w:spacing w:after="0" w:line="240" w:lineRule="auto"/>
-        <w:jc w:val="both"/>
-        <w:rPr>
-          <w:rFonts w:ascii="Times New Roman" w:eastAsia="Times New Roman" w:hAnsi="Times New Roman" w:cs="Times New Roman"/>
-          <w:sz w:val="24"/>
-          <w:szCs w:val="24"/>
-        </w:rPr>
-      </w:pPr>
-      <w:proofErr w:type="spellStart"/>
-      <w:r>
-        <w:rPr>
-          <w:rFonts w:ascii="Times New Roman" w:eastAsia="Times New Roman" w:hAnsi="Times New Roman" w:cs="Times New Roman"/>
-          <w:b/>
-          <w:bCs/>
-          <w:sz w:val="24"/>
-          <w:szCs w:val="24"/>
-        </w:rPr>
-        <w:t>Perencanaan</w:t>
-      </w:r>
-      <w:proofErr w:type="spellEnd"/>
-      <w:r>
-        <w:rPr>
-          <w:rFonts w:ascii="Times New Roman" w:eastAsia="Times New Roman" w:hAnsi="Times New Roman" w:cs="Times New Roman"/>
-          <w:b/>
-          <w:bCs/>
-          <w:sz w:val="24"/>
-          <w:szCs w:val="24"/>
-        </w:rPr>
-        <w:t>/</w:t>
-      </w:r>
-      <w:proofErr w:type="spellStart"/>
-      <w:r>
-        <w:rPr>
-          <w:rFonts w:ascii="Times New Roman" w:eastAsia="Times New Roman" w:hAnsi="Times New Roman" w:cs="Times New Roman"/>
-          <w:b/>
-          <w:bCs/>
-          <w:sz w:val="24"/>
-          <w:szCs w:val="24"/>
-        </w:rPr>
-        <w:t>Penetapan</w:t>
-      </w:r>
-      <w:proofErr w:type="spellEnd"/>
-    </w:p>
-    <w:p>
-      <w:pPr>
-        <w:pStyle w:val="ListParagraph"/>
-        <w:numPr>
-          <w:ilvl w:val="1"/>
-          <w:numId w:val="6"/>
-        </w:numPr>
-        <w:spacing w:after="0" w:line="240" w:lineRule="auto"/>
-        <w:jc w:val="both"/>
-        <w:rPr>
-          <w:rFonts w:ascii="Times New Roman" w:eastAsia="Times New Roman" w:hAnsi="Times New Roman" w:cs="Times New Roman"/>
-          <w:sz w:val="24"/>
-          <w:szCs w:val="24"/>
-        </w:rPr>
-      </w:pPr>
-      <w:r>
-        <w:rPr>
-          <w:rFonts w:ascii="Times New Roman" w:eastAsia="Times New Roman" w:hAnsi="Times New Roman" w:cs="Times New Roman"/>
-          <w:sz w:val="24"/>
-          <w:szCs w:val="24"/>
-        </w:rPr>
-        <w:t xml:space="preserve">Wakil </w:t>
-      </w:r>
-      <w:proofErr w:type="spellStart"/>
-      <w:r>
-        <w:rPr>
-          <w:rFonts w:ascii="Times New Roman" w:eastAsia="Times New Roman" w:hAnsi="Times New Roman" w:cs="Times New Roman"/>
-          <w:sz w:val="24"/>
-          <w:szCs w:val="24"/>
-        </w:rPr>
-        <w:t>Ketua</w:t>
-      </w:r>
-      <w:proofErr w:type="spellEnd"/>
-      <w:r>
-        <w:rPr>
-          <w:rFonts w:ascii="Times New Roman" w:eastAsia="Times New Roman" w:hAnsi="Times New Roman" w:cs="Times New Roman"/>
-          <w:sz w:val="24"/>
-          <w:szCs w:val="24"/>
-        </w:rPr>
-        <w:t xml:space="preserve"> I </w:t>
-      </w:r>
-      <w:proofErr w:type="spellStart"/>
-      <w:r>
-        <w:rPr>
-          <w:rFonts w:ascii="Times New Roman" w:eastAsia="Times New Roman" w:hAnsi="Times New Roman" w:cs="Times New Roman"/>
-          <w:sz w:val="24"/>
-          <w:szCs w:val="24"/>
-        </w:rPr>
-        <w:t>berkoordinasi</w:t>
-      </w:r>
-      <w:proofErr w:type="spellEnd"/>
-      <w:r>
-        <w:rPr>
-          <w:rFonts w:ascii="Times New Roman" w:eastAsia="Times New Roman" w:hAnsi="Times New Roman" w:cs="Times New Roman"/>
-          <w:sz w:val="24"/>
-          <w:szCs w:val="24"/>
-        </w:rPr>
-        <w:t xml:space="preserve"> </w:t>
-      </w:r>
-      <w:proofErr w:type="spellStart"/>
-      <w:r>
-        <w:rPr>
-          <w:rFonts w:ascii="Times New Roman" w:eastAsia="Times New Roman" w:hAnsi="Times New Roman" w:cs="Times New Roman"/>
-          <w:sz w:val="24"/>
-          <w:szCs w:val="24"/>
-        </w:rPr>
-        <w:t>dengan</w:t>
-      </w:r>
-      <w:proofErr w:type="spellEnd"/>
-      <w:r>
-        <w:rPr>
-          <w:rFonts w:ascii="Times New Roman" w:eastAsia="Times New Roman" w:hAnsi="Times New Roman" w:cs="Times New Roman"/>
-          <w:sz w:val="24"/>
-          <w:szCs w:val="24"/>
-        </w:rPr>
-        <w:t xml:space="preserve"> Ka. Prodi dan </w:t>
-      </w:r>
-      <w:proofErr w:type="spellStart"/>
-      <w:r>
-        <w:rPr>
-          <w:rFonts w:ascii="Times New Roman" w:eastAsia="Times New Roman" w:hAnsi="Times New Roman" w:cs="Times New Roman"/>
-          <w:sz w:val="24"/>
-          <w:szCs w:val="24"/>
-        </w:rPr>
-        <w:t>Sek</w:t>
-      </w:r>
-      <w:proofErr w:type="spellEnd"/>
-      <w:r>
-        <w:rPr>
-          <w:rFonts w:ascii="Times New Roman" w:eastAsia="Times New Roman" w:hAnsi="Times New Roman" w:cs="Times New Roman"/>
-          <w:sz w:val="24"/>
-          <w:szCs w:val="24"/>
-        </w:rPr>
-        <w:t xml:space="preserve">. Prodi </w:t>
-      </w:r>
-      <w:proofErr w:type="spellStart"/>
-      <w:r>
-        <w:rPr>
-          <w:rFonts w:ascii="Times New Roman" w:eastAsia="Times New Roman" w:hAnsi="Times New Roman" w:cs="Times New Roman"/>
-          <w:sz w:val="24"/>
-          <w:szCs w:val="24"/>
-        </w:rPr>
-        <w:t>menyusun</w:t>
-      </w:r>
-      <w:proofErr w:type="spellEnd"/>
-      <w:r>
-        <w:rPr>
-          <w:rFonts w:ascii="Times New Roman" w:eastAsia="Times New Roman" w:hAnsi="Times New Roman" w:cs="Times New Roman"/>
-          <w:sz w:val="24"/>
-          <w:szCs w:val="24"/>
-        </w:rPr>
-        <w:t xml:space="preserve"> </w:t>
-      </w:r>
-      <w:proofErr w:type="spellStart"/>
-      <w:r>
-        <w:rPr>
-          <w:rFonts w:ascii="Times New Roman" w:eastAsia="Times New Roman" w:hAnsi="Times New Roman" w:cs="Times New Roman"/>
-          <w:sz w:val="24"/>
-          <w:szCs w:val="24"/>
-        </w:rPr>
-        <w:t>kalender</w:t>
-      </w:r>
-      <w:proofErr w:type="spellEnd"/>
-      <w:r>
-        <w:rPr>
-          <w:rFonts w:ascii="Times New Roman" w:eastAsia="Times New Roman" w:hAnsi="Times New Roman" w:cs="Times New Roman"/>
-          <w:sz w:val="24"/>
-          <w:szCs w:val="24"/>
-        </w:rPr>
-        <w:t xml:space="preserve"> </w:t>
-      </w:r>
-      <w:proofErr w:type="spellStart"/>
-      <w:r>
-        <w:rPr>
-          <w:rFonts w:ascii="Times New Roman" w:eastAsia="Times New Roman" w:hAnsi="Times New Roman" w:cs="Times New Roman"/>
-          <w:sz w:val="24"/>
-          <w:szCs w:val="24"/>
-        </w:rPr>
-        <w:t>akademik</w:t>
-      </w:r>
-      <w:proofErr w:type="spellEnd"/>
-      <w:r>
-        <w:rPr>
-          <w:rFonts w:ascii="Times New Roman" w:eastAsia="Times New Roman" w:hAnsi="Times New Roman" w:cs="Times New Roman"/>
-          <w:sz w:val="24"/>
-          <w:szCs w:val="24"/>
-        </w:rPr>
-        <w:t xml:space="preserve">. </w:t>
-      </w:r>
-    </w:p>
-    <w:p>
-      <w:pPr>
-        <w:numPr>
-          <w:ilvl w:val="1"/>
-          <w:numId w:val="6"/>
-        </w:numPr>
-        <w:spacing w:after="0" w:line="240" w:lineRule="auto"/>
-        <w:jc w:val="both"/>
-        <w:rPr>
-          <w:rFonts w:ascii="Times New Roman" w:eastAsia="Times New Roman" w:hAnsi="Times New Roman" w:cs="Times New Roman"/>
-          <w:sz w:val="24"/>
-          <w:szCs w:val="24"/>
-        </w:rPr>
-      </w:pPr>
-      <w:r>
-        <w:rPr>
-          <w:rFonts w:ascii="Times New Roman" w:eastAsia="Times New Roman" w:hAnsi="Times New Roman" w:cs="Times New Roman"/>
-          <w:sz w:val="24"/>
-          <w:szCs w:val="24"/>
-        </w:rPr>
-        <w:t xml:space="preserve">Wakil </w:t>
-      </w:r>
-      <w:proofErr w:type="spellStart"/>
-      <w:r>
-        <w:rPr>
-          <w:rFonts w:ascii="Times New Roman" w:eastAsia="Times New Roman" w:hAnsi="Times New Roman" w:cs="Times New Roman"/>
-          <w:sz w:val="24"/>
-          <w:szCs w:val="24"/>
-        </w:rPr>
-        <w:t>Ketua</w:t>
-      </w:r>
-      <w:proofErr w:type="spellEnd"/>
-      <w:r>
-        <w:rPr>
-          <w:rFonts w:ascii="Times New Roman" w:eastAsia="Times New Roman" w:hAnsi="Times New Roman" w:cs="Times New Roman"/>
-          <w:sz w:val="24"/>
-          <w:szCs w:val="24"/>
-        </w:rPr>
-        <w:t xml:space="preserve"> I </w:t>
-      </w:r>
-      <w:proofErr w:type="spellStart"/>
-      <w:r>
-        <w:rPr>
-          <w:rFonts w:ascii="Times New Roman" w:eastAsia="Times New Roman" w:hAnsi="Times New Roman" w:cs="Times New Roman"/>
-          <w:sz w:val="24"/>
-          <w:szCs w:val="24"/>
-        </w:rPr>
-        <w:t>menetapkan</w:t>
-      </w:r>
-      <w:proofErr w:type="spellEnd"/>
-      <w:r>
-        <w:rPr>
-          <w:rFonts w:ascii="Times New Roman" w:eastAsia="Times New Roman" w:hAnsi="Times New Roman" w:cs="Times New Roman"/>
-          <w:sz w:val="24"/>
-          <w:szCs w:val="24"/>
-        </w:rPr>
-        <w:t xml:space="preserve"> </w:t>
-      </w:r>
-      <w:proofErr w:type="spellStart"/>
-      <w:r>
-        <w:rPr>
-          <w:rFonts w:ascii="Times New Roman" w:eastAsia="Times New Roman" w:hAnsi="Times New Roman" w:cs="Times New Roman"/>
-          <w:sz w:val="24"/>
-          <w:szCs w:val="24"/>
-        </w:rPr>
-        <w:t>waktu</w:t>
-      </w:r>
-      <w:proofErr w:type="spellEnd"/>
-      <w:r>
-        <w:rPr>
-          <w:rFonts w:ascii="Times New Roman" w:eastAsia="Times New Roman" w:hAnsi="Times New Roman" w:cs="Times New Roman"/>
-          <w:sz w:val="24"/>
-          <w:szCs w:val="24"/>
-        </w:rPr>
-        <w:t xml:space="preserve"> </w:t>
-      </w:r>
-      <w:proofErr w:type="spellStart"/>
-      <w:r>
-        <w:rPr>
-          <w:rFonts w:ascii="Times New Roman" w:eastAsia="Times New Roman" w:hAnsi="Times New Roman" w:cs="Times New Roman"/>
-          <w:sz w:val="24"/>
-          <w:szCs w:val="24"/>
-        </w:rPr>
-        <w:t>pengisian</w:t>
-      </w:r>
-      <w:proofErr w:type="spellEnd"/>
-      <w:r>
-        <w:rPr>
-          <w:rFonts w:ascii="Times New Roman" w:eastAsia="Times New Roman" w:hAnsi="Times New Roman" w:cs="Times New Roman"/>
-          <w:sz w:val="24"/>
-          <w:szCs w:val="24"/>
-        </w:rPr>
-        <w:t xml:space="preserve"> KRS dan </w:t>
-      </w:r>
-      <w:proofErr w:type="spellStart"/>
-      <w:r>
-        <w:rPr>
-          <w:rFonts w:ascii="Times New Roman" w:eastAsia="Times New Roman" w:hAnsi="Times New Roman" w:cs="Times New Roman"/>
-          <w:sz w:val="24"/>
-          <w:szCs w:val="24"/>
-        </w:rPr>
-        <w:t>mengeluarkan</w:t>
-      </w:r>
-      <w:proofErr w:type="spellEnd"/>
-      <w:r>
-        <w:rPr>
-          <w:rFonts w:ascii="Times New Roman" w:eastAsia="Times New Roman" w:hAnsi="Times New Roman" w:cs="Times New Roman"/>
-          <w:sz w:val="24"/>
-          <w:szCs w:val="24"/>
-        </w:rPr>
-        <w:t xml:space="preserve"> </w:t>
-      </w:r>
-      <w:proofErr w:type="spellStart"/>
-      <w:r>
-        <w:rPr>
-          <w:rFonts w:ascii="Times New Roman" w:eastAsia="Times New Roman" w:hAnsi="Times New Roman" w:cs="Times New Roman"/>
-          <w:sz w:val="24"/>
-          <w:szCs w:val="24"/>
-        </w:rPr>
-        <w:t>surat</w:t>
-      </w:r>
-      <w:proofErr w:type="spellEnd"/>
-      <w:r>
-        <w:rPr>
-          <w:rFonts w:ascii="Times New Roman" w:eastAsia="Times New Roman" w:hAnsi="Times New Roman" w:cs="Times New Roman"/>
-          <w:sz w:val="24"/>
-          <w:szCs w:val="24"/>
-        </w:rPr>
-        <w:t xml:space="preserve"> </w:t>
-      </w:r>
-      <w:proofErr w:type="spellStart"/>
-      <w:r>
-        <w:rPr>
-          <w:rFonts w:ascii="Times New Roman" w:eastAsia="Times New Roman" w:hAnsi="Times New Roman" w:cs="Times New Roman"/>
-          <w:sz w:val="24"/>
-          <w:szCs w:val="24"/>
-        </w:rPr>
-        <w:t>edaran</w:t>
-      </w:r>
-      <w:proofErr w:type="spellEnd"/>
-      <w:r>
-        <w:rPr>
-          <w:rFonts w:ascii="Times New Roman" w:eastAsia="Times New Roman" w:hAnsi="Times New Roman" w:cs="Times New Roman"/>
-          <w:sz w:val="24"/>
-          <w:szCs w:val="24"/>
-        </w:rPr>
-        <w:t xml:space="preserve"> </w:t>
-      </w:r>
-      <w:proofErr w:type="spellStart"/>
-      <w:r>
-        <w:rPr>
-          <w:rFonts w:ascii="Times New Roman" w:eastAsia="Times New Roman" w:hAnsi="Times New Roman" w:cs="Times New Roman"/>
-          <w:sz w:val="24"/>
-          <w:szCs w:val="24"/>
-        </w:rPr>
-        <w:t>terkait</w:t>
-      </w:r>
-      <w:proofErr w:type="spellEnd"/>
-      <w:r>
-        <w:rPr>
-          <w:rFonts w:ascii="Times New Roman" w:eastAsia="Times New Roman" w:hAnsi="Times New Roman" w:cs="Times New Roman"/>
-          <w:sz w:val="24"/>
-          <w:szCs w:val="24"/>
-        </w:rPr>
-        <w:t xml:space="preserve"> </w:t>
-      </w:r>
-      <w:proofErr w:type="spellStart"/>
-      <w:r>
-        <w:rPr>
-          <w:rFonts w:ascii="Times New Roman" w:eastAsia="Times New Roman" w:hAnsi="Times New Roman" w:cs="Times New Roman"/>
-          <w:sz w:val="24"/>
-          <w:szCs w:val="24"/>
-        </w:rPr>
-        <w:t>pengisian</w:t>
-      </w:r>
-      <w:proofErr w:type="spellEnd"/>
-      <w:r>
-        <w:rPr>
-          <w:rFonts w:ascii="Times New Roman" w:eastAsia="Times New Roman" w:hAnsi="Times New Roman" w:cs="Times New Roman"/>
-          <w:sz w:val="24"/>
-          <w:szCs w:val="24"/>
-        </w:rPr>
-        <w:t xml:space="preserve"> KRS. </w:t>
-      </w:r>
-    </w:p>
-    <w:p>
-      <w:pPr>
-        <w:numPr>
-          <w:ilvl w:val="1"/>
-          <w:numId w:val="6"/>
-        </w:numPr>
-        <w:spacing w:after="0" w:line="240" w:lineRule="auto"/>
-        <w:jc w:val="both"/>
-        <w:rPr>
-          <w:rFonts w:ascii="Times New Roman" w:eastAsia="Times New Roman" w:hAnsi="Times New Roman" w:cs="Times New Roman"/>
-          <w:sz w:val="24"/>
-          <w:szCs w:val="24"/>
-        </w:rPr>
-      </w:pPr>
-      <w:r>
-        <w:rPr>
-          <w:rFonts w:ascii="Times New Roman" w:eastAsia="Times New Roman" w:hAnsi="Times New Roman" w:cs="Times New Roman"/>
-          <w:sz w:val="24"/>
-          <w:szCs w:val="24"/>
-        </w:rPr>
-        <w:t xml:space="preserve">Bagian </w:t>
-      </w:r>
-      <w:proofErr w:type="spellStart"/>
-      <w:r>
-        <w:rPr>
-          <w:rFonts w:ascii="Times New Roman" w:eastAsia="Times New Roman" w:hAnsi="Times New Roman" w:cs="Times New Roman"/>
-          <w:sz w:val="24"/>
-          <w:szCs w:val="24"/>
-        </w:rPr>
-        <w:t>Akademik</w:t>
-      </w:r>
-      <w:proofErr w:type="spellEnd"/>
-      <w:r>
-        <w:rPr>
-          <w:rFonts w:ascii="Times New Roman" w:eastAsia="Times New Roman" w:hAnsi="Times New Roman" w:cs="Times New Roman"/>
-          <w:sz w:val="24"/>
-          <w:szCs w:val="24"/>
-        </w:rPr>
-        <w:t xml:space="preserve"> </w:t>
-      </w:r>
-      <w:proofErr w:type="spellStart"/>
-      <w:r>
-        <w:rPr>
-          <w:rFonts w:ascii="Times New Roman" w:eastAsia="Times New Roman" w:hAnsi="Times New Roman" w:cs="Times New Roman"/>
-          <w:sz w:val="24"/>
-          <w:szCs w:val="24"/>
-        </w:rPr>
-        <w:t>mengumumkan</w:t>
-      </w:r>
-      <w:proofErr w:type="spellEnd"/>
-      <w:r>
-        <w:rPr>
-          <w:rFonts w:ascii="Times New Roman" w:eastAsia="Times New Roman" w:hAnsi="Times New Roman" w:cs="Times New Roman"/>
-          <w:sz w:val="24"/>
-          <w:szCs w:val="24"/>
-        </w:rPr>
-        <w:t xml:space="preserve"> </w:t>
-      </w:r>
-      <w:proofErr w:type="spellStart"/>
-      <w:r>
-        <w:rPr>
-          <w:rFonts w:ascii="Times New Roman" w:eastAsia="Times New Roman" w:hAnsi="Times New Roman" w:cs="Times New Roman"/>
-          <w:sz w:val="24"/>
-          <w:szCs w:val="24"/>
-        </w:rPr>
-        <w:t>surat</w:t>
-      </w:r>
-      <w:proofErr w:type="spellEnd"/>
-      <w:r>
-        <w:rPr>
-          <w:rFonts w:ascii="Times New Roman" w:eastAsia="Times New Roman" w:hAnsi="Times New Roman" w:cs="Times New Roman"/>
-          <w:sz w:val="24"/>
-          <w:szCs w:val="24"/>
-        </w:rPr>
-        <w:t xml:space="preserve"> </w:t>
-      </w:r>
-      <w:proofErr w:type="spellStart"/>
-      <w:r>
-        <w:rPr>
-          <w:rFonts w:ascii="Times New Roman" w:eastAsia="Times New Roman" w:hAnsi="Times New Roman" w:cs="Times New Roman"/>
-          <w:sz w:val="24"/>
-          <w:szCs w:val="24"/>
-        </w:rPr>
-        <w:t>edaran</w:t>
-      </w:r>
-      <w:proofErr w:type="spellEnd"/>
-      <w:r>
-        <w:rPr>
-          <w:rFonts w:ascii="Times New Roman" w:eastAsia="Times New Roman" w:hAnsi="Times New Roman" w:cs="Times New Roman"/>
-          <w:sz w:val="24"/>
-          <w:szCs w:val="24"/>
-        </w:rPr>
-        <w:t xml:space="preserve"> </w:t>
-      </w:r>
-      <w:proofErr w:type="spellStart"/>
-      <w:r>
-        <w:rPr>
-          <w:rFonts w:ascii="Times New Roman" w:eastAsia="Times New Roman" w:hAnsi="Times New Roman" w:cs="Times New Roman"/>
-          <w:sz w:val="24"/>
-          <w:szCs w:val="24"/>
-        </w:rPr>
-        <w:t>kepada</w:t>
-      </w:r>
-      <w:proofErr w:type="spellEnd"/>
-      <w:r>
-        <w:rPr>
-          <w:rFonts w:ascii="Times New Roman" w:eastAsia="Times New Roman" w:hAnsi="Times New Roman" w:cs="Times New Roman"/>
-          <w:sz w:val="24"/>
-          <w:szCs w:val="24"/>
-        </w:rPr>
-        <w:t xml:space="preserve"> </w:t>
-      </w:r>
-      <w:proofErr w:type="spellStart"/>
-      <w:r>
-        <w:rPr>
-          <w:rFonts w:ascii="Times New Roman" w:eastAsia="Times New Roman" w:hAnsi="Times New Roman" w:cs="Times New Roman"/>
-          <w:sz w:val="24"/>
-          <w:szCs w:val="24"/>
-        </w:rPr>
-        <w:t>mahasiswa</w:t>
-      </w:r>
-      <w:proofErr w:type="spellEnd"/>
-      <w:r>
-        <w:rPr>
-          <w:rFonts w:ascii="Times New Roman" w:eastAsia="Times New Roman" w:hAnsi="Times New Roman" w:cs="Times New Roman"/>
-          <w:sz w:val="24"/>
-          <w:szCs w:val="24"/>
-        </w:rPr>
-        <w:t xml:space="preserve"> dan </w:t>
-      </w:r>
-      <w:proofErr w:type="spellStart"/>
-      <w:r>
-        <w:rPr>
-          <w:rFonts w:ascii="Times New Roman" w:eastAsia="Times New Roman" w:hAnsi="Times New Roman" w:cs="Times New Roman"/>
-          <w:sz w:val="24"/>
-          <w:szCs w:val="24"/>
-        </w:rPr>
-        <w:t>dosen</w:t>
-      </w:r>
-      <w:proofErr w:type="spellEnd"/>
-      <w:r>
-        <w:rPr>
-          <w:rFonts w:ascii="Times New Roman" w:eastAsia="Times New Roman" w:hAnsi="Times New Roman" w:cs="Times New Roman"/>
-          <w:sz w:val="24"/>
-          <w:szCs w:val="24"/>
-        </w:rPr>
-        <w:t xml:space="preserve"> </w:t>
-      </w:r>
-      <w:proofErr w:type="spellStart"/>
-      <w:r>
-        <w:rPr>
-          <w:rFonts w:ascii="Times New Roman" w:eastAsia="Times New Roman" w:hAnsi="Times New Roman" w:cs="Times New Roman"/>
-          <w:sz w:val="24"/>
-          <w:szCs w:val="24"/>
-        </w:rPr>
-        <w:t>wali</w:t>
-      </w:r>
-      <w:proofErr w:type="spellEnd"/>
-      <w:r>
-        <w:rPr>
-          <w:rFonts w:ascii="Times New Roman" w:eastAsia="Times New Roman" w:hAnsi="Times New Roman" w:cs="Times New Roman"/>
-          <w:sz w:val="24"/>
-          <w:szCs w:val="24"/>
-        </w:rPr>
-        <w:t xml:space="preserve"> </w:t>
-      </w:r>
-      <w:proofErr w:type="spellStart"/>
-      <w:r>
-        <w:rPr>
-          <w:rFonts w:ascii="Times New Roman" w:eastAsia="Times New Roman" w:hAnsi="Times New Roman" w:cs="Times New Roman"/>
-          <w:sz w:val="24"/>
-          <w:szCs w:val="24"/>
-        </w:rPr>
-        <w:t>terkait</w:t>
-      </w:r>
-      <w:proofErr w:type="spellEnd"/>
-      <w:r>
-        <w:rPr>
-          <w:rFonts w:ascii="Times New Roman" w:eastAsia="Times New Roman" w:hAnsi="Times New Roman" w:cs="Times New Roman"/>
-          <w:sz w:val="24"/>
-          <w:szCs w:val="24"/>
-        </w:rPr>
-        <w:t xml:space="preserve"> </w:t>
-      </w:r>
-      <w:proofErr w:type="spellStart"/>
-      <w:r>
-        <w:rPr>
-          <w:rFonts w:ascii="Times New Roman" w:eastAsia="Times New Roman" w:hAnsi="Times New Roman" w:cs="Times New Roman"/>
-          <w:sz w:val="24"/>
-          <w:szCs w:val="24"/>
-        </w:rPr>
-        <w:t>pengisian</w:t>
-      </w:r>
-      <w:proofErr w:type="spellEnd"/>
-      <w:r>
-        <w:rPr>
-          <w:rFonts w:ascii="Times New Roman" w:eastAsia="Times New Roman" w:hAnsi="Times New Roman" w:cs="Times New Roman"/>
-          <w:sz w:val="24"/>
-          <w:szCs w:val="24"/>
-        </w:rPr>
-        <w:t xml:space="preserve"> KRS. </w:t>
-      </w:r>
-    </w:p>
-    <w:p>
-      <w:pPr>
-        <w:numPr>
-          <w:ilvl w:val="0"/>
-          <w:numId w:val="6"/>
-        </w:numPr>
-        <w:spacing w:after="0" w:line="240" w:lineRule="auto"/>
-        <w:jc w:val="both"/>
-        <w:rPr>
-          <w:rFonts w:ascii="Times New Roman" w:eastAsia="Times New Roman" w:hAnsi="Times New Roman" w:cs="Times New Roman"/>
-          <w:sz w:val="24"/>
-          <w:szCs w:val="24"/>
-        </w:rPr>
-      </w:pPr>
-      <w:proofErr w:type="spellStart"/>
-      <w:r>
-        <w:rPr>
-          <w:rFonts w:ascii="Times New Roman" w:eastAsia="Times New Roman" w:hAnsi="Times New Roman" w:cs="Times New Roman"/>
-          <w:b/>
-          <w:bCs/>
-          <w:sz w:val="24"/>
-          <w:szCs w:val="24"/>
-        </w:rPr>
-        <w:t>Pelaksanaan</w:t>
-      </w:r>
-      <w:proofErr w:type="spellEnd"/>
-    </w:p>
-    <w:p>
-      <w:pPr>
-        <w:numPr>
-          <w:ilvl w:val="1"/>
-          <w:numId w:val="6"/>
-        </w:numPr>
-        <w:spacing w:after="0" w:line="240" w:lineRule="auto"/>
-        <w:jc w:val="both"/>
-        <w:rPr>
-          <w:rFonts w:ascii="Times New Roman" w:eastAsia="Times New Roman" w:hAnsi="Times New Roman" w:cs="Times New Roman"/>
-          <w:sz w:val="24"/>
-          <w:szCs w:val="24"/>
-        </w:rPr>
-      </w:pPr>
-      <w:proofErr w:type="spellStart"/>
-      <w:r>
-        <w:rPr>
-          <w:rFonts w:ascii="Times New Roman" w:eastAsia="Times New Roman" w:hAnsi="Times New Roman" w:cs="Times New Roman"/>
-          <w:sz w:val="24"/>
-          <w:szCs w:val="24"/>
-        </w:rPr>
-        <w:t>Mahasiswa</w:t>
-      </w:r>
-      <w:proofErr w:type="spellEnd"/>
-      <w:r>
-        <w:rPr>
-          <w:rFonts w:ascii="Times New Roman" w:eastAsia="Times New Roman" w:hAnsi="Times New Roman" w:cs="Times New Roman"/>
-          <w:sz w:val="24"/>
-          <w:szCs w:val="24"/>
-        </w:rPr>
-        <w:t xml:space="preserve"> </w:t>
-      </w:r>
-      <w:proofErr w:type="spellStart"/>
-      <w:r>
-        <w:rPr>
-          <w:rFonts w:ascii="Times New Roman" w:eastAsia="Times New Roman" w:hAnsi="Times New Roman" w:cs="Times New Roman"/>
-          <w:sz w:val="24"/>
-          <w:szCs w:val="24"/>
-        </w:rPr>
-        <w:t>melakukan</w:t>
-      </w:r>
-      <w:proofErr w:type="spellEnd"/>
-      <w:r>
-        <w:rPr>
-          <w:rFonts w:ascii="Times New Roman" w:eastAsia="Times New Roman" w:hAnsi="Times New Roman" w:cs="Times New Roman"/>
-          <w:sz w:val="24"/>
-          <w:szCs w:val="24"/>
-        </w:rPr>
-        <w:t xml:space="preserve"> </w:t>
-      </w:r>
-      <w:proofErr w:type="spellStart"/>
-      <w:r>
-        <w:rPr>
-          <w:rFonts w:ascii="Times New Roman" w:eastAsia="Times New Roman" w:hAnsi="Times New Roman" w:cs="Times New Roman"/>
-          <w:sz w:val="24"/>
-          <w:szCs w:val="24"/>
-        </w:rPr>
-        <w:t>perwalian</w:t>
-      </w:r>
-      <w:proofErr w:type="spellEnd"/>
-      <w:r>
-        <w:rPr>
-          <w:rFonts w:ascii="Times New Roman" w:eastAsia="Times New Roman" w:hAnsi="Times New Roman" w:cs="Times New Roman"/>
-          <w:sz w:val="24"/>
-          <w:szCs w:val="24"/>
-        </w:rPr>
-        <w:t xml:space="preserve"> </w:t>
-      </w:r>
-      <w:proofErr w:type="spellStart"/>
-      <w:r>
-        <w:rPr>
-          <w:rFonts w:ascii="Times New Roman" w:eastAsia="Times New Roman" w:hAnsi="Times New Roman" w:cs="Times New Roman"/>
-          <w:sz w:val="24"/>
-          <w:szCs w:val="24"/>
-        </w:rPr>
-        <w:t>dengan</w:t>
-      </w:r>
-      <w:proofErr w:type="spellEnd"/>
-      <w:r>
-        <w:rPr>
-          <w:rFonts w:ascii="Times New Roman" w:eastAsia="Times New Roman" w:hAnsi="Times New Roman" w:cs="Times New Roman"/>
-          <w:sz w:val="24"/>
-          <w:szCs w:val="24"/>
-        </w:rPr>
-        <w:t xml:space="preserve"> </w:t>
-      </w:r>
-      <w:proofErr w:type="spellStart"/>
-      <w:r>
-        <w:rPr>
-          <w:rFonts w:ascii="Times New Roman" w:eastAsia="Times New Roman" w:hAnsi="Times New Roman" w:cs="Times New Roman"/>
-          <w:sz w:val="24"/>
-          <w:szCs w:val="24"/>
-        </w:rPr>
-        <w:t>dosen</w:t>
-      </w:r>
-      <w:proofErr w:type="spellEnd"/>
-      <w:r>
-        <w:rPr>
-          <w:rFonts w:ascii="Times New Roman" w:eastAsia="Times New Roman" w:hAnsi="Times New Roman" w:cs="Times New Roman"/>
-          <w:sz w:val="24"/>
-          <w:szCs w:val="24"/>
-        </w:rPr>
-        <w:t xml:space="preserve"> </w:t>
-      </w:r>
-      <w:proofErr w:type="spellStart"/>
-      <w:r>
-        <w:rPr>
-          <w:rFonts w:ascii="Times New Roman" w:eastAsia="Times New Roman" w:hAnsi="Times New Roman" w:cs="Times New Roman"/>
-          <w:sz w:val="24"/>
-          <w:szCs w:val="24"/>
-        </w:rPr>
-        <w:t>wali</w:t>
-      </w:r>
-      <w:proofErr w:type="spellEnd"/>
-      <w:r>
-        <w:rPr>
-          <w:rFonts w:ascii="Times New Roman" w:eastAsia="Times New Roman" w:hAnsi="Times New Roman" w:cs="Times New Roman"/>
-          <w:sz w:val="24"/>
-          <w:szCs w:val="24"/>
-        </w:rPr>
-        <w:t xml:space="preserve"> dan </w:t>
-      </w:r>
-      <w:proofErr w:type="spellStart"/>
-      <w:r>
-        <w:rPr>
-          <w:rFonts w:ascii="Times New Roman" w:eastAsia="Times New Roman" w:hAnsi="Times New Roman" w:cs="Times New Roman"/>
-          <w:sz w:val="24"/>
-          <w:szCs w:val="24"/>
-        </w:rPr>
-        <w:t>pengisian</w:t>
-      </w:r>
-      <w:proofErr w:type="spellEnd"/>
-      <w:r>
-        <w:rPr>
-          <w:rFonts w:ascii="Times New Roman" w:eastAsia="Times New Roman" w:hAnsi="Times New Roman" w:cs="Times New Roman"/>
-          <w:sz w:val="24"/>
-          <w:szCs w:val="24"/>
-        </w:rPr>
-        <w:t xml:space="preserve"> KRS </w:t>
-      </w:r>
-      <w:proofErr w:type="spellStart"/>
-      <w:r>
-        <w:rPr>
-          <w:rFonts w:ascii="Times New Roman" w:eastAsia="Times New Roman" w:hAnsi="Times New Roman" w:cs="Times New Roman"/>
-          <w:sz w:val="24"/>
-          <w:szCs w:val="24"/>
-        </w:rPr>
-        <w:t>melalui</w:t>
-      </w:r>
-      <w:proofErr w:type="spellEnd"/>
-      <w:r>
-        <w:rPr>
-          <w:rFonts w:ascii="Times New Roman" w:eastAsia="Times New Roman" w:hAnsi="Times New Roman" w:cs="Times New Roman"/>
-          <w:sz w:val="24"/>
-          <w:szCs w:val="24"/>
-        </w:rPr>
-        <w:t xml:space="preserve"> SEVIMA </w:t>
-      </w:r>
-      <w:proofErr w:type="spellStart"/>
-      <w:r>
-        <w:rPr>
-          <w:rFonts w:ascii="Times New Roman" w:eastAsia="Times New Roman" w:hAnsi="Times New Roman" w:cs="Times New Roman"/>
-          <w:sz w:val="24"/>
-          <w:szCs w:val="24"/>
-        </w:rPr>
-        <w:t>sesuai</w:t>
-      </w:r>
-      <w:proofErr w:type="spellEnd"/>
-      <w:r>
-        <w:rPr>
-          <w:rFonts w:ascii="Times New Roman" w:eastAsia="Times New Roman" w:hAnsi="Times New Roman" w:cs="Times New Roman"/>
-          <w:sz w:val="24"/>
-          <w:szCs w:val="24"/>
-        </w:rPr>
-        <w:t xml:space="preserve"> </w:t>
-      </w:r>
-      <w:proofErr w:type="spellStart"/>
-      <w:r>
-        <w:rPr>
-          <w:rFonts w:ascii="Times New Roman" w:eastAsia="Times New Roman" w:hAnsi="Times New Roman" w:cs="Times New Roman"/>
-          <w:sz w:val="24"/>
-          <w:szCs w:val="24"/>
-        </w:rPr>
-        <w:t>dengan</w:t>
-      </w:r>
-      <w:proofErr w:type="spellEnd"/>
-      <w:r>
-        <w:rPr>
-          <w:rFonts w:ascii="Times New Roman" w:eastAsia="Times New Roman" w:hAnsi="Times New Roman" w:cs="Times New Roman"/>
-          <w:sz w:val="24"/>
-          <w:szCs w:val="24"/>
-        </w:rPr>
-        <w:t xml:space="preserve"> Panduan </w:t>
-      </w:r>
-      <w:proofErr w:type="spellStart"/>
-      <w:r>
-        <w:rPr>
-          <w:rFonts w:ascii="Times New Roman" w:eastAsia="Times New Roman" w:hAnsi="Times New Roman" w:cs="Times New Roman"/>
-          <w:sz w:val="24"/>
-          <w:szCs w:val="24"/>
-        </w:rPr>
-        <w:t>Pengisian</w:t>
-      </w:r>
-      <w:proofErr w:type="spellEnd"/>
-      <w:r>
-        <w:rPr>
-          <w:rFonts w:ascii="Times New Roman" w:eastAsia="Times New Roman" w:hAnsi="Times New Roman" w:cs="Times New Roman"/>
-          <w:sz w:val="24"/>
-          <w:szCs w:val="24"/>
-        </w:rPr>
-        <w:t xml:space="preserve"> KSR Online </w:t>
-      </w:r>
-      <w:proofErr w:type="spellStart"/>
-      <w:r>
-        <w:rPr>
-          <w:rFonts w:ascii="Times New Roman" w:eastAsia="Times New Roman" w:hAnsi="Times New Roman" w:cs="Times New Roman"/>
-          <w:sz w:val="24"/>
-          <w:szCs w:val="24"/>
-        </w:rPr>
-        <w:t>untuk</w:t>
-      </w:r>
-      <w:proofErr w:type="spellEnd"/>
-      <w:r>
-        <w:rPr>
-          <w:rFonts w:ascii="Times New Roman" w:eastAsia="Times New Roman" w:hAnsi="Times New Roman" w:cs="Times New Roman"/>
-          <w:sz w:val="24"/>
-          <w:szCs w:val="24"/>
-        </w:rPr>
-        <w:t xml:space="preserve"> </w:t>
-      </w:r>
-      <w:proofErr w:type="spellStart"/>
-      <w:r>
-        <w:rPr>
-          <w:rFonts w:ascii="Times New Roman" w:eastAsia="Times New Roman" w:hAnsi="Times New Roman" w:cs="Times New Roman"/>
-          <w:sz w:val="24"/>
-          <w:szCs w:val="24"/>
-        </w:rPr>
-        <w:t>Mahasiswa</w:t>
-      </w:r>
-      <w:proofErr w:type="spellEnd"/>
-      <w:r>
-        <w:rPr>
-          <w:rFonts w:ascii="Times New Roman" w:eastAsia="Times New Roman" w:hAnsi="Times New Roman" w:cs="Times New Roman"/>
-          <w:sz w:val="24"/>
-          <w:szCs w:val="24"/>
-        </w:rPr>
-        <w:t xml:space="preserve"> </w:t>
-      </w:r>
-      <w:hyperlink r:id="rId6" w:tgtFrame="_blank" w:history="1">
-        <w:r>
-          <w:rPr>
-            <w:rFonts w:ascii="Times New Roman" w:eastAsia="Times New Roman" w:hAnsi="Times New Roman" w:cs="Times New Roman"/>
-            <w:color w:val="0000FF"/>
-            <w:sz w:val="24"/>
-            <w:szCs w:val="24"/>
-            <w:u w:val="single"/>
-          </w:rPr>
-          <w:t>https://s.id/PanduanKRSOnlineMahasiswa</w:t>
-        </w:r>
-      </w:hyperlink>
-      <w:r>
-        <w:rPr>
-          <w:rFonts w:ascii="Times New Roman" w:eastAsia="Times New Roman" w:hAnsi="Times New Roman" w:cs="Times New Roman"/>
-          <w:sz w:val="24"/>
-          <w:szCs w:val="24"/>
-        </w:rPr>
-        <w:t xml:space="preserve">; </w:t>
-      </w:r>
-      <w:proofErr w:type="spellStart"/>
-      <w:r>
-        <w:rPr>
-          <w:rFonts w:ascii="Times New Roman" w:eastAsia="Times New Roman" w:hAnsi="Times New Roman" w:cs="Times New Roman"/>
-          <w:sz w:val="24"/>
-          <w:szCs w:val="24"/>
-        </w:rPr>
-        <w:t>Dosen</w:t>
-      </w:r>
-      <w:proofErr w:type="spellEnd"/>
-      <w:r>
-        <w:rPr>
-          <w:rFonts w:ascii="Times New Roman" w:eastAsia="Times New Roman" w:hAnsi="Times New Roman" w:cs="Times New Roman"/>
-          <w:sz w:val="24"/>
-          <w:szCs w:val="24"/>
-        </w:rPr>
-        <w:t xml:space="preserve"> </w:t>
-      </w:r>
-      <w:proofErr w:type="spellStart"/>
-      <w:r>
-        <w:rPr>
-          <w:rFonts w:ascii="Times New Roman" w:eastAsia="Times New Roman" w:hAnsi="Times New Roman" w:cs="Times New Roman"/>
-          <w:sz w:val="24"/>
-          <w:szCs w:val="24"/>
-        </w:rPr>
-        <w:t>wali</w:t>
-      </w:r>
-      <w:proofErr w:type="spellEnd"/>
-      <w:r>
-        <w:rPr>
-          <w:rFonts w:ascii="Times New Roman" w:eastAsia="Times New Roman" w:hAnsi="Times New Roman" w:cs="Times New Roman"/>
-          <w:sz w:val="24"/>
-          <w:szCs w:val="24"/>
-        </w:rPr>
-        <w:t xml:space="preserve"> </w:t>
-      </w:r>
-      <w:proofErr w:type="spellStart"/>
-      <w:r>
-        <w:rPr>
-          <w:rFonts w:ascii="Times New Roman" w:eastAsia="Times New Roman" w:hAnsi="Times New Roman" w:cs="Times New Roman"/>
-          <w:sz w:val="24"/>
-          <w:szCs w:val="24"/>
-        </w:rPr>
-        <w:t>melakukan</w:t>
-      </w:r>
-      <w:proofErr w:type="spellEnd"/>
-      <w:r>
-        <w:rPr>
-          <w:rFonts w:ascii="Times New Roman" w:eastAsia="Times New Roman" w:hAnsi="Times New Roman" w:cs="Times New Roman"/>
-          <w:sz w:val="24"/>
-          <w:szCs w:val="24"/>
-        </w:rPr>
-        <w:t xml:space="preserve"> proses </w:t>
-      </w:r>
-      <w:proofErr w:type="spellStart"/>
-      <w:r>
-        <w:rPr>
-          <w:rFonts w:ascii="Times New Roman" w:eastAsia="Times New Roman" w:hAnsi="Times New Roman" w:cs="Times New Roman"/>
-          <w:sz w:val="24"/>
-          <w:szCs w:val="24"/>
-        </w:rPr>
-        <w:t>validasi</w:t>
-      </w:r>
-      <w:proofErr w:type="spellEnd"/>
-      <w:r>
-        <w:rPr>
-          <w:rFonts w:ascii="Times New Roman" w:eastAsia="Times New Roman" w:hAnsi="Times New Roman" w:cs="Times New Roman"/>
-          <w:sz w:val="24"/>
-          <w:szCs w:val="24"/>
-        </w:rPr>
-        <w:t xml:space="preserve"> </w:t>
-      </w:r>
-      <w:proofErr w:type="spellStart"/>
-      <w:r>
-        <w:rPr>
-          <w:rFonts w:ascii="Times New Roman" w:eastAsia="Times New Roman" w:hAnsi="Times New Roman" w:cs="Times New Roman"/>
-          <w:sz w:val="24"/>
-          <w:szCs w:val="24"/>
-        </w:rPr>
-        <w:t>melalui</w:t>
-      </w:r>
-      <w:proofErr w:type="spellEnd"/>
-      <w:r>
-        <w:rPr>
-          <w:rFonts w:ascii="Times New Roman" w:eastAsia="Times New Roman" w:hAnsi="Times New Roman" w:cs="Times New Roman"/>
-          <w:sz w:val="24"/>
-          <w:szCs w:val="24"/>
-        </w:rPr>
-        <w:t xml:space="preserve"> SEVIMA </w:t>
-      </w:r>
-      <w:proofErr w:type="spellStart"/>
-      <w:r>
-        <w:rPr>
-          <w:rFonts w:ascii="Times New Roman" w:eastAsia="Times New Roman" w:hAnsi="Times New Roman" w:cs="Times New Roman"/>
-          <w:sz w:val="24"/>
-          <w:szCs w:val="24"/>
-        </w:rPr>
-        <w:t>terhadap</w:t>
-      </w:r>
-      <w:proofErr w:type="spellEnd"/>
-      <w:r>
-        <w:rPr>
-          <w:rFonts w:ascii="Times New Roman" w:eastAsia="Times New Roman" w:hAnsi="Times New Roman" w:cs="Times New Roman"/>
-          <w:sz w:val="24"/>
-          <w:szCs w:val="24"/>
-        </w:rPr>
-        <w:t xml:space="preserve"> KRS </w:t>
-      </w:r>
-      <w:proofErr w:type="spellStart"/>
-      <w:r>
-        <w:rPr>
-          <w:rFonts w:ascii="Times New Roman" w:eastAsia="Times New Roman" w:hAnsi="Times New Roman" w:cs="Times New Roman"/>
-          <w:sz w:val="24"/>
-          <w:szCs w:val="24"/>
-        </w:rPr>
-        <w:t>mahasiswa</w:t>
-      </w:r>
-      <w:proofErr w:type="spellEnd"/>
-      <w:r>
-        <w:rPr>
-          <w:rFonts w:ascii="Times New Roman" w:eastAsia="Times New Roman" w:hAnsi="Times New Roman" w:cs="Times New Roman"/>
-          <w:sz w:val="24"/>
-          <w:szCs w:val="24"/>
-        </w:rPr>
-        <w:t xml:space="preserve">. </w:t>
-      </w:r>
-    </w:p>
-    <w:p>
-      <w:pPr>
-        <w:numPr>
-          <w:ilvl w:val="1"/>
-          <w:numId w:val="6"/>
-        </w:numPr>
-        <w:spacing w:after="0" w:line="240" w:lineRule="auto"/>
-        <w:jc w:val="both"/>
-        <w:rPr>
-          <w:rFonts w:ascii="Times New Roman" w:eastAsia="Times New Roman" w:hAnsi="Times New Roman" w:cs="Times New Roman"/>
-          <w:sz w:val="24"/>
-          <w:szCs w:val="24"/>
-        </w:rPr>
-      </w:pPr>
-      <w:r>
-        <w:rPr>
-          <w:rFonts w:ascii="Times New Roman" w:eastAsia="Times New Roman" w:hAnsi="Times New Roman" w:cs="Times New Roman"/>
-          <w:sz w:val="24"/>
-          <w:szCs w:val="24"/>
-        </w:rPr>
-        <w:t xml:space="preserve">Ka. Program </w:t>
-      </w:r>
-      <w:proofErr w:type="spellStart"/>
-      <w:r>
-        <w:rPr>
-          <w:rFonts w:ascii="Times New Roman" w:eastAsia="Times New Roman" w:hAnsi="Times New Roman" w:cs="Times New Roman"/>
-          <w:sz w:val="24"/>
-          <w:szCs w:val="24"/>
-        </w:rPr>
-        <w:t>Studi</w:t>
-      </w:r>
-      <w:proofErr w:type="spellEnd"/>
-      <w:r>
-        <w:rPr>
-          <w:rFonts w:ascii="Times New Roman" w:eastAsia="Times New Roman" w:hAnsi="Times New Roman" w:cs="Times New Roman"/>
-          <w:sz w:val="24"/>
-          <w:szCs w:val="24"/>
-        </w:rPr>
-        <w:t xml:space="preserve"> </w:t>
-      </w:r>
-      <w:proofErr w:type="spellStart"/>
-      <w:r>
-        <w:rPr>
-          <w:rFonts w:ascii="Times New Roman" w:eastAsia="Times New Roman" w:hAnsi="Times New Roman" w:cs="Times New Roman"/>
-          <w:sz w:val="24"/>
-          <w:szCs w:val="24"/>
-        </w:rPr>
-        <w:t>berkoordinasi</w:t>
-      </w:r>
-      <w:proofErr w:type="spellEnd"/>
-      <w:r>
-        <w:rPr>
-          <w:rFonts w:ascii="Times New Roman" w:eastAsia="Times New Roman" w:hAnsi="Times New Roman" w:cs="Times New Roman"/>
-          <w:sz w:val="24"/>
-          <w:szCs w:val="24"/>
-        </w:rPr>
-        <w:t xml:space="preserve"> </w:t>
-      </w:r>
-      <w:proofErr w:type="spellStart"/>
-      <w:r>
-        <w:rPr>
-          <w:rFonts w:ascii="Times New Roman" w:eastAsia="Times New Roman" w:hAnsi="Times New Roman" w:cs="Times New Roman"/>
-          <w:sz w:val="24"/>
-          <w:szCs w:val="24"/>
-        </w:rPr>
-        <w:t>dengan</w:t>
-      </w:r>
-      <w:proofErr w:type="spellEnd"/>
-      <w:r>
-        <w:rPr>
-          <w:rFonts w:ascii="Times New Roman" w:eastAsia="Times New Roman" w:hAnsi="Times New Roman" w:cs="Times New Roman"/>
-          <w:sz w:val="24"/>
-          <w:szCs w:val="24"/>
-        </w:rPr>
-        <w:t xml:space="preserve"> </w:t>
-      </w:r>
-      <w:proofErr w:type="spellStart"/>
-      <w:r>
-        <w:rPr>
-          <w:rFonts w:ascii="Times New Roman" w:eastAsia="Times New Roman" w:hAnsi="Times New Roman" w:cs="Times New Roman"/>
-          <w:sz w:val="24"/>
-          <w:szCs w:val="24"/>
-        </w:rPr>
-        <w:t>Dosen</w:t>
-      </w:r>
-      <w:proofErr w:type="spellEnd"/>
-      <w:r>
-        <w:rPr>
-          <w:rFonts w:ascii="Times New Roman" w:eastAsia="Times New Roman" w:hAnsi="Times New Roman" w:cs="Times New Roman"/>
-          <w:sz w:val="24"/>
-          <w:szCs w:val="24"/>
-        </w:rPr>
-        <w:t xml:space="preserve"> </w:t>
-      </w:r>
-      <w:proofErr w:type="spellStart"/>
-      <w:r>
-        <w:rPr>
-          <w:rFonts w:ascii="Times New Roman" w:eastAsia="Times New Roman" w:hAnsi="Times New Roman" w:cs="Times New Roman"/>
-          <w:sz w:val="24"/>
-          <w:szCs w:val="24"/>
-        </w:rPr>
-        <w:t>Wali</w:t>
-      </w:r>
-      <w:proofErr w:type="spellEnd"/>
-      <w:r>
-        <w:rPr>
-          <w:rFonts w:ascii="Times New Roman" w:eastAsia="Times New Roman" w:hAnsi="Times New Roman" w:cs="Times New Roman"/>
-          <w:sz w:val="24"/>
-          <w:szCs w:val="24"/>
-        </w:rPr>
-        <w:t xml:space="preserve"> </w:t>
-      </w:r>
-      <w:proofErr w:type="spellStart"/>
-      <w:r>
-        <w:rPr>
-          <w:rFonts w:ascii="Times New Roman" w:eastAsia="Times New Roman" w:hAnsi="Times New Roman" w:cs="Times New Roman"/>
-          <w:sz w:val="24"/>
-          <w:szCs w:val="24"/>
-        </w:rPr>
-        <w:t>untuk</w:t>
-      </w:r>
-      <w:proofErr w:type="spellEnd"/>
-      <w:r>
-        <w:rPr>
-          <w:rFonts w:ascii="Times New Roman" w:eastAsia="Times New Roman" w:hAnsi="Times New Roman" w:cs="Times New Roman"/>
-          <w:sz w:val="24"/>
-          <w:szCs w:val="24"/>
-        </w:rPr>
-        <w:t xml:space="preserve"> </w:t>
-      </w:r>
-      <w:proofErr w:type="spellStart"/>
-      <w:r>
-        <w:rPr>
-          <w:rFonts w:ascii="Times New Roman" w:eastAsia="Times New Roman" w:hAnsi="Times New Roman" w:cs="Times New Roman"/>
-          <w:sz w:val="24"/>
-          <w:szCs w:val="24"/>
-        </w:rPr>
-        <w:t>memastikan</w:t>
-      </w:r>
-      <w:proofErr w:type="spellEnd"/>
-      <w:r>
-        <w:rPr>
-          <w:rFonts w:ascii="Times New Roman" w:eastAsia="Times New Roman" w:hAnsi="Times New Roman" w:cs="Times New Roman"/>
-          <w:sz w:val="24"/>
-          <w:szCs w:val="24"/>
-        </w:rPr>
-        <w:t xml:space="preserve"> </w:t>
-      </w:r>
-      <w:proofErr w:type="spellStart"/>
-      <w:r>
-        <w:rPr>
-          <w:rFonts w:ascii="Times New Roman" w:eastAsia="Times New Roman" w:hAnsi="Times New Roman" w:cs="Times New Roman"/>
-          <w:sz w:val="24"/>
-          <w:szCs w:val="24"/>
-        </w:rPr>
-        <w:t>pengisian</w:t>
-      </w:r>
-      <w:proofErr w:type="spellEnd"/>
-      <w:r>
-        <w:rPr>
-          <w:rFonts w:ascii="Times New Roman" w:eastAsia="Times New Roman" w:hAnsi="Times New Roman" w:cs="Times New Roman"/>
-          <w:sz w:val="24"/>
-          <w:szCs w:val="24"/>
-        </w:rPr>
-        <w:t xml:space="preserve"> KRS </w:t>
-      </w:r>
-      <w:proofErr w:type="spellStart"/>
-      <w:r>
-        <w:rPr>
-          <w:rFonts w:ascii="Times New Roman" w:eastAsia="Times New Roman" w:hAnsi="Times New Roman" w:cs="Times New Roman"/>
-          <w:sz w:val="24"/>
-          <w:szCs w:val="24"/>
-        </w:rPr>
-        <w:t>dilakukan</w:t>
-      </w:r>
-      <w:proofErr w:type="spellEnd"/>
-      <w:r>
-        <w:rPr>
-          <w:rFonts w:ascii="Times New Roman" w:eastAsia="Times New Roman" w:hAnsi="Times New Roman" w:cs="Times New Roman"/>
-          <w:sz w:val="24"/>
-          <w:szCs w:val="24"/>
-        </w:rPr>
-        <w:t xml:space="preserve"> oleh </w:t>
-      </w:r>
-      <w:proofErr w:type="spellStart"/>
-      <w:r>
-        <w:rPr>
-          <w:rFonts w:ascii="Times New Roman" w:eastAsia="Times New Roman" w:hAnsi="Times New Roman" w:cs="Times New Roman"/>
-          <w:sz w:val="24"/>
-          <w:szCs w:val="24"/>
-        </w:rPr>
-        <w:t>Mahasiswa</w:t>
-      </w:r>
-      <w:proofErr w:type="spellEnd"/>
-      <w:r>
-        <w:rPr>
-          <w:rFonts w:ascii="Times New Roman" w:eastAsia="Times New Roman" w:hAnsi="Times New Roman" w:cs="Times New Roman"/>
-          <w:sz w:val="24"/>
-          <w:szCs w:val="24"/>
-        </w:rPr>
-        <w:t xml:space="preserve"> </w:t>
-      </w:r>
-      <w:proofErr w:type="spellStart"/>
-      <w:r>
-        <w:rPr>
-          <w:rFonts w:ascii="Times New Roman" w:eastAsia="Times New Roman" w:hAnsi="Times New Roman" w:cs="Times New Roman"/>
-          <w:sz w:val="24"/>
-          <w:szCs w:val="24"/>
-        </w:rPr>
-        <w:t>sampai</w:t>
-      </w:r>
-      <w:proofErr w:type="spellEnd"/>
-      <w:r>
-        <w:rPr>
-          <w:rFonts w:ascii="Times New Roman" w:eastAsia="Times New Roman" w:hAnsi="Times New Roman" w:cs="Times New Roman"/>
-          <w:sz w:val="24"/>
-          <w:szCs w:val="24"/>
-        </w:rPr>
-        <w:t xml:space="preserve"> </w:t>
-      </w:r>
-      <w:proofErr w:type="spellStart"/>
-      <w:r>
-        <w:rPr>
-          <w:rFonts w:ascii="Times New Roman" w:eastAsia="Times New Roman" w:hAnsi="Times New Roman" w:cs="Times New Roman"/>
-          <w:sz w:val="24"/>
-          <w:szCs w:val="24"/>
-        </w:rPr>
-        <w:t>batas</w:t>
-      </w:r>
-      <w:proofErr w:type="spellEnd"/>
-      <w:r>
-        <w:rPr>
-          <w:rFonts w:ascii="Times New Roman" w:eastAsia="Times New Roman" w:hAnsi="Times New Roman" w:cs="Times New Roman"/>
-          <w:sz w:val="24"/>
-          <w:szCs w:val="24"/>
-        </w:rPr>
-        <w:t xml:space="preserve"> </w:t>
-      </w:r>
-      <w:proofErr w:type="spellStart"/>
-      <w:r>
-        <w:rPr>
-          <w:rFonts w:ascii="Times New Roman" w:eastAsia="Times New Roman" w:hAnsi="Times New Roman" w:cs="Times New Roman"/>
-          <w:sz w:val="24"/>
-          <w:szCs w:val="24"/>
-        </w:rPr>
-        <w:t>waktu</w:t>
-      </w:r>
-      <w:proofErr w:type="spellEnd"/>
-      <w:r>
-        <w:rPr>
-          <w:rFonts w:ascii="Times New Roman" w:eastAsia="Times New Roman" w:hAnsi="Times New Roman" w:cs="Times New Roman"/>
-          <w:sz w:val="24"/>
-          <w:szCs w:val="24"/>
-        </w:rPr>
-        <w:t xml:space="preserve"> yang </w:t>
-      </w:r>
-      <w:proofErr w:type="spellStart"/>
-      <w:r>
-        <w:rPr>
-          <w:rFonts w:ascii="Times New Roman" w:eastAsia="Times New Roman" w:hAnsi="Times New Roman" w:cs="Times New Roman"/>
-          <w:sz w:val="24"/>
-          <w:szCs w:val="24"/>
-        </w:rPr>
-        <w:t>ditentukan</w:t>
-      </w:r>
-      <w:proofErr w:type="spellEnd"/>
-      <w:r>
-        <w:rPr>
-          <w:rFonts w:ascii="Times New Roman" w:eastAsia="Times New Roman" w:hAnsi="Times New Roman" w:cs="Times New Roman"/>
-          <w:sz w:val="24"/>
-          <w:szCs w:val="24"/>
-        </w:rPr>
-        <w:t xml:space="preserve">. </w:t>
-      </w:r>
-    </w:p>
-    <w:p>
-      <w:pPr>
-        <w:numPr>
-          <w:ilvl w:val="1"/>
-          <w:numId w:val="6"/>
-        </w:numPr>
-        <w:spacing w:after="0" w:line="240" w:lineRule="auto"/>
-        <w:jc w:val="both"/>
-        <w:rPr>
-          <w:rFonts w:ascii="Times New Roman" w:eastAsia="Times New Roman" w:hAnsi="Times New Roman" w:cs="Times New Roman"/>
-          <w:sz w:val="24"/>
-          <w:szCs w:val="24"/>
-        </w:rPr>
-      </w:pPr>
-      <w:proofErr w:type="spellStart"/>
-      <w:r>
-        <w:rPr>
-          <w:rFonts w:ascii="Times New Roman" w:eastAsia="Times New Roman" w:hAnsi="Times New Roman" w:cs="Times New Roman"/>
-          <w:sz w:val="24"/>
-          <w:szCs w:val="24"/>
-        </w:rPr>
-        <w:t>Dosen</w:t>
-      </w:r>
-      <w:proofErr w:type="spellEnd"/>
-      <w:r>
-        <w:rPr>
-          <w:rFonts w:ascii="Times New Roman" w:eastAsia="Times New Roman" w:hAnsi="Times New Roman" w:cs="Times New Roman"/>
-          <w:sz w:val="24"/>
-          <w:szCs w:val="24"/>
-        </w:rPr>
-        <w:t xml:space="preserve"> </w:t>
-      </w:r>
-      <w:proofErr w:type="spellStart"/>
-      <w:r>
-        <w:rPr>
-          <w:rFonts w:ascii="Times New Roman" w:eastAsia="Times New Roman" w:hAnsi="Times New Roman" w:cs="Times New Roman"/>
-          <w:sz w:val="24"/>
-          <w:szCs w:val="24"/>
-        </w:rPr>
-        <w:t>Wali</w:t>
-      </w:r>
-      <w:proofErr w:type="spellEnd"/>
-      <w:r>
-        <w:rPr>
-          <w:rFonts w:ascii="Times New Roman" w:eastAsia="Times New Roman" w:hAnsi="Times New Roman" w:cs="Times New Roman"/>
-          <w:sz w:val="24"/>
-          <w:szCs w:val="24"/>
-        </w:rPr>
-        <w:t xml:space="preserve"> </w:t>
-      </w:r>
-      <w:proofErr w:type="spellStart"/>
-      <w:r>
-        <w:rPr>
-          <w:rFonts w:ascii="Times New Roman" w:eastAsia="Times New Roman" w:hAnsi="Times New Roman" w:cs="Times New Roman"/>
-          <w:sz w:val="24"/>
-          <w:szCs w:val="24"/>
-        </w:rPr>
-        <w:t>memantau</w:t>
-      </w:r>
-      <w:proofErr w:type="spellEnd"/>
-      <w:r>
-        <w:rPr>
-          <w:rFonts w:ascii="Times New Roman" w:eastAsia="Times New Roman" w:hAnsi="Times New Roman" w:cs="Times New Roman"/>
-          <w:sz w:val="24"/>
-          <w:szCs w:val="24"/>
-        </w:rPr>
-        <w:t xml:space="preserve"> </w:t>
-      </w:r>
-      <w:proofErr w:type="spellStart"/>
-      <w:r>
-        <w:rPr>
-          <w:rFonts w:ascii="Times New Roman" w:eastAsia="Times New Roman" w:hAnsi="Times New Roman" w:cs="Times New Roman"/>
-          <w:sz w:val="24"/>
-          <w:szCs w:val="24"/>
-        </w:rPr>
-        <w:t>pengisian</w:t>
-      </w:r>
-      <w:proofErr w:type="spellEnd"/>
-      <w:r>
-        <w:rPr>
-          <w:rFonts w:ascii="Times New Roman" w:eastAsia="Times New Roman" w:hAnsi="Times New Roman" w:cs="Times New Roman"/>
-          <w:sz w:val="24"/>
-          <w:szCs w:val="24"/>
-        </w:rPr>
-        <w:t xml:space="preserve"> KRS yang </w:t>
-      </w:r>
-      <w:proofErr w:type="spellStart"/>
-      <w:r>
-        <w:rPr>
-          <w:rFonts w:ascii="Times New Roman" w:eastAsia="Times New Roman" w:hAnsi="Times New Roman" w:cs="Times New Roman"/>
-          <w:sz w:val="24"/>
-          <w:szCs w:val="24"/>
-        </w:rPr>
-        <w:t>dilakukan</w:t>
-      </w:r>
-      <w:proofErr w:type="spellEnd"/>
-      <w:r>
-        <w:rPr>
-          <w:rFonts w:ascii="Times New Roman" w:eastAsia="Times New Roman" w:hAnsi="Times New Roman" w:cs="Times New Roman"/>
-          <w:sz w:val="24"/>
-          <w:szCs w:val="24"/>
-        </w:rPr>
-        <w:t xml:space="preserve"> oleh </w:t>
-      </w:r>
-      <w:proofErr w:type="spellStart"/>
-      <w:r>
-        <w:rPr>
-          <w:rFonts w:ascii="Times New Roman" w:eastAsia="Times New Roman" w:hAnsi="Times New Roman" w:cs="Times New Roman"/>
-          <w:sz w:val="24"/>
-          <w:szCs w:val="24"/>
-        </w:rPr>
-        <w:t>mahasiswa</w:t>
-      </w:r>
-      <w:proofErr w:type="spellEnd"/>
-      <w:r>
-        <w:rPr>
-          <w:rFonts w:ascii="Times New Roman" w:eastAsia="Times New Roman" w:hAnsi="Times New Roman" w:cs="Times New Roman"/>
-          <w:sz w:val="24"/>
-          <w:szCs w:val="24"/>
-        </w:rPr>
-        <w:t xml:space="preserve"> </w:t>
-      </w:r>
-      <w:proofErr w:type="spellStart"/>
-      <w:r>
-        <w:rPr>
-          <w:rFonts w:ascii="Times New Roman" w:eastAsia="Times New Roman" w:hAnsi="Times New Roman" w:cs="Times New Roman"/>
-          <w:sz w:val="24"/>
-          <w:szCs w:val="24"/>
-        </w:rPr>
-        <w:t>melalui</w:t>
-      </w:r>
-      <w:proofErr w:type="spellEnd"/>
-      <w:r>
-        <w:rPr>
-          <w:rFonts w:ascii="Times New Roman" w:eastAsia="Times New Roman" w:hAnsi="Times New Roman" w:cs="Times New Roman"/>
-          <w:sz w:val="24"/>
-          <w:szCs w:val="24"/>
-        </w:rPr>
-        <w:t xml:space="preserve"> SEVIMA. </w:t>
-      </w:r>
-    </w:p>
-    <w:p>
-      <w:pPr>
-        <w:numPr>
-          <w:ilvl w:val="1"/>
-          <w:numId w:val="6"/>
-        </w:numPr>
-        <w:spacing w:after="0" w:line="240" w:lineRule="auto"/>
-        <w:jc w:val="both"/>
-        <w:rPr>
-          <w:rFonts w:ascii="Times New Roman" w:eastAsia="Times New Roman" w:hAnsi="Times New Roman" w:cs="Times New Roman"/>
-          <w:sz w:val="24"/>
-          <w:szCs w:val="24"/>
-        </w:rPr>
-      </w:pPr>
-      <w:r>
-        <w:rPr>
-          <w:rFonts w:ascii="Times New Roman" w:eastAsia="Times New Roman" w:hAnsi="Times New Roman" w:cs="Times New Roman"/>
-          <w:sz w:val="24"/>
-          <w:szCs w:val="24"/>
-        </w:rPr>
-        <w:t xml:space="preserve">Bagian </w:t>
-      </w:r>
-      <w:proofErr w:type="spellStart"/>
-      <w:r>
-        <w:rPr>
-          <w:rFonts w:ascii="Times New Roman" w:eastAsia="Times New Roman" w:hAnsi="Times New Roman" w:cs="Times New Roman"/>
-          <w:sz w:val="24"/>
-          <w:szCs w:val="24"/>
-        </w:rPr>
-        <w:t>Akademik</w:t>
-      </w:r>
-      <w:proofErr w:type="spellEnd"/>
-      <w:r>
-        <w:rPr>
-          <w:rFonts w:ascii="Times New Roman" w:eastAsia="Times New Roman" w:hAnsi="Times New Roman" w:cs="Times New Roman"/>
-          <w:sz w:val="24"/>
-          <w:szCs w:val="24"/>
-        </w:rPr>
-        <w:t xml:space="preserve"> </w:t>
-      </w:r>
-      <w:proofErr w:type="spellStart"/>
-      <w:r>
-        <w:rPr>
-          <w:rFonts w:ascii="Times New Roman" w:eastAsia="Times New Roman" w:hAnsi="Times New Roman" w:cs="Times New Roman"/>
-          <w:sz w:val="24"/>
-          <w:szCs w:val="24"/>
-        </w:rPr>
-        <w:t>memantau</w:t>
-      </w:r>
-      <w:proofErr w:type="spellEnd"/>
-      <w:r>
-        <w:rPr>
-          <w:rFonts w:ascii="Times New Roman" w:eastAsia="Times New Roman" w:hAnsi="Times New Roman" w:cs="Times New Roman"/>
-          <w:sz w:val="24"/>
-          <w:szCs w:val="24"/>
-        </w:rPr>
-        <w:t xml:space="preserve"> </w:t>
-      </w:r>
-      <w:proofErr w:type="spellStart"/>
-      <w:r>
-        <w:rPr>
-          <w:rFonts w:ascii="Times New Roman" w:eastAsia="Times New Roman" w:hAnsi="Times New Roman" w:cs="Times New Roman"/>
-          <w:sz w:val="24"/>
-          <w:szCs w:val="24"/>
-        </w:rPr>
-        <w:t>pengisian</w:t>
-      </w:r>
-      <w:proofErr w:type="spellEnd"/>
-      <w:r>
-        <w:rPr>
-          <w:rFonts w:ascii="Times New Roman" w:eastAsia="Times New Roman" w:hAnsi="Times New Roman" w:cs="Times New Roman"/>
-          <w:sz w:val="24"/>
-          <w:szCs w:val="24"/>
-        </w:rPr>
-        <w:t xml:space="preserve"> KRS yang </w:t>
-      </w:r>
-      <w:proofErr w:type="spellStart"/>
-      <w:r>
-        <w:rPr>
-          <w:rFonts w:ascii="Times New Roman" w:eastAsia="Times New Roman" w:hAnsi="Times New Roman" w:cs="Times New Roman"/>
-          <w:sz w:val="24"/>
-          <w:szCs w:val="24"/>
-        </w:rPr>
-        <w:t>sudah</w:t>
-      </w:r>
-      <w:proofErr w:type="spellEnd"/>
-      <w:r>
-        <w:rPr>
-          <w:rFonts w:ascii="Times New Roman" w:eastAsia="Times New Roman" w:hAnsi="Times New Roman" w:cs="Times New Roman"/>
-          <w:sz w:val="24"/>
-          <w:szCs w:val="24"/>
-        </w:rPr>
-        <w:t xml:space="preserve"> </w:t>
-      </w:r>
-      <w:proofErr w:type="spellStart"/>
-      <w:r>
-        <w:rPr>
-          <w:rFonts w:ascii="Times New Roman" w:eastAsia="Times New Roman" w:hAnsi="Times New Roman" w:cs="Times New Roman"/>
-          <w:sz w:val="24"/>
-          <w:szCs w:val="24"/>
-        </w:rPr>
-        <w:t>diisi</w:t>
-      </w:r>
-      <w:proofErr w:type="spellEnd"/>
-      <w:r>
-        <w:rPr>
-          <w:rFonts w:ascii="Times New Roman" w:eastAsia="Times New Roman" w:hAnsi="Times New Roman" w:cs="Times New Roman"/>
-          <w:sz w:val="24"/>
-          <w:szCs w:val="24"/>
-        </w:rPr>
-        <w:t xml:space="preserve"> oleh </w:t>
-      </w:r>
-      <w:proofErr w:type="spellStart"/>
-      <w:r>
-        <w:rPr>
-          <w:rFonts w:ascii="Times New Roman" w:eastAsia="Times New Roman" w:hAnsi="Times New Roman" w:cs="Times New Roman"/>
-          <w:sz w:val="24"/>
-          <w:szCs w:val="24"/>
-        </w:rPr>
-        <w:t>mahasiswa</w:t>
-      </w:r>
-      <w:proofErr w:type="spellEnd"/>
-      <w:r>
-        <w:rPr>
-          <w:rFonts w:ascii="Times New Roman" w:eastAsia="Times New Roman" w:hAnsi="Times New Roman" w:cs="Times New Roman"/>
-          <w:sz w:val="24"/>
-          <w:szCs w:val="24"/>
-        </w:rPr>
-        <w:t xml:space="preserve"> dan </w:t>
-      </w:r>
-      <w:proofErr w:type="spellStart"/>
-      <w:r>
-        <w:rPr>
-          <w:rFonts w:ascii="Times New Roman" w:eastAsia="Times New Roman" w:hAnsi="Times New Roman" w:cs="Times New Roman"/>
-          <w:sz w:val="24"/>
-          <w:szCs w:val="24"/>
-        </w:rPr>
-        <w:t>memberikan</w:t>
-      </w:r>
-      <w:proofErr w:type="spellEnd"/>
-      <w:r>
-        <w:rPr>
-          <w:rFonts w:ascii="Times New Roman" w:eastAsia="Times New Roman" w:hAnsi="Times New Roman" w:cs="Times New Roman"/>
-          <w:sz w:val="24"/>
-          <w:szCs w:val="24"/>
-        </w:rPr>
-        <w:t xml:space="preserve"> </w:t>
-      </w:r>
-      <w:proofErr w:type="spellStart"/>
-      <w:r>
-        <w:rPr>
-          <w:rFonts w:ascii="Times New Roman" w:eastAsia="Times New Roman" w:hAnsi="Times New Roman" w:cs="Times New Roman"/>
-          <w:sz w:val="24"/>
-          <w:szCs w:val="24"/>
-        </w:rPr>
-        <w:t>laporan</w:t>
-      </w:r>
-      <w:proofErr w:type="spellEnd"/>
-      <w:r>
-        <w:rPr>
-          <w:rFonts w:ascii="Times New Roman" w:eastAsia="Times New Roman" w:hAnsi="Times New Roman" w:cs="Times New Roman"/>
-          <w:sz w:val="24"/>
-          <w:szCs w:val="24"/>
-        </w:rPr>
-        <w:t xml:space="preserve"> </w:t>
-      </w:r>
-      <w:proofErr w:type="spellStart"/>
-      <w:r>
-        <w:rPr>
-          <w:rFonts w:ascii="Times New Roman" w:eastAsia="Times New Roman" w:hAnsi="Times New Roman" w:cs="Times New Roman"/>
-          <w:sz w:val="24"/>
-          <w:szCs w:val="24"/>
-        </w:rPr>
-        <w:t>kepada</w:t>
-      </w:r>
-      <w:proofErr w:type="spellEnd"/>
-      <w:r>
-        <w:rPr>
-          <w:rFonts w:ascii="Times New Roman" w:eastAsia="Times New Roman" w:hAnsi="Times New Roman" w:cs="Times New Roman"/>
-          <w:sz w:val="24"/>
-          <w:szCs w:val="24"/>
-        </w:rPr>
-        <w:t xml:space="preserve"> Ka. Program </w:t>
-      </w:r>
-      <w:proofErr w:type="spellStart"/>
-      <w:r>
-        <w:rPr>
-          <w:rFonts w:ascii="Times New Roman" w:eastAsia="Times New Roman" w:hAnsi="Times New Roman" w:cs="Times New Roman"/>
-          <w:sz w:val="24"/>
-          <w:szCs w:val="24"/>
-        </w:rPr>
-        <w:t>Studi</w:t>
-      </w:r>
-      <w:proofErr w:type="spellEnd"/>
-      <w:r>
-        <w:rPr>
-          <w:rFonts w:ascii="Times New Roman" w:eastAsia="Times New Roman" w:hAnsi="Times New Roman" w:cs="Times New Roman"/>
-          <w:sz w:val="24"/>
-          <w:szCs w:val="24"/>
-        </w:rPr>
-        <w:t xml:space="preserve"> </w:t>
-      </w:r>
-      <w:proofErr w:type="spellStart"/>
-      <w:r>
-        <w:rPr>
-          <w:rFonts w:ascii="Times New Roman" w:eastAsia="Times New Roman" w:hAnsi="Times New Roman" w:cs="Times New Roman"/>
-          <w:sz w:val="24"/>
-          <w:szCs w:val="24"/>
-        </w:rPr>
-        <w:t>terkait</w:t>
-      </w:r>
-      <w:proofErr w:type="spellEnd"/>
-      <w:r>
-        <w:rPr>
-          <w:rFonts w:ascii="Times New Roman" w:eastAsia="Times New Roman" w:hAnsi="Times New Roman" w:cs="Times New Roman"/>
-          <w:sz w:val="24"/>
-          <w:szCs w:val="24"/>
-        </w:rPr>
-        <w:t xml:space="preserve"> </w:t>
-      </w:r>
-      <w:proofErr w:type="spellStart"/>
-      <w:r>
-        <w:rPr>
-          <w:rFonts w:ascii="Times New Roman" w:eastAsia="Times New Roman" w:hAnsi="Times New Roman" w:cs="Times New Roman"/>
-          <w:sz w:val="24"/>
-          <w:szCs w:val="24"/>
-        </w:rPr>
-        <w:t>keaktifan</w:t>
-      </w:r>
-      <w:proofErr w:type="spellEnd"/>
-      <w:r>
-        <w:rPr>
-          <w:rFonts w:ascii="Times New Roman" w:eastAsia="Times New Roman" w:hAnsi="Times New Roman" w:cs="Times New Roman"/>
-          <w:sz w:val="24"/>
-          <w:szCs w:val="24"/>
-        </w:rPr>
-        <w:t xml:space="preserve"> </w:t>
-      </w:r>
-      <w:proofErr w:type="spellStart"/>
-      <w:r>
-        <w:rPr>
-          <w:rFonts w:ascii="Times New Roman" w:eastAsia="Times New Roman" w:hAnsi="Times New Roman" w:cs="Times New Roman"/>
-          <w:sz w:val="24"/>
-          <w:szCs w:val="24"/>
-        </w:rPr>
-        <w:t>mahasiswa</w:t>
-      </w:r>
-      <w:proofErr w:type="spellEnd"/>
-      <w:r>
-        <w:rPr>
-          <w:rFonts w:ascii="Times New Roman" w:eastAsia="Times New Roman" w:hAnsi="Times New Roman" w:cs="Times New Roman"/>
-          <w:sz w:val="24"/>
-          <w:szCs w:val="24"/>
-        </w:rPr>
-        <w:t xml:space="preserve"> (</w:t>
-      </w:r>
-      <w:proofErr w:type="spellStart"/>
-      <w:r>
-        <w:rPr>
-          <w:rFonts w:ascii="Times New Roman" w:eastAsia="Times New Roman" w:hAnsi="Times New Roman" w:cs="Times New Roman"/>
-          <w:sz w:val="24"/>
-          <w:szCs w:val="24"/>
-        </w:rPr>
-        <w:t>jumlah</w:t>
-      </w:r>
-      <w:proofErr w:type="spellEnd"/>
-      <w:r>
-        <w:rPr>
-          <w:rFonts w:ascii="Times New Roman" w:eastAsia="Times New Roman" w:hAnsi="Times New Roman" w:cs="Times New Roman"/>
-          <w:sz w:val="24"/>
-          <w:szCs w:val="24"/>
-        </w:rPr>
-        <w:t xml:space="preserve"> </w:t>
-      </w:r>
-      <w:proofErr w:type="spellStart"/>
-      <w:r>
-        <w:rPr>
-          <w:rFonts w:ascii="Times New Roman" w:eastAsia="Times New Roman" w:hAnsi="Times New Roman" w:cs="Times New Roman"/>
-          <w:sz w:val="24"/>
-          <w:szCs w:val="24"/>
-        </w:rPr>
-        <w:t>mahasiswa</w:t>
-      </w:r>
-      <w:proofErr w:type="spellEnd"/>
-      <w:r>
-        <w:rPr>
-          <w:rFonts w:ascii="Times New Roman" w:eastAsia="Times New Roman" w:hAnsi="Times New Roman" w:cs="Times New Roman"/>
-          <w:sz w:val="24"/>
-          <w:szCs w:val="24"/>
-        </w:rPr>
-        <w:t xml:space="preserve"> </w:t>
-      </w:r>
-      <w:proofErr w:type="spellStart"/>
-      <w:r>
-        <w:rPr>
-          <w:rFonts w:ascii="Times New Roman" w:eastAsia="Times New Roman" w:hAnsi="Times New Roman" w:cs="Times New Roman"/>
-          <w:sz w:val="24"/>
-          <w:szCs w:val="24"/>
-        </w:rPr>
-        <w:t>aktif</w:t>
-      </w:r>
-      <w:proofErr w:type="spellEnd"/>
-      <w:r>
-        <w:rPr>
-          <w:rFonts w:ascii="Times New Roman" w:eastAsia="Times New Roman" w:hAnsi="Times New Roman" w:cs="Times New Roman"/>
-          <w:sz w:val="24"/>
-          <w:szCs w:val="24"/>
-        </w:rPr>
-        <w:t xml:space="preserve">, </w:t>
-      </w:r>
-      <w:proofErr w:type="spellStart"/>
-      <w:r>
-        <w:rPr>
-          <w:rFonts w:ascii="Times New Roman" w:eastAsia="Times New Roman" w:hAnsi="Times New Roman" w:cs="Times New Roman"/>
-          <w:sz w:val="24"/>
-          <w:szCs w:val="24"/>
-        </w:rPr>
-        <w:t>cuti</w:t>
-      </w:r>
-      <w:proofErr w:type="spellEnd"/>
-      <w:r>
-        <w:rPr>
-          <w:rFonts w:ascii="Times New Roman" w:eastAsia="Times New Roman" w:hAnsi="Times New Roman" w:cs="Times New Roman"/>
-          <w:sz w:val="24"/>
-          <w:szCs w:val="24"/>
-        </w:rPr>
-        <w:t xml:space="preserve">, </w:t>
-      </w:r>
-      <w:proofErr w:type="spellStart"/>
-      <w:r>
-        <w:rPr>
-          <w:rFonts w:ascii="Times New Roman" w:eastAsia="Times New Roman" w:hAnsi="Times New Roman" w:cs="Times New Roman"/>
-          <w:sz w:val="24"/>
-          <w:szCs w:val="24"/>
-        </w:rPr>
-        <w:t>mengundurkan</w:t>
-      </w:r>
-      <w:proofErr w:type="spellEnd"/>
-      <w:r>
-        <w:rPr>
-          <w:rFonts w:ascii="Times New Roman" w:eastAsia="Times New Roman" w:hAnsi="Times New Roman" w:cs="Times New Roman"/>
-          <w:sz w:val="24"/>
-          <w:szCs w:val="24"/>
-        </w:rPr>
-        <w:t xml:space="preserve"> </w:t>
-      </w:r>
-      <w:proofErr w:type="spellStart"/>
-      <w:r>
-        <w:rPr>
-          <w:rFonts w:ascii="Times New Roman" w:eastAsia="Times New Roman" w:hAnsi="Times New Roman" w:cs="Times New Roman"/>
-          <w:sz w:val="24"/>
-          <w:szCs w:val="24"/>
-        </w:rPr>
-        <w:t>diri</w:t>
-      </w:r>
-      <w:proofErr w:type="spellEnd"/>
-      <w:r>
-        <w:rPr>
-          <w:rFonts w:ascii="Times New Roman" w:eastAsia="Times New Roman" w:hAnsi="Times New Roman" w:cs="Times New Roman"/>
-          <w:sz w:val="24"/>
-          <w:szCs w:val="24"/>
-        </w:rPr>
-        <w:t xml:space="preserve">, non </w:t>
-      </w:r>
-      <w:proofErr w:type="spellStart"/>
-      <w:r>
-        <w:rPr>
-          <w:rFonts w:ascii="Times New Roman" w:eastAsia="Times New Roman" w:hAnsi="Times New Roman" w:cs="Times New Roman"/>
-          <w:sz w:val="24"/>
-          <w:szCs w:val="24"/>
-        </w:rPr>
-        <w:t>aktif</w:t>
-      </w:r>
-      <w:proofErr w:type="spellEnd"/>
-      <w:r>
-        <w:rPr>
-          <w:rFonts w:ascii="Times New Roman" w:eastAsia="Times New Roman" w:hAnsi="Times New Roman" w:cs="Times New Roman"/>
-          <w:sz w:val="24"/>
-          <w:szCs w:val="24"/>
-        </w:rPr>
-        <w:t xml:space="preserve">). </w:t>
-      </w:r>
-    </w:p>
-    <w:p>
-      <w:pPr>
-        <w:numPr>
-          <w:ilvl w:val="0"/>
-          <w:numId w:val="6"/>
-        </w:numPr>
-        <w:spacing w:after="0" w:line="240" w:lineRule="auto"/>
-        <w:jc w:val="both"/>
-        <w:rPr>
-          <w:rFonts w:ascii="Times New Roman" w:eastAsia="Times New Roman" w:hAnsi="Times New Roman" w:cs="Times New Roman"/>
-          <w:sz w:val="24"/>
-          <w:szCs w:val="24"/>
-        </w:rPr>
-      </w:pPr>
-      <w:proofErr w:type="spellStart"/>
-      <w:r>
-        <w:rPr>
-          <w:rFonts w:ascii="Times New Roman" w:eastAsia="Times New Roman" w:hAnsi="Times New Roman" w:cs="Times New Roman"/>
-          <w:b/>
-          <w:bCs/>
-          <w:sz w:val="24"/>
-          <w:szCs w:val="24"/>
-        </w:rPr>
-        <w:t>Evaluasi</w:t>
-      </w:r>
-      <w:proofErr w:type="spellEnd"/>
-      <w:r>
-        <w:rPr>
-          <w:rFonts w:ascii="Times New Roman" w:eastAsia="Times New Roman" w:hAnsi="Times New Roman" w:cs="Times New Roman"/>
-          <w:b/>
-          <w:bCs/>
-          <w:sz w:val="24"/>
-          <w:szCs w:val="24"/>
-        </w:rPr>
-        <w:t xml:space="preserve"> (</w:t>
-      </w:r>
-      <w:proofErr w:type="spellStart"/>
-      <w:r>
-        <w:rPr>
-          <w:rFonts w:ascii="Times New Roman" w:eastAsia="Times New Roman" w:hAnsi="Times New Roman" w:cs="Times New Roman"/>
-          <w:b/>
-          <w:bCs/>
-          <w:sz w:val="24"/>
-          <w:szCs w:val="24"/>
-        </w:rPr>
-        <w:t>Pelaksanaan</w:t>
-      </w:r>
-      <w:proofErr w:type="spellEnd"/>
-      <w:r>
-        <w:rPr>
-          <w:rFonts w:ascii="Times New Roman" w:eastAsia="Times New Roman" w:hAnsi="Times New Roman" w:cs="Times New Roman"/>
-          <w:b/>
-          <w:bCs/>
-          <w:sz w:val="24"/>
-          <w:szCs w:val="24"/>
-        </w:rPr>
-        <w:t>)</w:t>
-      </w:r>
-    </w:p>
-    <w:p>
-      <w:pPr>
-        <w:numPr>
-          <w:ilvl w:val="1"/>
-          <w:numId w:val="6"/>
-        </w:numPr>
-        <w:spacing w:after="0" w:line="240" w:lineRule="auto"/>
-        <w:jc w:val="both"/>
-        <w:rPr>
-          <w:rFonts w:ascii="Times New Roman" w:eastAsia="Times New Roman" w:hAnsi="Times New Roman" w:cs="Times New Roman"/>
-          <w:sz w:val="24"/>
-          <w:szCs w:val="24"/>
-        </w:rPr>
-      </w:pPr>
-      <w:r>
-        <w:rPr>
-          <w:rFonts w:ascii="Times New Roman" w:eastAsia="Times New Roman" w:hAnsi="Times New Roman" w:cs="Times New Roman"/>
-          <w:sz w:val="24"/>
-          <w:szCs w:val="24"/>
-        </w:rPr>
-        <w:lastRenderedPageBreak/>
-        <w:t xml:space="preserve">Ka. Program </w:t>
-      </w:r>
-      <w:proofErr w:type="spellStart"/>
-      <w:r>
-        <w:rPr>
-          <w:rFonts w:ascii="Times New Roman" w:eastAsia="Times New Roman" w:hAnsi="Times New Roman" w:cs="Times New Roman"/>
-          <w:sz w:val="24"/>
-          <w:szCs w:val="24"/>
-        </w:rPr>
-        <w:t>Studi</w:t>
-      </w:r>
-      <w:proofErr w:type="spellEnd"/>
-      <w:r>
-        <w:rPr>
-          <w:rFonts w:ascii="Times New Roman" w:eastAsia="Times New Roman" w:hAnsi="Times New Roman" w:cs="Times New Roman"/>
-          <w:sz w:val="24"/>
-          <w:szCs w:val="24"/>
-        </w:rPr>
-        <w:t xml:space="preserve"> </w:t>
-      </w:r>
-      <w:proofErr w:type="spellStart"/>
-      <w:r>
-        <w:rPr>
-          <w:rFonts w:ascii="Times New Roman" w:eastAsia="Times New Roman" w:hAnsi="Times New Roman" w:cs="Times New Roman"/>
-          <w:sz w:val="24"/>
-          <w:szCs w:val="24"/>
-        </w:rPr>
-        <w:t>mengevaluasi</w:t>
-      </w:r>
-      <w:proofErr w:type="spellEnd"/>
-      <w:r>
-        <w:rPr>
-          <w:rFonts w:ascii="Times New Roman" w:eastAsia="Times New Roman" w:hAnsi="Times New Roman" w:cs="Times New Roman"/>
-          <w:sz w:val="24"/>
-          <w:szCs w:val="24"/>
-        </w:rPr>
-        <w:t xml:space="preserve"> </w:t>
-      </w:r>
-      <w:proofErr w:type="spellStart"/>
-      <w:r>
-        <w:rPr>
-          <w:rFonts w:ascii="Times New Roman" w:eastAsia="Times New Roman" w:hAnsi="Times New Roman" w:cs="Times New Roman"/>
-          <w:sz w:val="24"/>
-          <w:szCs w:val="24"/>
-        </w:rPr>
-        <w:t>laporan</w:t>
-      </w:r>
-      <w:proofErr w:type="spellEnd"/>
-      <w:r>
-        <w:rPr>
-          <w:rFonts w:ascii="Times New Roman" w:eastAsia="Times New Roman" w:hAnsi="Times New Roman" w:cs="Times New Roman"/>
-          <w:sz w:val="24"/>
-          <w:szCs w:val="24"/>
-        </w:rPr>
-        <w:t xml:space="preserve"> Bagian </w:t>
-      </w:r>
-      <w:proofErr w:type="spellStart"/>
-      <w:r>
-        <w:rPr>
-          <w:rFonts w:ascii="Times New Roman" w:eastAsia="Times New Roman" w:hAnsi="Times New Roman" w:cs="Times New Roman"/>
-          <w:sz w:val="24"/>
-          <w:szCs w:val="24"/>
-        </w:rPr>
-        <w:t>Akademik</w:t>
-      </w:r>
-      <w:proofErr w:type="spellEnd"/>
-      <w:r>
-        <w:rPr>
-          <w:rFonts w:ascii="Times New Roman" w:eastAsia="Times New Roman" w:hAnsi="Times New Roman" w:cs="Times New Roman"/>
-          <w:sz w:val="24"/>
-          <w:szCs w:val="24"/>
-        </w:rPr>
-        <w:t xml:space="preserve"> dan </w:t>
-      </w:r>
-      <w:proofErr w:type="spellStart"/>
-      <w:r>
-        <w:rPr>
-          <w:rFonts w:ascii="Times New Roman" w:eastAsia="Times New Roman" w:hAnsi="Times New Roman" w:cs="Times New Roman"/>
-          <w:sz w:val="24"/>
-          <w:szCs w:val="24"/>
-        </w:rPr>
-        <w:t>Dosen</w:t>
-      </w:r>
-      <w:proofErr w:type="spellEnd"/>
-      <w:r>
-        <w:rPr>
-          <w:rFonts w:ascii="Times New Roman" w:eastAsia="Times New Roman" w:hAnsi="Times New Roman" w:cs="Times New Roman"/>
-          <w:sz w:val="24"/>
-          <w:szCs w:val="24"/>
-        </w:rPr>
-        <w:t xml:space="preserve"> </w:t>
-      </w:r>
-      <w:proofErr w:type="spellStart"/>
-      <w:r>
-        <w:rPr>
-          <w:rFonts w:ascii="Times New Roman" w:eastAsia="Times New Roman" w:hAnsi="Times New Roman" w:cs="Times New Roman"/>
-          <w:sz w:val="24"/>
-          <w:szCs w:val="24"/>
-        </w:rPr>
-        <w:t>Wali</w:t>
-      </w:r>
-      <w:proofErr w:type="spellEnd"/>
-      <w:r>
-        <w:rPr>
-          <w:rFonts w:ascii="Times New Roman" w:eastAsia="Times New Roman" w:hAnsi="Times New Roman" w:cs="Times New Roman"/>
-          <w:sz w:val="24"/>
-          <w:szCs w:val="24"/>
-        </w:rPr>
-        <w:t xml:space="preserve"> (</w:t>
-      </w:r>
-      <w:proofErr w:type="spellStart"/>
-      <w:r>
-        <w:rPr>
-          <w:rFonts w:ascii="Times New Roman" w:eastAsia="Times New Roman" w:hAnsi="Times New Roman" w:cs="Times New Roman"/>
-          <w:sz w:val="24"/>
-          <w:szCs w:val="24"/>
-        </w:rPr>
-        <w:t>informasi</w:t>
-      </w:r>
-      <w:proofErr w:type="spellEnd"/>
-      <w:r>
-        <w:rPr>
-          <w:rFonts w:ascii="Times New Roman" w:eastAsia="Times New Roman" w:hAnsi="Times New Roman" w:cs="Times New Roman"/>
-          <w:sz w:val="24"/>
-          <w:szCs w:val="24"/>
-        </w:rPr>
-        <w:t xml:space="preserve"> </w:t>
-      </w:r>
-      <w:proofErr w:type="spellStart"/>
-      <w:r>
-        <w:rPr>
-          <w:rFonts w:ascii="Times New Roman" w:eastAsia="Times New Roman" w:hAnsi="Times New Roman" w:cs="Times New Roman"/>
-          <w:sz w:val="24"/>
-          <w:szCs w:val="24"/>
-        </w:rPr>
-        <w:t>disampaikan</w:t>
-      </w:r>
-      <w:proofErr w:type="spellEnd"/>
-      <w:r>
-        <w:rPr>
-          <w:rFonts w:ascii="Times New Roman" w:eastAsia="Times New Roman" w:hAnsi="Times New Roman" w:cs="Times New Roman"/>
-          <w:sz w:val="24"/>
-          <w:szCs w:val="24"/>
-        </w:rPr>
-        <w:t xml:space="preserve"> </w:t>
-      </w:r>
-      <w:proofErr w:type="spellStart"/>
-      <w:r>
-        <w:rPr>
-          <w:rFonts w:ascii="Times New Roman" w:eastAsia="Times New Roman" w:hAnsi="Times New Roman" w:cs="Times New Roman"/>
-          <w:sz w:val="24"/>
-          <w:szCs w:val="24"/>
-        </w:rPr>
-        <w:t>kepada</w:t>
-      </w:r>
-      <w:proofErr w:type="spellEnd"/>
-      <w:r>
-        <w:rPr>
-          <w:rFonts w:ascii="Times New Roman" w:eastAsia="Times New Roman" w:hAnsi="Times New Roman" w:cs="Times New Roman"/>
-          <w:sz w:val="24"/>
-          <w:szCs w:val="24"/>
-        </w:rPr>
-        <w:t xml:space="preserve"> Ka. Program </w:t>
-      </w:r>
-      <w:proofErr w:type="spellStart"/>
-      <w:r>
-        <w:rPr>
-          <w:rFonts w:ascii="Times New Roman" w:eastAsia="Times New Roman" w:hAnsi="Times New Roman" w:cs="Times New Roman"/>
-          <w:sz w:val="24"/>
-          <w:szCs w:val="24"/>
-        </w:rPr>
-        <w:t>Studi</w:t>
-      </w:r>
-      <w:proofErr w:type="spellEnd"/>
-      <w:r>
-        <w:rPr>
-          <w:rFonts w:ascii="Times New Roman" w:eastAsia="Times New Roman" w:hAnsi="Times New Roman" w:cs="Times New Roman"/>
-          <w:sz w:val="24"/>
-          <w:szCs w:val="24"/>
-        </w:rPr>
-        <w:t xml:space="preserve"> H+1 </w:t>
-      </w:r>
-      <w:proofErr w:type="spellStart"/>
-      <w:r>
-        <w:rPr>
-          <w:rFonts w:ascii="Times New Roman" w:eastAsia="Times New Roman" w:hAnsi="Times New Roman" w:cs="Times New Roman"/>
-          <w:sz w:val="24"/>
-          <w:szCs w:val="24"/>
-        </w:rPr>
-        <w:t>setelah</w:t>
-      </w:r>
-      <w:proofErr w:type="spellEnd"/>
-      <w:r>
-        <w:rPr>
-          <w:rFonts w:ascii="Times New Roman" w:eastAsia="Times New Roman" w:hAnsi="Times New Roman" w:cs="Times New Roman"/>
-          <w:sz w:val="24"/>
-          <w:szCs w:val="24"/>
-        </w:rPr>
-        <w:t xml:space="preserve"> </w:t>
-      </w:r>
-      <w:proofErr w:type="spellStart"/>
-      <w:r>
-        <w:rPr>
-          <w:rFonts w:ascii="Times New Roman" w:eastAsia="Times New Roman" w:hAnsi="Times New Roman" w:cs="Times New Roman"/>
-          <w:sz w:val="24"/>
-          <w:szCs w:val="24"/>
-        </w:rPr>
-        <w:t>pengisian</w:t>
-      </w:r>
-      <w:proofErr w:type="spellEnd"/>
-      <w:r>
-        <w:rPr>
-          <w:rFonts w:ascii="Times New Roman" w:eastAsia="Times New Roman" w:hAnsi="Times New Roman" w:cs="Times New Roman"/>
-          <w:sz w:val="24"/>
-          <w:szCs w:val="24"/>
-        </w:rPr>
-        <w:t xml:space="preserve"> KRS </w:t>
-      </w:r>
-      <w:proofErr w:type="spellStart"/>
-      <w:r>
-        <w:rPr>
-          <w:rFonts w:ascii="Times New Roman" w:eastAsia="Times New Roman" w:hAnsi="Times New Roman" w:cs="Times New Roman"/>
-          <w:sz w:val="24"/>
-          <w:szCs w:val="24"/>
-        </w:rPr>
-        <w:t>ditutup</w:t>
-      </w:r>
-      <w:proofErr w:type="spellEnd"/>
-      <w:r>
-        <w:rPr>
-          <w:rFonts w:ascii="Times New Roman" w:eastAsia="Times New Roman" w:hAnsi="Times New Roman" w:cs="Times New Roman"/>
-          <w:sz w:val="24"/>
-          <w:szCs w:val="24"/>
-        </w:rPr>
-        <w:t xml:space="preserve">), </w:t>
-      </w:r>
-      <w:proofErr w:type="spellStart"/>
-      <w:r>
-        <w:rPr>
-          <w:rFonts w:ascii="Times New Roman" w:eastAsia="Times New Roman" w:hAnsi="Times New Roman" w:cs="Times New Roman"/>
-          <w:sz w:val="24"/>
-          <w:szCs w:val="24"/>
-        </w:rPr>
-        <w:t>terkait</w:t>
-      </w:r>
-      <w:proofErr w:type="spellEnd"/>
-      <w:r>
-        <w:rPr>
-          <w:rFonts w:ascii="Times New Roman" w:eastAsia="Times New Roman" w:hAnsi="Times New Roman" w:cs="Times New Roman"/>
-          <w:sz w:val="24"/>
-          <w:szCs w:val="24"/>
-        </w:rPr>
-        <w:t xml:space="preserve"> </w:t>
-      </w:r>
-      <w:proofErr w:type="spellStart"/>
-      <w:r>
-        <w:rPr>
-          <w:rFonts w:ascii="Times New Roman" w:eastAsia="Times New Roman" w:hAnsi="Times New Roman" w:cs="Times New Roman"/>
-          <w:sz w:val="24"/>
-          <w:szCs w:val="24"/>
-        </w:rPr>
-        <w:t>keaktifan</w:t>
-      </w:r>
-      <w:proofErr w:type="spellEnd"/>
-      <w:r>
-        <w:rPr>
-          <w:rFonts w:ascii="Times New Roman" w:eastAsia="Times New Roman" w:hAnsi="Times New Roman" w:cs="Times New Roman"/>
-          <w:sz w:val="24"/>
-          <w:szCs w:val="24"/>
-        </w:rPr>
-        <w:t xml:space="preserve"> </w:t>
-      </w:r>
-      <w:proofErr w:type="spellStart"/>
-      <w:r>
-        <w:rPr>
-          <w:rFonts w:ascii="Times New Roman" w:eastAsia="Times New Roman" w:hAnsi="Times New Roman" w:cs="Times New Roman"/>
-          <w:sz w:val="24"/>
-          <w:szCs w:val="24"/>
-        </w:rPr>
-        <w:t>mahasiswa</w:t>
-      </w:r>
-      <w:proofErr w:type="spellEnd"/>
-      <w:r>
-        <w:rPr>
-          <w:rFonts w:ascii="Times New Roman" w:eastAsia="Times New Roman" w:hAnsi="Times New Roman" w:cs="Times New Roman"/>
-          <w:sz w:val="24"/>
-          <w:szCs w:val="24"/>
-        </w:rPr>
-        <w:t xml:space="preserve">. </w:t>
-      </w:r>
-    </w:p>
-    <w:p>
-      <w:pPr>
-        <w:numPr>
-          <w:ilvl w:val="1"/>
-          <w:numId w:val="6"/>
-        </w:numPr>
-        <w:spacing w:after="0" w:line="240" w:lineRule="auto"/>
-        <w:jc w:val="both"/>
-        <w:rPr>
-          <w:rFonts w:ascii="Times New Roman" w:eastAsia="Times New Roman" w:hAnsi="Times New Roman" w:cs="Times New Roman"/>
-          <w:sz w:val="24"/>
-          <w:szCs w:val="24"/>
-        </w:rPr>
-      </w:pPr>
-      <w:r>
-        <w:rPr>
-          <w:rFonts w:ascii="Times New Roman" w:eastAsia="Times New Roman" w:hAnsi="Times New Roman" w:cs="Times New Roman"/>
-          <w:sz w:val="24"/>
-          <w:szCs w:val="24"/>
-        </w:rPr>
-        <w:t xml:space="preserve">Ka. Program </w:t>
-      </w:r>
-      <w:proofErr w:type="spellStart"/>
-      <w:r>
-        <w:rPr>
-          <w:rFonts w:ascii="Times New Roman" w:eastAsia="Times New Roman" w:hAnsi="Times New Roman" w:cs="Times New Roman"/>
-          <w:sz w:val="24"/>
-          <w:szCs w:val="24"/>
-        </w:rPr>
-        <w:t>Studi</w:t>
-      </w:r>
-      <w:proofErr w:type="spellEnd"/>
-      <w:r>
-        <w:rPr>
-          <w:rFonts w:ascii="Times New Roman" w:eastAsia="Times New Roman" w:hAnsi="Times New Roman" w:cs="Times New Roman"/>
-          <w:sz w:val="24"/>
-          <w:szCs w:val="24"/>
-        </w:rPr>
-        <w:t xml:space="preserve"> </w:t>
-      </w:r>
-      <w:proofErr w:type="spellStart"/>
-      <w:r>
-        <w:rPr>
-          <w:rFonts w:ascii="Times New Roman" w:eastAsia="Times New Roman" w:hAnsi="Times New Roman" w:cs="Times New Roman"/>
-          <w:sz w:val="24"/>
-          <w:szCs w:val="24"/>
-        </w:rPr>
-        <w:t>berkoordinasi</w:t>
-      </w:r>
-      <w:proofErr w:type="spellEnd"/>
-      <w:r>
-        <w:rPr>
-          <w:rFonts w:ascii="Times New Roman" w:eastAsia="Times New Roman" w:hAnsi="Times New Roman" w:cs="Times New Roman"/>
-          <w:sz w:val="24"/>
-          <w:szCs w:val="24"/>
-        </w:rPr>
-        <w:t xml:space="preserve"> </w:t>
-      </w:r>
-      <w:proofErr w:type="spellStart"/>
-      <w:r>
-        <w:rPr>
-          <w:rFonts w:ascii="Times New Roman" w:eastAsia="Times New Roman" w:hAnsi="Times New Roman" w:cs="Times New Roman"/>
-          <w:sz w:val="24"/>
-          <w:szCs w:val="24"/>
-        </w:rPr>
-        <w:t>dengan</w:t>
-      </w:r>
-      <w:proofErr w:type="spellEnd"/>
-      <w:r>
-        <w:rPr>
-          <w:rFonts w:ascii="Times New Roman" w:eastAsia="Times New Roman" w:hAnsi="Times New Roman" w:cs="Times New Roman"/>
-          <w:sz w:val="24"/>
-          <w:szCs w:val="24"/>
-        </w:rPr>
-        <w:t xml:space="preserve"> Wakil </w:t>
-      </w:r>
-      <w:proofErr w:type="spellStart"/>
-      <w:r>
-        <w:rPr>
-          <w:rFonts w:ascii="Times New Roman" w:eastAsia="Times New Roman" w:hAnsi="Times New Roman" w:cs="Times New Roman"/>
-          <w:sz w:val="24"/>
-          <w:szCs w:val="24"/>
-        </w:rPr>
-        <w:t>Ketua</w:t>
-      </w:r>
-      <w:proofErr w:type="spellEnd"/>
-      <w:r>
-        <w:rPr>
-          <w:rFonts w:ascii="Times New Roman" w:eastAsia="Times New Roman" w:hAnsi="Times New Roman" w:cs="Times New Roman"/>
-          <w:sz w:val="24"/>
-          <w:szCs w:val="24"/>
-        </w:rPr>
-        <w:t xml:space="preserve"> I dan Wakil </w:t>
-      </w:r>
-      <w:proofErr w:type="spellStart"/>
-      <w:r>
-        <w:rPr>
-          <w:rFonts w:ascii="Times New Roman" w:eastAsia="Times New Roman" w:hAnsi="Times New Roman" w:cs="Times New Roman"/>
-          <w:sz w:val="24"/>
-          <w:szCs w:val="24"/>
-        </w:rPr>
-        <w:t>Ketua</w:t>
-      </w:r>
-      <w:proofErr w:type="spellEnd"/>
-      <w:r>
-        <w:rPr>
-          <w:rFonts w:ascii="Times New Roman" w:eastAsia="Times New Roman" w:hAnsi="Times New Roman" w:cs="Times New Roman"/>
-          <w:sz w:val="24"/>
-          <w:szCs w:val="24"/>
-        </w:rPr>
-        <w:t xml:space="preserve"> II </w:t>
-      </w:r>
-      <w:proofErr w:type="spellStart"/>
-      <w:r>
-        <w:rPr>
-          <w:rFonts w:ascii="Times New Roman" w:eastAsia="Times New Roman" w:hAnsi="Times New Roman" w:cs="Times New Roman"/>
-          <w:sz w:val="24"/>
-          <w:szCs w:val="24"/>
-        </w:rPr>
-        <w:t>untuk</w:t>
-      </w:r>
-      <w:proofErr w:type="spellEnd"/>
-      <w:r>
-        <w:rPr>
-          <w:rFonts w:ascii="Times New Roman" w:eastAsia="Times New Roman" w:hAnsi="Times New Roman" w:cs="Times New Roman"/>
-          <w:sz w:val="24"/>
-          <w:szCs w:val="24"/>
-        </w:rPr>
-        <w:t xml:space="preserve"> </w:t>
-      </w:r>
-      <w:proofErr w:type="spellStart"/>
-      <w:r>
-        <w:rPr>
-          <w:rFonts w:ascii="Times New Roman" w:eastAsia="Times New Roman" w:hAnsi="Times New Roman" w:cs="Times New Roman"/>
-          <w:sz w:val="24"/>
-          <w:szCs w:val="24"/>
-        </w:rPr>
-        <w:t>membuat</w:t>
-      </w:r>
-      <w:proofErr w:type="spellEnd"/>
-      <w:r>
-        <w:rPr>
-          <w:rFonts w:ascii="Times New Roman" w:eastAsia="Times New Roman" w:hAnsi="Times New Roman" w:cs="Times New Roman"/>
-          <w:sz w:val="24"/>
-          <w:szCs w:val="24"/>
-        </w:rPr>
-        <w:t xml:space="preserve"> </w:t>
-      </w:r>
-      <w:proofErr w:type="spellStart"/>
-      <w:r>
-        <w:rPr>
-          <w:rFonts w:ascii="Times New Roman" w:eastAsia="Times New Roman" w:hAnsi="Times New Roman" w:cs="Times New Roman"/>
-          <w:sz w:val="24"/>
-          <w:szCs w:val="24"/>
-        </w:rPr>
-        <w:t>Rencana</w:t>
-      </w:r>
-      <w:proofErr w:type="spellEnd"/>
-      <w:r>
-        <w:rPr>
-          <w:rFonts w:ascii="Times New Roman" w:eastAsia="Times New Roman" w:hAnsi="Times New Roman" w:cs="Times New Roman"/>
-          <w:sz w:val="24"/>
-          <w:szCs w:val="24"/>
-        </w:rPr>
-        <w:t xml:space="preserve"> </w:t>
-      </w:r>
-      <w:proofErr w:type="spellStart"/>
-      <w:r>
-        <w:rPr>
-          <w:rFonts w:ascii="Times New Roman" w:eastAsia="Times New Roman" w:hAnsi="Times New Roman" w:cs="Times New Roman"/>
-          <w:sz w:val="24"/>
-          <w:szCs w:val="24"/>
-        </w:rPr>
-        <w:t>Tindak</w:t>
-      </w:r>
-      <w:proofErr w:type="spellEnd"/>
-      <w:r>
-        <w:rPr>
-          <w:rFonts w:ascii="Times New Roman" w:eastAsia="Times New Roman" w:hAnsi="Times New Roman" w:cs="Times New Roman"/>
-          <w:sz w:val="24"/>
-          <w:szCs w:val="24"/>
-        </w:rPr>
-        <w:t xml:space="preserve"> </w:t>
-      </w:r>
-      <w:proofErr w:type="spellStart"/>
-      <w:r>
-        <w:rPr>
-          <w:rFonts w:ascii="Times New Roman" w:eastAsia="Times New Roman" w:hAnsi="Times New Roman" w:cs="Times New Roman"/>
-          <w:sz w:val="24"/>
-          <w:szCs w:val="24"/>
-        </w:rPr>
-        <w:t>Lanjut</w:t>
-      </w:r>
-      <w:proofErr w:type="spellEnd"/>
-      <w:r>
-        <w:rPr>
-          <w:rFonts w:ascii="Times New Roman" w:eastAsia="Times New Roman" w:hAnsi="Times New Roman" w:cs="Times New Roman"/>
-          <w:sz w:val="24"/>
-          <w:szCs w:val="24"/>
-        </w:rPr>
-        <w:t xml:space="preserve"> (RTL) </w:t>
-      </w:r>
-      <w:proofErr w:type="spellStart"/>
-      <w:r>
-        <w:rPr>
-          <w:rFonts w:ascii="Times New Roman" w:eastAsia="Times New Roman" w:hAnsi="Times New Roman" w:cs="Times New Roman"/>
-          <w:sz w:val="24"/>
-          <w:szCs w:val="24"/>
-        </w:rPr>
-        <w:t>dari</w:t>
-      </w:r>
-      <w:proofErr w:type="spellEnd"/>
-      <w:r>
-        <w:rPr>
-          <w:rFonts w:ascii="Times New Roman" w:eastAsia="Times New Roman" w:hAnsi="Times New Roman" w:cs="Times New Roman"/>
-          <w:sz w:val="24"/>
-          <w:szCs w:val="24"/>
-        </w:rPr>
-        <w:t xml:space="preserve"> </w:t>
-      </w:r>
-      <w:proofErr w:type="spellStart"/>
-      <w:r>
-        <w:rPr>
-          <w:rFonts w:ascii="Times New Roman" w:eastAsia="Times New Roman" w:hAnsi="Times New Roman" w:cs="Times New Roman"/>
-          <w:sz w:val="24"/>
-          <w:szCs w:val="24"/>
-        </w:rPr>
-        <w:t>evaluasi</w:t>
-      </w:r>
-      <w:proofErr w:type="spellEnd"/>
-      <w:r>
-        <w:rPr>
-          <w:rFonts w:ascii="Times New Roman" w:eastAsia="Times New Roman" w:hAnsi="Times New Roman" w:cs="Times New Roman"/>
-          <w:sz w:val="24"/>
-          <w:szCs w:val="24"/>
-        </w:rPr>
-        <w:t xml:space="preserve"> </w:t>
-      </w:r>
-      <w:proofErr w:type="spellStart"/>
-      <w:r>
-        <w:rPr>
-          <w:rFonts w:ascii="Times New Roman" w:eastAsia="Times New Roman" w:hAnsi="Times New Roman" w:cs="Times New Roman"/>
-          <w:sz w:val="24"/>
-          <w:szCs w:val="24"/>
-        </w:rPr>
-        <w:t>kegiatan</w:t>
-      </w:r>
-      <w:proofErr w:type="spellEnd"/>
-      <w:r>
-        <w:rPr>
-          <w:rFonts w:ascii="Times New Roman" w:eastAsia="Times New Roman" w:hAnsi="Times New Roman" w:cs="Times New Roman"/>
-          <w:sz w:val="24"/>
-          <w:szCs w:val="24"/>
-        </w:rPr>
-        <w:t xml:space="preserve"> </w:t>
-      </w:r>
-      <w:proofErr w:type="spellStart"/>
-      <w:r>
-        <w:rPr>
-          <w:rFonts w:ascii="Times New Roman" w:eastAsia="Times New Roman" w:hAnsi="Times New Roman" w:cs="Times New Roman"/>
-          <w:sz w:val="24"/>
-          <w:szCs w:val="24"/>
-        </w:rPr>
-        <w:t>registrasi</w:t>
-      </w:r>
-      <w:proofErr w:type="spellEnd"/>
-      <w:r>
-        <w:rPr>
-          <w:rFonts w:ascii="Times New Roman" w:eastAsia="Times New Roman" w:hAnsi="Times New Roman" w:cs="Times New Roman"/>
-          <w:sz w:val="24"/>
-          <w:szCs w:val="24"/>
-        </w:rPr>
-        <w:t xml:space="preserve">. </w:t>
-      </w:r>
-    </w:p>
-    <w:p>
-      <w:pPr>
-        <w:numPr>
-          <w:ilvl w:val="0"/>
-          <w:numId w:val="6"/>
-        </w:numPr>
-        <w:spacing w:after="0" w:line="240" w:lineRule="auto"/>
-        <w:jc w:val="both"/>
-        <w:rPr>
-          <w:rFonts w:ascii="Times New Roman" w:eastAsia="Times New Roman" w:hAnsi="Times New Roman" w:cs="Times New Roman"/>
-          <w:sz w:val="24"/>
-          <w:szCs w:val="24"/>
-        </w:rPr>
-      </w:pPr>
-      <w:proofErr w:type="spellStart"/>
-      <w:r>
-        <w:rPr>
-          <w:rFonts w:ascii="Times New Roman" w:eastAsia="Times New Roman" w:hAnsi="Times New Roman" w:cs="Times New Roman"/>
-          <w:b/>
-          <w:bCs/>
-          <w:sz w:val="24"/>
-          <w:szCs w:val="24"/>
-        </w:rPr>
-        <w:t>Pengendalian</w:t>
-      </w:r>
-      <w:proofErr w:type="spellEnd"/>
-      <w:r>
-        <w:rPr>
-          <w:rFonts w:ascii="Times New Roman" w:eastAsia="Times New Roman" w:hAnsi="Times New Roman" w:cs="Times New Roman"/>
-          <w:b/>
-          <w:bCs/>
-          <w:sz w:val="24"/>
-          <w:szCs w:val="24"/>
-        </w:rPr>
-        <w:t xml:space="preserve"> (</w:t>
-      </w:r>
-      <w:proofErr w:type="spellStart"/>
-      <w:r>
-        <w:rPr>
-          <w:rFonts w:ascii="Times New Roman" w:eastAsia="Times New Roman" w:hAnsi="Times New Roman" w:cs="Times New Roman"/>
-          <w:b/>
-          <w:bCs/>
-          <w:sz w:val="24"/>
-          <w:szCs w:val="24"/>
-        </w:rPr>
-        <w:t>Pelaksanaan</w:t>
-      </w:r>
-      <w:proofErr w:type="spellEnd"/>
-      <w:r>
-        <w:rPr>
-          <w:rFonts w:ascii="Times New Roman" w:eastAsia="Times New Roman" w:hAnsi="Times New Roman" w:cs="Times New Roman"/>
-          <w:b/>
-          <w:bCs/>
-          <w:sz w:val="24"/>
-          <w:szCs w:val="24"/>
-        </w:rPr>
-        <w:t>)</w:t>
-      </w:r>
-    </w:p>
-    <w:p>
-      <w:pPr>
-        <w:spacing w:after="0" w:line="240" w:lineRule="auto"/>
-        <w:ind w:left="1080"/>
-        <w:jc w:val="both"/>
-        <w:rPr>
-          <w:rFonts w:ascii="Times New Roman" w:eastAsia="Times New Roman" w:hAnsi="Times New Roman" w:cs="Times New Roman"/>
-          <w:sz w:val="24"/>
-          <w:szCs w:val="24"/>
-        </w:rPr>
-      </w:pPr>
-      <w:r>
-        <w:rPr>
-          <w:rFonts w:ascii="Times New Roman" w:eastAsia="Times New Roman" w:hAnsi="Times New Roman" w:cs="Times New Roman"/>
-          <w:sz w:val="24"/>
-          <w:szCs w:val="24"/>
-        </w:rPr>
-        <w:t xml:space="preserve">Ka. Program </w:t>
-      </w:r>
-      <w:proofErr w:type="spellStart"/>
-      <w:r>
-        <w:rPr>
-          <w:rFonts w:ascii="Times New Roman" w:eastAsia="Times New Roman" w:hAnsi="Times New Roman" w:cs="Times New Roman"/>
-          <w:sz w:val="24"/>
-          <w:szCs w:val="24"/>
-        </w:rPr>
-        <w:t>Studi</w:t>
-      </w:r>
-      <w:proofErr w:type="spellEnd"/>
-      <w:r>
-        <w:rPr>
-          <w:rFonts w:ascii="Times New Roman" w:eastAsia="Times New Roman" w:hAnsi="Times New Roman" w:cs="Times New Roman"/>
-          <w:sz w:val="24"/>
-          <w:szCs w:val="24"/>
-        </w:rPr>
-        <w:t xml:space="preserve"> </w:t>
-      </w:r>
-      <w:proofErr w:type="spellStart"/>
-      <w:r>
-        <w:rPr>
-          <w:rFonts w:ascii="Times New Roman" w:eastAsia="Times New Roman" w:hAnsi="Times New Roman" w:cs="Times New Roman"/>
-          <w:sz w:val="24"/>
-          <w:szCs w:val="24"/>
-        </w:rPr>
-        <w:t>berkoordinasi</w:t>
-      </w:r>
-      <w:proofErr w:type="spellEnd"/>
-      <w:r>
-        <w:rPr>
-          <w:rFonts w:ascii="Times New Roman" w:eastAsia="Times New Roman" w:hAnsi="Times New Roman" w:cs="Times New Roman"/>
-          <w:sz w:val="24"/>
-          <w:szCs w:val="24"/>
-        </w:rPr>
-        <w:t xml:space="preserve"> </w:t>
-      </w:r>
-      <w:proofErr w:type="spellStart"/>
-      <w:r>
-        <w:rPr>
-          <w:rFonts w:ascii="Times New Roman" w:eastAsia="Times New Roman" w:hAnsi="Times New Roman" w:cs="Times New Roman"/>
-          <w:sz w:val="24"/>
-          <w:szCs w:val="24"/>
-        </w:rPr>
-        <w:t>dengan</w:t>
-      </w:r>
-      <w:proofErr w:type="spellEnd"/>
-      <w:r>
-        <w:rPr>
-          <w:rFonts w:ascii="Times New Roman" w:eastAsia="Times New Roman" w:hAnsi="Times New Roman" w:cs="Times New Roman"/>
-          <w:sz w:val="24"/>
-          <w:szCs w:val="24"/>
-        </w:rPr>
-        <w:t xml:space="preserve"> </w:t>
-      </w:r>
-      <w:proofErr w:type="spellStart"/>
-      <w:r>
-        <w:rPr>
-          <w:rFonts w:ascii="Times New Roman" w:eastAsia="Times New Roman" w:hAnsi="Times New Roman" w:cs="Times New Roman"/>
-          <w:sz w:val="24"/>
-          <w:szCs w:val="24"/>
-        </w:rPr>
-        <w:t>Dosen</w:t>
-      </w:r>
-      <w:proofErr w:type="spellEnd"/>
-      <w:r>
-        <w:rPr>
-          <w:rFonts w:ascii="Times New Roman" w:eastAsia="Times New Roman" w:hAnsi="Times New Roman" w:cs="Times New Roman"/>
-          <w:sz w:val="24"/>
-          <w:szCs w:val="24"/>
-        </w:rPr>
-        <w:t xml:space="preserve"> </w:t>
-      </w:r>
-      <w:proofErr w:type="spellStart"/>
-      <w:r>
-        <w:rPr>
-          <w:rFonts w:ascii="Times New Roman" w:eastAsia="Times New Roman" w:hAnsi="Times New Roman" w:cs="Times New Roman"/>
-          <w:sz w:val="24"/>
-          <w:szCs w:val="24"/>
-        </w:rPr>
-        <w:t>Wali</w:t>
-      </w:r>
-      <w:proofErr w:type="spellEnd"/>
-      <w:r>
-        <w:rPr>
-          <w:rFonts w:ascii="Times New Roman" w:eastAsia="Times New Roman" w:hAnsi="Times New Roman" w:cs="Times New Roman"/>
-          <w:sz w:val="24"/>
-          <w:szCs w:val="24"/>
-        </w:rPr>
-        <w:t xml:space="preserve"> </w:t>
-      </w:r>
-      <w:proofErr w:type="spellStart"/>
-      <w:r>
-        <w:rPr>
-          <w:rFonts w:ascii="Times New Roman" w:eastAsia="Times New Roman" w:hAnsi="Times New Roman" w:cs="Times New Roman"/>
-          <w:sz w:val="24"/>
-          <w:szCs w:val="24"/>
-        </w:rPr>
-        <w:t>terkait</w:t>
-      </w:r>
-      <w:proofErr w:type="spellEnd"/>
-      <w:r>
-        <w:rPr>
-          <w:rFonts w:ascii="Times New Roman" w:eastAsia="Times New Roman" w:hAnsi="Times New Roman" w:cs="Times New Roman"/>
-          <w:sz w:val="24"/>
-          <w:szCs w:val="24"/>
-        </w:rPr>
-        <w:t xml:space="preserve"> </w:t>
-      </w:r>
-      <w:proofErr w:type="spellStart"/>
-      <w:r>
-        <w:rPr>
-          <w:rFonts w:ascii="Times New Roman" w:eastAsia="Times New Roman" w:hAnsi="Times New Roman" w:cs="Times New Roman"/>
-          <w:sz w:val="24"/>
-          <w:szCs w:val="24"/>
-        </w:rPr>
-        <w:t>mahasiswa</w:t>
-      </w:r>
-      <w:proofErr w:type="spellEnd"/>
-      <w:r>
-        <w:rPr>
-          <w:rFonts w:ascii="Times New Roman" w:eastAsia="Times New Roman" w:hAnsi="Times New Roman" w:cs="Times New Roman"/>
-          <w:sz w:val="24"/>
-          <w:szCs w:val="24"/>
-        </w:rPr>
-        <w:t xml:space="preserve"> yang </w:t>
-      </w:r>
-      <w:proofErr w:type="spellStart"/>
-      <w:r>
-        <w:rPr>
-          <w:rFonts w:ascii="Times New Roman" w:eastAsia="Times New Roman" w:hAnsi="Times New Roman" w:cs="Times New Roman"/>
-          <w:sz w:val="24"/>
-          <w:szCs w:val="24"/>
-        </w:rPr>
-        <w:t>belum</w:t>
-      </w:r>
-      <w:proofErr w:type="spellEnd"/>
-      <w:r>
-        <w:rPr>
-          <w:rFonts w:ascii="Times New Roman" w:eastAsia="Times New Roman" w:hAnsi="Times New Roman" w:cs="Times New Roman"/>
-          <w:sz w:val="24"/>
-          <w:szCs w:val="24"/>
-        </w:rPr>
-        <w:t xml:space="preserve"> </w:t>
-      </w:r>
-      <w:proofErr w:type="spellStart"/>
-      <w:r>
-        <w:rPr>
-          <w:rFonts w:ascii="Times New Roman" w:eastAsia="Times New Roman" w:hAnsi="Times New Roman" w:cs="Times New Roman"/>
-          <w:sz w:val="24"/>
-          <w:szCs w:val="24"/>
-        </w:rPr>
-        <w:t>melakukan</w:t>
-      </w:r>
-      <w:proofErr w:type="spellEnd"/>
-      <w:r>
-        <w:rPr>
-          <w:rFonts w:ascii="Times New Roman" w:eastAsia="Times New Roman" w:hAnsi="Times New Roman" w:cs="Times New Roman"/>
-          <w:sz w:val="24"/>
-          <w:szCs w:val="24"/>
-        </w:rPr>
-        <w:t xml:space="preserve"> </w:t>
-      </w:r>
-      <w:proofErr w:type="spellStart"/>
-      <w:r>
-        <w:rPr>
-          <w:rFonts w:ascii="Times New Roman" w:eastAsia="Times New Roman" w:hAnsi="Times New Roman" w:cs="Times New Roman"/>
-          <w:sz w:val="24"/>
-          <w:szCs w:val="24"/>
-        </w:rPr>
-        <w:t>pengisian</w:t>
-      </w:r>
-      <w:proofErr w:type="spellEnd"/>
-      <w:r>
-        <w:rPr>
-          <w:rFonts w:ascii="Times New Roman" w:eastAsia="Times New Roman" w:hAnsi="Times New Roman" w:cs="Times New Roman"/>
-          <w:sz w:val="24"/>
-          <w:szCs w:val="24"/>
-        </w:rPr>
-        <w:t xml:space="preserve"> KRS. </w:t>
-      </w:r>
-    </w:p>
-    <w:p>
-      <w:pPr>
-        <w:numPr>
-          <w:ilvl w:val="0"/>
-          <w:numId w:val="6"/>
-        </w:numPr>
-        <w:spacing w:after="0" w:line="240" w:lineRule="auto"/>
-        <w:jc w:val="both"/>
-        <w:rPr>
-          <w:rFonts w:ascii="Times New Roman" w:eastAsia="Times New Roman" w:hAnsi="Times New Roman" w:cs="Times New Roman"/>
-          <w:sz w:val="24"/>
-          <w:szCs w:val="24"/>
-        </w:rPr>
-      </w:pPr>
-      <w:proofErr w:type="spellStart"/>
-      <w:r>
-        <w:rPr>
-          <w:rFonts w:ascii="Times New Roman" w:eastAsia="Times New Roman" w:hAnsi="Times New Roman" w:cs="Times New Roman"/>
-          <w:b/>
-          <w:bCs/>
-          <w:sz w:val="24"/>
-          <w:szCs w:val="24"/>
-        </w:rPr>
-        <w:t>Peningkatan</w:t>
-      </w:r>
-      <w:proofErr w:type="spellEnd"/>
-      <w:r>
-        <w:rPr>
-          <w:rFonts w:ascii="Times New Roman" w:eastAsia="Times New Roman" w:hAnsi="Times New Roman" w:cs="Times New Roman"/>
-          <w:b/>
-          <w:bCs/>
-          <w:sz w:val="24"/>
-          <w:szCs w:val="24"/>
-        </w:rPr>
-        <w:t>/</w:t>
-      </w:r>
-      <w:proofErr w:type="spellStart"/>
-      <w:r>
-        <w:rPr>
-          <w:rFonts w:ascii="Times New Roman" w:eastAsia="Times New Roman" w:hAnsi="Times New Roman" w:cs="Times New Roman"/>
-          <w:b/>
-          <w:bCs/>
-          <w:sz w:val="24"/>
-          <w:szCs w:val="24"/>
-        </w:rPr>
-        <w:t>Perbaikan</w:t>
-      </w:r>
-      <w:proofErr w:type="spellEnd"/>
-    </w:p>
-    <w:p>
-      <w:pPr>
-        <w:spacing w:after="0" w:line="240" w:lineRule="auto"/>
-        <w:ind w:left="1080"/>
-        <w:jc w:val="both"/>
-        <w:rPr>
-          <w:rFonts w:ascii="Times New Roman" w:eastAsia="Times New Roman" w:hAnsi="Times New Roman" w:cs="Times New Roman"/>
-          <w:sz w:val="24"/>
-          <w:szCs w:val="24"/>
-        </w:rPr>
-      </w:pPr>
-      <w:r>
-        <w:rPr>
-          <w:rFonts w:ascii="Times New Roman" w:eastAsia="Times New Roman" w:hAnsi="Times New Roman" w:cs="Times New Roman"/>
-          <w:sz w:val="24"/>
-          <w:szCs w:val="24"/>
-        </w:rPr>
-        <w:t xml:space="preserve">Wakil </w:t>
-      </w:r>
-      <w:proofErr w:type="spellStart"/>
-      <w:r>
-        <w:rPr>
-          <w:rFonts w:ascii="Times New Roman" w:eastAsia="Times New Roman" w:hAnsi="Times New Roman" w:cs="Times New Roman"/>
-          <w:sz w:val="24"/>
-          <w:szCs w:val="24"/>
-        </w:rPr>
-        <w:t>Ketua</w:t>
-      </w:r>
-      <w:proofErr w:type="spellEnd"/>
-      <w:r>
-        <w:rPr>
-          <w:rFonts w:ascii="Times New Roman" w:eastAsia="Times New Roman" w:hAnsi="Times New Roman" w:cs="Times New Roman"/>
-          <w:sz w:val="24"/>
-          <w:szCs w:val="24"/>
-        </w:rPr>
-        <w:t xml:space="preserve"> I dan Wakil </w:t>
-      </w:r>
-      <w:proofErr w:type="spellStart"/>
-      <w:r>
-        <w:rPr>
-          <w:rFonts w:ascii="Times New Roman" w:eastAsia="Times New Roman" w:hAnsi="Times New Roman" w:cs="Times New Roman"/>
-          <w:sz w:val="24"/>
-          <w:szCs w:val="24"/>
-        </w:rPr>
-        <w:t>Ketua</w:t>
-      </w:r>
-      <w:proofErr w:type="spellEnd"/>
-      <w:r>
-        <w:rPr>
-          <w:rFonts w:ascii="Times New Roman" w:eastAsia="Times New Roman" w:hAnsi="Times New Roman" w:cs="Times New Roman"/>
-          <w:sz w:val="24"/>
-          <w:szCs w:val="24"/>
-        </w:rPr>
-        <w:t xml:space="preserve"> II </w:t>
-      </w:r>
-      <w:proofErr w:type="spellStart"/>
-      <w:r>
-        <w:rPr>
-          <w:rFonts w:ascii="Times New Roman" w:eastAsia="Times New Roman" w:hAnsi="Times New Roman" w:cs="Times New Roman"/>
-          <w:sz w:val="24"/>
-          <w:szCs w:val="24"/>
-        </w:rPr>
-        <w:t>berkoordinasi</w:t>
-      </w:r>
-      <w:proofErr w:type="spellEnd"/>
-      <w:r>
-        <w:rPr>
-          <w:rFonts w:ascii="Times New Roman" w:eastAsia="Times New Roman" w:hAnsi="Times New Roman" w:cs="Times New Roman"/>
-          <w:sz w:val="24"/>
-          <w:szCs w:val="24"/>
-        </w:rPr>
-        <w:t xml:space="preserve"> </w:t>
-      </w:r>
-      <w:proofErr w:type="spellStart"/>
-      <w:r>
-        <w:rPr>
-          <w:rFonts w:ascii="Times New Roman" w:eastAsia="Times New Roman" w:hAnsi="Times New Roman" w:cs="Times New Roman"/>
-          <w:sz w:val="24"/>
-          <w:szCs w:val="24"/>
-        </w:rPr>
-        <w:t>dengan</w:t>
-      </w:r>
-      <w:proofErr w:type="spellEnd"/>
-      <w:r>
-        <w:rPr>
-          <w:rFonts w:ascii="Times New Roman" w:eastAsia="Times New Roman" w:hAnsi="Times New Roman" w:cs="Times New Roman"/>
-          <w:sz w:val="24"/>
-          <w:szCs w:val="24"/>
-        </w:rPr>
-        <w:t xml:space="preserve"> </w:t>
-      </w:r>
-      <w:proofErr w:type="spellStart"/>
-      <w:r>
-        <w:rPr>
-          <w:rFonts w:ascii="Times New Roman" w:eastAsia="Times New Roman" w:hAnsi="Times New Roman" w:cs="Times New Roman"/>
-          <w:sz w:val="24"/>
-          <w:szCs w:val="24"/>
-        </w:rPr>
-        <w:t>Ketua</w:t>
-      </w:r>
-      <w:proofErr w:type="spellEnd"/>
-      <w:r>
-        <w:rPr>
-          <w:rFonts w:ascii="Times New Roman" w:eastAsia="Times New Roman" w:hAnsi="Times New Roman" w:cs="Times New Roman"/>
-          <w:sz w:val="24"/>
-          <w:szCs w:val="24"/>
-        </w:rPr>
-        <w:t xml:space="preserve"> STT </w:t>
-      </w:r>
-      <w:proofErr w:type="spellStart"/>
-      <w:r>
-        <w:rPr>
-          <w:rFonts w:ascii="Times New Roman" w:eastAsia="Times New Roman" w:hAnsi="Times New Roman" w:cs="Times New Roman"/>
-          <w:sz w:val="24"/>
-          <w:szCs w:val="24"/>
-        </w:rPr>
-        <w:t>Cipasung</w:t>
-      </w:r>
-      <w:proofErr w:type="spellEnd"/>
-      <w:r>
-        <w:rPr>
-          <w:rFonts w:ascii="Times New Roman" w:eastAsia="Times New Roman" w:hAnsi="Times New Roman" w:cs="Times New Roman"/>
-          <w:sz w:val="24"/>
-          <w:szCs w:val="24"/>
-        </w:rPr>
-        <w:t xml:space="preserve"> dan </w:t>
-      </w:r>
-      <w:proofErr w:type="spellStart"/>
-      <w:r>
-        <w:rPr>
-          <w:rFonts w:ascii="Times New Roman" w:eastAsia="Times New Roman" w:hAnsi="Times New Roman" w:cs="Times New Roman"/>
-          <w:sz w:val="24"/>
-          <w:szCs w:val="24"/>
-        </w:rPr>
-        <w:t>Senat</w:t>
-      </w:r>
-      <w:proofErr w:type="spellEnd"/>
-      <w:r>
-        <w:rPr>
-          <w:rFonts w:ascii="Times New Roman" w:eastAsia="Times New Roman" w:hAnsi="Times New Roman" w:cs="Times New Roman"/>
-          <w:sz w:val="24"/>
-          <w:szCs w:val="24"/>
-        </w:rPr>
-        <w:t xml:space="preserve"> </w:t>
-      </w:r>
-      <w:proofErr w:type="spellStart"/>
-      <w:r>
-        <w:rPr>
-          <w:rFonts w:ascii="Times New Roman" w:eastAsia="Times New Roman" w:hAnsi="Times New Roman" w:cs="Times New Roman"/>
-          <w:sz w:val="24"/>
-          <w:szCs w:val="24"/>
-        </w:rPr>
-        <w:t>Akademik</w:t>
-      </w:r>
-      <w:proofErr w:type="spellEnd"/>
-      <w:r>
-        <w:rPr>
-          <w:rFonts w:ascii="Times New Roman" w:eastAsia="Times New Roman" w:hAnsi="Times New Roman" w:cs="Times New Roman"/>
-          <w:sz w:val="24"/>
-          <w:szCs w:val="24"/>
-        </w:rPr>
-        <w:t xml:space="preserve"> </w:t>
-      </w:r>
-      <w:proofErr w:type="spellStart"/>
-      <w:r>
-        <w:rPr>
-          <w:rFonts w:ascii="Times New Roman" w:eastAsia="Times New Roman" w:hAnsi="Times New Roman" w:cs="Times New Roman"/>
-          <w:sz w:val="24"/>
-          <w:szCs w:val="24"/>
-        </w:rPr>
-        <w:t>membuat</w:t>
-      </w:r>
-      <w:proofErr w:type="spellEnd"/>
-      <w:r>
-        <w:rPr>
-          <w:rFonts w:ascii="Times New Roman" w:eastAsia="Times New Roman" w:hAnsi="Times New Roman" w:cs="Times New Roman"/>
-          <w:sz w:val="24"/>
-          <w:szCs w:val="24"/>
-        </w:rPr>
-        <w:t xml:space="preserve"> </w:t>
-      </w:r>
-      <w:proofErr w:type="spellStart"/>
-      <w:r>
-        <w:rPr>
-          <w:rFonts w:ascii="Times New Roman" w:eastAsia="Times New Roman" w:hAnsi="Times New Roman" w:cs="Times New Roman"/>
-          <w:sz w:val="24"/>
-          <w:szCs w:val="24"/>
-        </w:rPr>
-        <w:t>aturan</w:t>
-      </w:r>
-      <w:proofErr w:type="spellEnd"/>
-      <w:r>
-        <w:rPr>
-          <w:rFonts w:ascii="Times New Roman" w:eastAsia="Times New Roman" w:hAnsi="Times New Roman" w:cs="Times New Roman"/>
-          <w:sz w:val="24"/>
-          <w:szCs w:val="24"/>
-        </w:rPr>
-        <w:t>/</w:t>
-      </w:r>
-      <w:proofErr w:type="spellStart"/>
-      <w:r>
-        <w:rPr>
-          <w:rFonts w:ascii="Times New Roman" w:eastAsia="Times New Roman" w:hAnsi="Times New Roman" w:cs="Times New Roman"/>
-          <w:sz w:val="24"/>
-          <w:szCs w:val="24"/>
-        </w:rPr>
-        <w:t>keputusan</w:t>
-      </w:r>
-      <w:proofErr w:type="spellEnd"/>
-      <w:r>
-        <w:rPr>
-          <w:rFonts w:ascii="Times New Roman" w:eastAsia="Times New Roman" w:hAnsi="Times New Roman" w:cs="Times New Roman"/>
-          <w:sz w:val="24"/>
-          <w:szCs w:val="24"/>
-        </w:rPr>
-        <w:t xml:space="preserve"> </w:t>
-      </w:r>
-      <w:proofErr w:type="spellStart"/>
-      <w:r>
-        <w:rPr>
-          <w:rFonts w:ascii="Times New Roman" w:eastAsia="Times New Roman" w:hAnsi="Times New Roman" w:cs="Times New Roman"/>
-          <w:sz w:val="24"/>
-          <w:szCs w:val="24"/>
-        </w:rPr>
-        <w:t>untuk</w:t>
-      </w:r>
-      <w:proofErr w:type="spellEnd"/>
-      <w:r>
-        <w:rPr>
-          <w:rFonts w:ascii="Times New Roman" w:eastAsia="Times New Roman" w:hAnsi="Times New Roman" w:cs="Times New Roman"/>
-          <w:sz w:val="24"/>
-          <w:szCs w:val="24"/>
-        </w:rPr>
-        <w:t xml:space="preserve"> </w:t>
-      </w:r>
-      <w:proofErr w:type="spellStart"/>
-      <w:r>
-        <w:rPr>
-          <w:rFonts w:ascii="Times New Roman" w:eastAsia="Times New Roman" w:hAnsi="Times New Roman" w:cs="Times New Roman"/>
-          <w:sz w:val="24"/>
-          <w:szCs w:val="24"/>
-        </w:rPr>
-        <w:t>menindaklanjuti</w:t>
-      </w:r>
-      <w:proofErr w:type="spellEnd"/>
-      <w:r>
-        <w:rPr>
-          <w:rFonts w:ascii="Times New Roman" w:eastAsia="Times New Roman" w:hAnsi="Times New Roman" w:cs="Times New Roman"/>
-          <w:sz w:val="24"/>
-          <w:szCs w:val="24"/>
-        </w:rPr>
-        <w:t xml:space="preserve"> </w:t>
-      </w:r>
-      <w:proofErr w:type="spellStart"/>
-      <w:r>
-        <w:rPr>
-          <w:rFonts w:ascii="Times New Roman" w:eastAsia="Times New Roman" w:hAnsi="Times New Roman" w:cs="Times New Roman"/>
-          <w:sz w:val="24"/>
-          <w:szCs w:val="24"/>
-        </w:rPr>
-        <w:t>laporan</w:t>
-      </w:r>
-      <w:proofErr w:type="spellEnd"/>
-      <w:r>
-        <w:rPr>
-          <w:rFonts w:ascii="Times New Roman" w:eastAsia="Times New Roman" w:hAnsi="Times New Roman" w:cs="Times New Roman"/>
-          <w:sz w:val="24"/>
-          <w:szCs w:val="24"/>
-        </w:rPr>
-        <w:t xml:space="preserve"> </w:t>
-      </w:r>
-      <w:proofErr w:type="spellStart"/>
-      <w:r>
-        <w:rPr>
-          <w:rFonts w:ascii="Times New Roman" w:eastAsia="Times New Roman" w:hAnsi="Times New Roman" w:cs="Times New Roman"/>
-          <w:sz w:val="24"/>
-          <w:szCs w:val="24"/>
-        </w:rPr>
-        <w:t>keaktifan</w:t>
-      </w:r>
-      <w:proofErr w:type="spellEnd"/>
-      <w:r>
-        <w:rPr>
-          <w:rFonts w:ascii="Times New Roman" w:eastAsia="Times New Roman" w:hAnsi="Times New Roman" w:cs="Times New Roman"/>
-          <w:sz w:val="24"/>
-          <w:szCs w:val="24"/>
-        </w:rPr>
-        <w:t xml:space="preserve"> </w:t>
-      </w:r>
-      <w:proofErr w:type="spellStart"/>
-      <w:r>
-        <w:rPr>
-          <w:rFonts w:ascii="Times New Roman" w:eastAsia="Times New Roman" w:hAnsi="Times New Roman" w:cs="Times New Roman"/>
-          <w:sz w:val="24"/>
-          <w:szCs w:val="24"/>
-        </w:rPr>
-        <w:t>mahasiswa</w:t>
-      </w:r>
-      <w:proofErr w:type="spellEnd"/>
-      <w:r>
-        <w:rPr>
-          <w:rFonts w:ascii="Times New Roman" w:eastAsia="Times New Roman" w:hAnsi="Times New Roman" w:cs="Times New Roman"/>
-          <w:sz w:val="24"/>
-          <w:szCs w:val="24"/>
-        </w:rPr>
-        <w:t xml:space="preserve">, </w:t>
-      </w:r>
-      <w:proofErr w:type="spellStart"/>
-      <w:r>
-        <w:rPr>
-          <w:rFonts w:ascii="Times New Roman" w:eastAsia="Times New Roman" w:hAnsi="Times New Roman" w:cs="Times New Roman"/>
-          <w:sz w:val="24"/>
-          <w:szCs w:val="24"/>
-        </w:rPr>
-        <w:t>sebagai</w:t>
-      </w:r>
-      <w:proofErr w:type="spellEnd"/>
-      <w:r>
-        <w:rPr>
-          <w:rFonts w:ascii="Times New Roman" w:eastAsia="Times New Roman" w:hAnsi="Times New Roman" w:cs="Times New Roman"/>
-          <w:sz w:val="24"/>
-          <w:szCs w:val="24"/>
-        </w:rPr>
-        <w:t xml:space="preserve"> </w:t>
-      </w:r>
-      <w:proofErr w:type="spellStart"/>
-      <w:r>
-        <w:rPr>
-          <w:rFonts w:ascii="Times New Roman" w:eastAsia="Times New Roman" w:hAnsi="Times New Roman" w:cs="Times New Roman"/>
-          <w:sz w:val="24"/>
-          <w:szCs w:val="24"/>
-        </w:rPr>
-        <w:t>upaya</w:t>
-      </w:r>
-      <w:proofErr w:type="spellEnd"/>
-      <w:r>
-        <w:rPr>
-          <w:rFonts w:ascii="Times New Roman" w:eastAsia="Times New Roman" w:hAnsi="Times New Roman" w:cs="Times New Roman"/>
-          <w:sz w:val="24"/>
-          <w:szCs w:val="24"/>
-        </w:rPr>
-        <w:t xml:space="preserve"> </w:t>
-      </w:r>
-      <w:proofErr w:type="spellStart"/>
-      <w:r>
-        <w:rPr>
-          <w:rFonts w:ascii="Times New Roman" w:eastAsia="Times New Roman" w:hAnsi="Times New Roman" w:cs="Times New Roman"/>
-          <w:sz w:val="24"/>
-          <w:szCs w:val="24"/>
-        </w:rPr>
-        <w:t>meminimalisir</w:t>
-      </w:r>
-      <w:proofErr w:type="spellEnd"/>
-      <w:r>
-        <w:rPr>
-          <w:rFonts w:ascii="Times New Roman" w:eastAsia="Times New Roman" w:hAnsi="Times New Roman" w:cs="Times New Roman"/>
-          <w:sz w:val="24"/>
-          <w:szCs w:val="24"/>
-        </w:rPr>
-        <w:t xml:space="preserve"> </w:t>
-      </w:r>
-      <w:proofErr w:type="spellStart"/>
-      <w:r>
-        <w:rPr>
-          <w:rFonts w:ascii="Times New Roman" w:eastAsia="Times New Roman" w:hAnsi="Times New Roman" w:cs="Times New Roman"/>
-          <w:sz w:val="24"/>
-          <w:szCs w:val="24"/>
-        </w:rPr>
-        <w:t>penurunan</w:t>
-      </w:r>
-      <w:proofErr w:type="spellEnd"/>
-      <w:r>
-        <w:rPr>
-          <w:rFonts w:ascii="Times New Roman" w:eastAsia="Times New Roman" w:hAnsi="Times New Roman" w:cs="Times New Roman"/>
-          <w:sz w:val="24"/>
-          <w:szCs w:val="24"/>
-        </w:rPr>
-        <w:t xml:space="preserve"> </w:t>
-      </w:r>
-      <w:proofErr w:type="spellStart"/>
-      <w:r>
-        <w:rPr>
-          <w:rFonts w:ascii="Times New Roman" w:eastAsia="Times New Roman" w:hAnsi="Times New Roman" w:cs="Times New Roman"/>
-          <w:sz w:val="24"/>
-          <w:szCs w:val="24"/>
-        </w:rPr>
-        <w:t>jumlah</w:t>
-      </w:r>
-      <w:proofErr w:type="spellEnd"/>
-      <w:r>
-        <w:rPr>
-          <w:rFonts w:ascii="Times New Roman" w:eastAsia="Times New Roman" w:hAnsi="Times New Roman" w:cs="Times New Roman"/>
-          <w:sz w:val="24"/>
-          <w:szCs w:val="24"/>
-        </w:rPr>
-        <w:t xml:space="preserve"> </w:t>
-      </w:r>
-      <w:proofErr w:type="spellStart"/>
-      <w:r>
-        <w:rPr>
-          <w:rFonts w:ascii="Times New Roman" w:eastAsia="Times New Roman" w:hAnsi="Times New Roman" w:cs="Times New Roman"/>
-          <w:sz w:val="24"/>
-          <w:szCs w:val="24"/>
-        </w:rPr>
-        <w:t>mahasiswa</w:t>
-      </w:r>
-      <w:proofErr w:type="spellEnd"/>
-      <w:r>
-        <w:rPr>
-          <w:rFonts w:ascii="Times New Roman" w:eastAsia="Times New Roman" w:hAnsi="Times New Roman" w:cs="Times New Roman"/>
-          <w:sz w:val="24"/>
-          <w:szCs w:val="24"/>
-        </w:rPr>
-        <w:t xml:space="preserve"> </w:t>
-      </w:r>
-      <w:proofErr w:type="spellStart"/>
-      <w:r>
-        <w:rPr>
-          <w:rFonts w:ascii="Times New Roman" w:eastAsia="Times New Roman" w:hAnsi="Times New Roman" w:cs="Times New Roman"/>
-          <w:sz w:val="24"/>
-          <w:szCs w:val="24"/>
-        </w:rPr>
-        <w:t>aktif</w:t>
-      </w:r>
-      <w:proofErr w:type="spellEnd"/>
-      <w:r>
-        <w:rPr>
-          <w:rFonts w:ascii="Times New Roman" w:eastAsia="Times New Roman" w:hAnsi="Times New Roman" w:cs="Times New Roman"/>
-          <w:sz w:val="24"/>
-          <w:szCs w:val="24"/>
-        </w:rPr>
-        <w:t xml:space="preserve"> pada program </w:t>
-      </w:r>
-      <w:proofErr w:type="spellStart"/>
-      <w:r>
-        <w:rPr>
-          <w:rFonts w:ascii="Times New Roman" w:eastAsia="Times New Roman" w:hAnsi="Times New Roman" w:cs="Times New Roman"/>
-          <w:sz w:val="24"/>
-          <w:szCs w:val="24"/>
-        </w:rPr>
-        <w:t>studi</w:t>
-      </w:r>
-      <w:proofErr w:type="spellEnd"/>
-      <w:r>
-        <w:rPr>
-          <w:rFonts w:ascii="Times New Roman" w:eastAsia="Times New Roman" w:hAnsi="Times New Roman" w:cs="Times New Roman"/>
-          <w:sz w:val="24"/>
-          <w:szCs w:val="24"/>
-        </w:rPr>
-        <w:t xml:space="preserve"> </w:t>
-      </w:r>
-      <w:proofErr w:type="spellStart"/>
-      <w:r>
-        <w:rPr>
-          <w:rFonts w:ascii="Times New Roman" w:eastAsia="Times New Roman" w:hAnsi="Times New Roman" w:cs="Times New Roman"/>
-          <w:sz w:val="24"/>
-          <w:szCs w:val="24"/>
-        </w:rPr>
-        <w:t>tersebut</w:t>
-      </w:r>
-      <w:proofErr w:type="spellEnd"/>
-      <w:r>
-        <w:rPr>
-          <w:rFonts w:ascii="Times New Roman" w:eastAsia="Times New Roman" w:hAnsi="Times New Roman" w:cs="Times New Roman"/>
-          <w:sz w:val="24"/>
-          <w:szCs w:val="24"/>
-        </w:rPr>
-        <w:t xml:space="preserve">. </w:t>
-      </w:r>
-    </w:p>
-    <w:p>
-      <w:pPr>
-        <w:spacing w:after="0" w:line="240" w:lineRule="auto"/>
-        <w:ind w:left="1080" w:firstLine="360"/>
-        <w:jc w:val="both"/>
-        <w:rPr>
-          <w:rFonts w:ascii="Times New Roman" w:eastAsia="Times New Roman" w:hAnsi="Times New Roman" w:cs="Times New Roman"/>
-          <w:sz w:val="24"/>
-          <w:szCs w:val="24"/>
-        </w:rPr>
-      </w:pPr>
-    </w:p>
-    <w:p>
-      <w:pPr>
-        <w:pStyle w:val="ListParagraph"/>
-        <w:numPr>
-          <w:ilvl w:val="0"/>
-          <w:numId w:val="8"/>
-        </w:numPr>
-        <w:spacing w:after="0" w:line="240" w:lineRule="auto"/>
-        <w:jc w:val="both"/>
-        <w:rPr>
-          <w:rFonts w:ascii="Times New Roman" w:eastAsia="Times New Roman" w:hAnsi="Times New Roman" w:cs="Times New Roman"/>
-          <w:b/>
-          <w:bCs/>
-          <w:sz w:val="24"/>
-          <w:szCs w:val="24"/>
-        </w:rPr>
-      </w:pPr>
-      <w:proofErr w:type="spellStart"/>
-      <w:r>
-        <w:rPr>
-          <w:rFonts w:ascii="Times New Roman" w:eastAsia="Times New Roman" w:hAnsi="Times New Roman" w:cs="Times New Roman"/>
-          <w:b/>
-          <w:bCs/>
-          <w:sz w:val="24"/>
-          <w:szCs w:val="24"/>
-        </w:rPr>
-        <w:t>Kualifikasi</w:t>
-      </w:r>
-      <w:proofErr w:type="spellEnd"/>
-      <w:r>
-        <w:rPr>
-          <w:rFonts w:ascii="Times New Roman" w:eastAsia="Times New Roman" w:hAnsi="Times New Roman" w:cs="Times New Roman"/>
-          <w:b/>
-          <w:bCs/>
-          <w:sz w:val="24"/>
-          <w:szCs w:val="24"/>
-        </w:rPr>
-        <w:t xml:space="preserve"> </w:t>
-      </w:r>
-      <w:proofErr w:type="spellStart"/>
-      <w:r>
-        <w:rPr>
-          <w:rFonts w:ascii="Times New Roman" w:eastAsia="Times New Roman" w:hAnsi="Times New Roman" w:cs="Times New Roman"/>
-          <w:b/>
-          <w:bCs/>
-          <w:sz w:val="24"/>
-          <w:szCs w:val="24"/>
-        </w:rPr>
-        <w:t>Petugas</w:t>
-      </w:r>
-      <w:proofErr w:type="spellEnd"/>
-    </w:p>
-    <w:p>
-      <w:pPr>
-        <w:numPr>
-          <w:ilvl w:val="0"/>
-          <w:numId w:val="7"/>
-        </w:numPr>
-        <w:spacing w:after="0" w:line="240" w:lineRule="auto"/>
-        <w:jc w:val="both"/>
-        <w:rPr>
-          <w:rFonts w:ascii="Times New Roman" w:eastAsia="Times New Roman" w:hAnsi="Times New Roman" w:cs="Times New Roman"/>
-          <w:sz w:val="24"/>
-          <w:szCs w:val="24"/>
-        </w:rPr>
-      </w:pPr>
-      <w:r>
-        <w:rPr>
-          <w:rFonts w:ascii="Times New Roman" w:eastAsia="Times New Roman" w:hAnsi="Times New Roman" w:cs="Times New Roman"/>
-          <w:sz w:val="24"/>
-          <w:szCs w:val="24"/>
-        </w:rPr>
-        <w:t xml:space="preserve">Wakil </w:t>
-      </w:r>
-      <w:proofErr w:type="spellStart"/>
-      <w:r>
-        <w:rPr>
-          <w:rFonts w:ascii="Times New Roman" w:eastAsia="Times New Roman" w:hAnsi="Times New Roman" w:cs="Times New Roman"/>
-          <w:sz w:val="24"/>
-          <w:szCs w:val="24"/>
-        </w:rPr>
-        <w:t>Ketua</w:t>
-      </w:r>
-      <w:proofErr w:type="spellEnd"/>
-      <w:r>
-        <w:rPr>
-          <w:rFonts w:ascii="Times New Roman" w:eastAsia="Times New Roman" w:hAnsi="Times New Roman" w:cs="Times New Roman"/>
-          <w:sz w:val="24"/>
-          <w:szCs w:val="24"/>
-        </w:rPr>
-        <w:t xml:space="preserve"> I </w:t>
-      </w:r>
-      <w:proofErr w:type="spellStart"/>
-      <w:r>
-        <w:rPr>
-          <w:rFonts w:ascii="Times New Roman" w:eastAsia="Times New Roman" w:hAnsi="Times New Roman" w:cs="Times New Roman"/>
-          <w:sz w:val="24"/>
-          <w:szCs w:val="24"/>
-        </w:rPr>
-        <w:t>Bidang</w:t>
-      </w:r>
-      <w:proofErr w:type="spellEnd"/>
-      <w:r>
-        <w:rPr>
-          <w:rFonts w:ascii="Times New Roman" w:eastAsia="Times New Roman" w:hAnsi="Times New Roman" w:cs="Times New Roman"/>
-          <w:sz w:val="24"/>
-          <w:szCs w:val="24"/>
-        </w:rPr>
-        <w:t xml:space="preserve"> </w:t>
-      </w:r>
-      <w:proofErr w:type="spellStart"/>
-      <w:r>
-        <w:rPr>
-          <w:rFonts w:ascii="Times New Roman" w:eastAsia="Times New Roman" w:hAnsi="Times New Roman" w:cs="Times New Roman"/>
-          <w:sz w:val="24"/>
-          <w:szCs w:val="24"/>
-        </w:rPr>
-        <w:t>Akademik</w:t>
-      </w:r>
-      <w:proofErr w:type="spellEnd"/>
-      <w:r>
-        <w:rPr>
-          <w:rFonts w:ascii="Times New Roman" w:eastAsia="Times New Roman" w:hAnsi="Times New Roman" w:cs="Times New Roman"/>
-          <w:sz w:val="24"/>
-          <w:szCs w:val="24"/>
-        </w:rPr>
-        <w:t xml:space="preserve"> &amp; </w:t>
-      </w:r>
-      <w:proofErr w:type="spellStart"/>
-      <w:r>
-        <w:rPr>
-          <w:rFonts w:ascii="Times New Roman" w:eastAsia="Times New Roman" w:hAnsi="Times New Roman" w:cs="Times New Roman"/>
-          <w:sz w:val="24"/>
-          <w:szCs w:val="24"/>
-        </w:rPr>
-        <w:t>Kemahasiswaan</w:t>
-      </w:r>
-      <w:proofErr w:type="spellEnd"/>
-      <w:r>
-        <w:rPr>
-          <w:rFonts w:ascii="Times New Roman" w:eastAsia="Times New Roman" w:hAnsi="Times New Roman" w:cs="Times New Roman"/>
-          <w:sz w:val="24"/>
-          <w:szCs w:val="24"/>
-        </w:rPr>
-        <w:t xml:space="preserve"> </w:t>
-      </w:r>
-    </w:p>
-    <w:p>
-      <w:pPr>
-        <w:numPr>
-          <w:ilvl w:val="0"/>
-          <w:numId w:val="7"/>
-        </w:numPr>
-        <w:spacing w:after="0" w:line="240" w:lineRule="auto"/>
-        <w:jc w:val="both"/>
-        <w:rPr>
-          <w:rFonts w:ascii="Times New Roman" w:eastAsia="Times New Roman" w:hAnsi="Times New Roman" w:cs="Times New Roman"/>
-          <w:sz w:val="24"/>
-          <w:szCs w:val="24"/>
-        </w:rPr>
-      </w:pPr>
-      <w:r>
-        <w:rPr>
-          <w:rFonts w:ascii="Times New Roman" w:eastAsia="Times New Roman" w:hAnsi="Times New Roman" w:cs="Times New Roman"/>
-          <w:sz w:val="24"/>
-          <w:szCs w:val="24"/>
-        </w:rPr>
-        <w:t xml:space="preserve">Wakil </w:t>
-      </w:r>
-      <w:proofErr w:type="spellStart"/>
-      <w:r>
-        <w:rPr>
-          <w:rFonts w:ascii="Times New Roman" w:eastAsia="Times New Roman" w:hAnsi="Times New Roman" w:cs="Times New Roman"/>
-          <w:sz w:val="24"/>
-          <w:szCs w:val="24"/>
-        </w:rPr>
-        <w:t>Ketua</w:t>
-      </w:r>
-      <w:proofErr w:type="spellEnd"/>
-      <w:r>
-        <w:rPr>
-          <w:rFonts w:ascii="Times New Roman" w:eastAsia="Times New Roman" w:hAnsi="Times New Roman" w:cs="Times New Roman"/>
-          <w:sz w:val="24"/>
-          <w:szCs w:val="24"/>
-        </w:rPr>
-        <w:t xml:space="preserve"> II </w:t>
-      </w:r>
-      <w:proofErr w:type="spellStart"/>
-      <w:r>
-        <w:rPr>
-          <w:rFonts w:ascii="Times New Roman" w:eastAsia="Times New Roman" w:hAnsi="Times New Roman" w:cs="Times New Roman"/>
-          <w:sz w:val="24"/>
-          <w:szCs w:val="24"/>
-        </w:rPr>
-        <w:t>Bidang</w:t>
-      </w:r>
-      <w:proofErr w:type="spellEnd"/>
-      <w:r>
-        <w:rPr>
-          <w:rFonts w:ascii="Times New Roman" w:eastAsia="Times New Roman" w:hAnsi="Times New Roman" w:cs="Times New Roman"/>
-          <w:sz w:val="24"/>
-          <w:szCs w:val="24"/>
-        </w:rPr>
-        <w:t xml:space="preserve"> </w:t>
-      </w:r>
-      <w:proofErr w:type="spellStart"/>
-      <w:r>
-        <w:rPr>
-          <w:rFonts w:ascii="Times New Roman" w:eastAsia="Times New Roman" w:hAnsi="Times New Roman" w:cs="Times New Roman"/>
-          <w:sz w:val="24"/>
-          <w:szCs w:val="24"/>
-        </w:rPr>
-        <w:t>Keuangan</w:t>
-      </w:r>
-      <w:proofErr w:type="spellEnd"/>
-      <w:r>
-        <w:rPr>
-          <w:rFonts w:ascii="Times New Roman" w:eastAsia="Times New Roman" w:hAnsi="Times New Roman" w:cs="Times New Roman"/>
-          <w:sz w:val="24"/>
-          <w:szCs w:val="24"/>
-        </w:rPr>
-        <w:t xml:space="preserve"> &amp; </w:t>
-      </w:r>
-      <w:proofErr w:type="spellStart"/>
-      <w:r>
-        <w:rPr>
-          <w:rFonts w:ascii="Times New Roman" w:eastAsia="Times New Roman" w:hAnsi="Times New Roman" w:cs="Times New Roman"/>
-          <w:sz w:val="24"/>
-          <w:szCs w:val="24"/>
-        </w:rPr>
-        <w:t>Sumber</w:t>
-      </w:r>
-      <w:proofErr w:type="spellEnd"/>
-      <w:r>
-        <w:rPr>
-          <w:rFonts w:ascii="Times New Roman" w:eastAsia="Times New Roman" w:hAnsi="Times New Roman" w:cs="Times New Roman"/>
-          <w:sz w:val="24"/>
-          <w:szCs w:val="24"/>
-        </w:rPr>
-        <w:t xml:space="preserve"> </w:t>
-      </w:r>
-      <w:proofErr w:type="spellStart"/>
-      <w:r>
-        <w:rPr>
-          <w:rFonts w:ascii="Times New Roman" w:eastAsia="Times New Roman" w:hAnsi="Times New Roman" w:cs="Times New Roman"/>
-          <w:sz w:val="24"/>
-          <w:szCs w:val="24"/>
-        </w:rPr>
-        <w:t>Daya</w:t>
-      </w:r>
-      <w:proofErr w:type="spellEnd"/>
-      <w:r>
-        <w:rPr>
-          <w:rFonts w:ascii="Times New Roman" w:eastAsia="Times New Roman" w:hAnsi="Times New Roman" w:cs="Times New Roman"/>
-          <w:sz w:val="24"/>
-          <w:szCs w:val="24"/>
-        </w:rPr>
-        <w:t xml:space="preserve"> </w:t>
-      </w:r>
-      <w:proofErr w:type="spellStart"/>
-      <w:r>
-        <w:rPr>
-          <w:rFonts w:ascii="Times New Roman" w:eastAsia="Times New Roman" w:hAnsi="Times New Roman" w:cs="Times New Roman"/>
-          <w:sz w:val="24"/>
-          <w:szCs w:val="24"/>
-        </w:rPr>
-        <w:t>Manusia</w:t>
-      </w:r>
-      <w:proofErr w:type="spellEnd"/>
-      <w:r>
-        <w:rPr>
-          <w:rFonts w:ascii="Times New Roman" w:eastAsia="Times New Roman" w:hAnsi="Times New Roman" w:cs="Times New Roman"/>
-          <w:sz w:val="24"/>
-          <w:szCs w:val="24"/>
-        </w:rPr>
-        <w:t xml:space="preserve"> </w:t>
-      </w:r>
-    </w:p>
-    <w:p>
-      <w:pPr>
-        <w:numPr>
-          <w:ilvl w:val="0"/>
-          <w:numId w:val="7"/>
-        </w:numPr>
-        <w:spacing w:after="0" w:line="240" w:lineRule="auto"/>
-        <w:jc w:val="both"/>
-        <w:rPr>
-          <w:rFonts w:ascii="Times New Roman" w:eastAsia="Times New Roman" w:hAnsi="Times New Roman" w:cs="Times New Roman"/>
-          <w:sz w:val="24"/>
-          <w:szCs w:val="24"/>
-        </w:rPr>
-      </w:pPr>
-      <w:proofErr w:type="spellStart"/>
-      <w:r>
-        <w:rPr>
-          <w:rFonts w:ascii="Times New Roman" w:eastAsia="Times New Roman" w:hAnsi="Times New Roman" w:cs="Times New Roman"/>
-          <w:sz w:val="24"/>
-          <w:szCs w:val="24"/>
-        </w:rPr>
-        <w:t>Ketua</w:t>
-      </w:r>
-      <w:proofErr w:type="spellEnd"/>
-      <w:r>
-        <w:rPr>
-          <w:rFonts w:ascii="Times New Roman" w:eastAsia="Times New Roman" w:hAnsi="Times New Roman" w:cs="Times New Roman"/>
-          <w:sz w:val="24"/>
-          <w:szCs w:val="24"/>
-        </w:rPr>
-        <w:t xml:space="preserve"> Program </w:t>
-      </w:r>
-      <w:proofErr w:type="spellStart"/>
-      <w:r>
-        <w:rPr>
-          <w:rFonts w:ascii="Times New Roman" w:eastAsia="Times New Roman" w:hAnsi="Times New Roman" w:cs="Times New Roman"/>
-          <w:sz w:val="24"/>
-          <w:szCs w:val="24"/>
-        </w:rPr>
-        <w:t>Studi</w:t>
-      </w:r>
-      <w:proofErr w:type="spellEnd"/>
-      <w:r>
-        <w:rPr>
-          <w:rFonts w:ascii="Times New Roman" w:eastAsia="Times New Roman" w:hAnsi="Times New Roman" w:cs="Times New Roman"/>
-          <w:sz w:val="24"/>
-          <w:szCs w:val="24"/>
-        </w:rPr>
-        <w:t xml:space="preserve"> S1 Teknik </w:t>
-      </w:r>
-      <w:proofErr w:type="spellStart"/>
-      <w:r>
-        <w:rPr>
-          <w:rFonts w:ascii="Times New Roman" w:eastAsia="Times New Roman" w:hAnsi="Times New Roman" w:cs="Times New Roman"/>
-          <w:sz w:val="24"/>
-          <w:szCs w:val="24"/>
-        </w:rPr>
-        <w:t>Industri</w:t>
-      </w:r>
-      <w:proofErr w:type="spellEnd"/>
-      <w:r>
-        <w:rPr>
-          <w:rFonts w:ascii="Times New Roman" w:eastAsia="Times New Roman" w:hAnsi="Times New Roman" w:cs="Times New Roman"/>
-          <w:sz w:val="24"/>
-          <w:szCs w:val="24"/>
-        </w:rPr>
-        <w:t xml:space="preserve"> dan </w:t>
-      </w:r>
-      <w:proofErr w:type="spellStart"/>
-      <w:r>
-        <w:rPr>
-          <w:rFonts w:ascii="Times New Roman" w:eastAsia="Times New Roman" w:hAnsi="Times New Roman" w:cs="Times New Roman"/>
-          <w:sz w:val="24"/>
-          <w:szCs w:val="24"/>
-        </w:rPr>
-        <w:t>Informatika</w:t>
-      </w:r>
-      <w:proofErr w:type="spellEnd"/>
-      <w:r>
-        <w:rPr>
-          <w:rFonts w:ascii="Times New Roman" w:eastAsia="Times New Roman" w:hAnsi="Times New Roman" w:cs="Times New Roman"/>
-          <w:sz w:val="24"/>
-          <w:szCs w:val="24"/>
-        </w:rPr>
-        <w:t xml:space="preserve"> </w:t>
-      </w:r>
-    </w:p>
-    <w:p>
-      <w:pPr>
-        <w:numPr>
-          <w:ilvl w:val="0"/>
-          <w:numId w:val="7"/>
-        </w:numPr>
-        <w:spacing w:after="0" w:line="240" w:lineRule="auto"/>
-        <w:jc w:val="both"/>
-        <w:rPr>
-          <w:rFonts w:ascii="Times New Roman" w:eastAsia="Times New Roman" w:hAnsi="Times New Roman" w:cs="Times New Roman"/>
-          <w:sz w:val="24"/>
-          <w:szCs w:val="24"/>
-        </w:rPr>
-      </w:pPr>
-      <w:proofErr w:type="spellStart"/>
-      <w:r>
-        <w:rPr>
-          <w:rFonts w:ascii="Times New Roman" w:eastAsia="Times New Roman" w:hAnsi="Times New Roman" w:cs="Times New Roman"/>
-          <w:sz w:val="24"/>
-          <w:szCs w:val="24"/>
-        </w:rPr>
-        <w:t>Sekretaris</w:t>
-      </w:r>
-      <w:proofErr w:type="spellEnd"/>
-      <w:r>
-        <w:rPr>
-          <w:rFonts w:ascii="Times New Roman" w:eastAsia="Times New Roman" w:hAnsi="Times New Roman" w:cs="Times New Roman"/>
-          <w:sz w:val="24"/>
-          <w:szCs w:val="24"/>
-        </w:rPr>
-        <w:t xml:space="preserve"> Program </w:t>
-      </w:r>
-      <w:proofErr w:type="spellStart"/>
-      <w:r>
-        <w:rPr>
-          <w:rFonts w:ascii="Times New Roman" w:eastAsia="Times New Roman" w:hAnsi="Times New Roman" w:cs="Times New Roman"/>
-          <w:sz w:val="24"/>
-          <w:szCs w:val="24"/>
-        </w:rPr>
-        <w:t>Studi</w:t>
-      </w:r>
-      <w:proofErr w:type="spellEnd"/>
-      <w:r>
-        <w:rPr>
-          <w:rFonts w:ascii="Times New Roman" w:eastAsia="Times New Roman" w:hAnsi="Times New Roman" w:cs="Times New Roman"/>
-          <w:sz w:val="24"/>
-          <w:szCs w:val="24"/>
-        </w:rPr>
-        <w:t xml:space="preserve"> S1 Teknik </w:t>
-      </w:r>
-      <w:proofErr w:type="spellStart"/>
-      <w:r>
-        <w:rPr>
-          <w:rFonts w:ascii="Times New Roman" w:eastAsia="Times New Roman" w:hAnsi="Times New Roman" w:cs="Times New Roman"/>
-          <w:sz w:val="24"/>
-          <w:szCs w:val="24"/>
-        </w:rPr>
-        <w:t>Industri</w:t>
-      </w:r>
-      <w:proofErr w:type="spellEnd"/>
-      <w:r>
-        <w:rPr>
-          <w:rFonts w:ascii="Times New Roman" w:eastAsia="Times New Roman" w:hAnsi="Times New Roman" w:cs="Times New Roman"/>
-          <w:sz w:val="24"/>
-          <w:szCs w:val="24"/>
-        </w:rPr>
-        <w:t xml:space="preserve"> dan </w:t>
-      </w:r>
-      <w:proofErr w:type="spellStart"/>
-      <w:r>
-        <w:rPr>
-          <w:rFonts w:ascii="Times New Roman" w:eastAsia="Times New Roman" w:hAnsi="Times New Roman" w:cs="Times New Roman"/>
-          <w:sz w:val="24"/>
-          <w:szCs w:val="24"/>
-        </w:rPr>
-        <w:t>Informatika</w:t>
-      </w:r>
-      <w:proofErr w:type="spellEnd"/>
-      <w:r>
-        <w:rPr>
-          <w:rFonts w:ascii="Times New Roman" w:eastAsia="Times New Roman" w:hAnsi="Times New Roman" w:cs="Times New Roman"/>
-          <w:sz w:val="24"/>
-          <w:szCs w:val="24"/>
-        </w:rPr>
-        <w:t xml:space="preserve"> </w:t>
-      </w:r>
-    </w:p>
-    <w:p>
-      <w:pPr>
-        <w:numPr>
-          <w:ilvl w:val="0"/>
-          <w:numId w:val="7"/>
-        </w:numPr>
-        <w:spacing w:after="0" w:line="240" w:lineRule="auto"/>
-        <w:jc w:val="both"/>
-        <w:rPr>
-          <w:rFonts w:ascii="Times New Roman" w:eastAsia="Times New Roman" w:hAnsi="Times New Roman" w:cs="Times New Roman"/>
-          <w:sz w:val="24"/>
-          <w:szCs w:val="24"/>
-        </w:rPr>
-      </w:pPr>
-      <w:r>
-        <w:rPr>
-          <w:rFonts w:ascii="Times New Roman" w:eastAsia="Times New Roman" w:hAnsi="Times New Roman" w:cs="Times New Roman"/>
-          <w:sz w:val="24"/>
-          <w:szCs w:val="24"/>
-        </w:rPr>
-        <w:t xml:space="preserve">Bagian </w:t>
-      </w:r>
-      <w:proofErr w:type="spellStart"/>
-      <w:r>
-        <w:rPr>
-          <w:rFonts w:ascii="Times New Roman" w:eastAsia="Times New Roman" w:hAnsi="Times New Roman" w:cs="Times New Roman"/>
-          <w:sz w:val="24"/>
-          <w:szCs w:val="24"/>
-        </w:rPr>
-        <w:t>Akademik</w:t>
-      </w:r>
-      <w:proofErr w:type="spellEnd"/>
-      <w:r>
-        <w:rPr>
-          <w:rFonts w:ascii="Times New Roman" w:eastAsia="Times New Roman" w:hAnsi="Times New Roman" w:cs="Times New Roman"/>
-          <w:sz w:val="24"/>
-          <w:szCs w:val="24"/>
-        </w:rPr>
-        <w:t xml:space="preserve"> &amp; </w:t>
-      </w:r>
-      <w:proofErr w:type="spellStart"/>
-      <w:r>
-        <w:rPr>
-          <w:rFonts w:ascii="Times New Roman" w:eastAsia="Times New Roman" w:hAnsi="Times New Roman" w:cs="Times New Roman"/>
-          <w:sz w:val="24"/>
-          <w:szCs w:val="24"/>
-        </w:rPr>
-        <w:t>Kemahasiswaan</w:t>
-      </w:r>
-      <w:proofErr w:type="spellEnd"/>
-      <w:r>
-        <w:rPr>
-          <w:rFonts w:ascii="Times New Roman" w:eastAsia="Times New Roman" w:hAnsi="Times New Roman" w:cs="Times New Roman"/>
-          <w:sz w:val="24"/>
-          <w:szCs w:val="24"/>
-        </w:rPr>
-        <w:t xml:space="preserve"> </w:t>
-      </w:r>
-    </w:p>
-    <w:p>
-      <w:pPr>
-        <w:numPr>
-          <w:ilvl w:val="0"/>
-          <w:numId w:val="7"/>
-        </w:numPr>
-        <w:spacing w:after="0" w:line="240" w:lineRule="auto"/>
-        <w:jc w:val="both"/>
-        <w:rPr>
-          <w:rFonts w:ascii="Times New Roman" w:eastAsia="Times New Roman" w:hAnsi="Times New Roman" w:cs="Times New Roman"/>
-          <w:sz w:val="24"/>
-          <w:szCs w:val="24"/>
-        </w:rPr>
-      </w:pPr>
-      <w:r>
-        <w:rPr>
-          <w:rFonts w:ascii="Times New Roman" w:eastAsia="Times New Roman" w:hAnsi="Times New Roman" w:cs="Times New Roman"/>
-          <w:sz w:val="24"/>
-          <w:szCs w:val="24"/>
-        </w:rPr>
-        <w:t xml:space="preserve">Bagian </w:t>
-      </w:r>
-      <w:proofErr w:type="spellStart"/>
-      <w:r>
-        <w:rPr>
-          <w:rFonts w:ascii="Times New Roman" w:eastAsia="Times New Roman" w:hAnsi="Times New Roman" w:cs="Times New Roman"/>
-          <w:sz w:val="24"/>
-          <w:szCs w:val="24"/>
-        </w:rPr>
-        <w:t>Keuangan</w:t>
-      </w:r>
-      <w:proofErr w:type="spellEnd"/>
-      <w:r>
-        <w:rPr>
-          <w:rFonts w:ascii="Times New Roman" w:eastAsia="Times New Roman" w:hAnsi="Times New Roman" w:cs="Times New Roman"/>
-          <w:sz w:val="24"/>
-          <w:szCs w:val="24"/>
-        </w:rPr>
-        <w:t xml:space="preserve"> </w:t>
-      </w:r>
-    </w:p>
-    <w:p>
-      <w:pPr>
-        <w:numPr>
-          <w:ilvl w:val="0"/>
-          <w:numId w:val="7"/>
-        </w:numPr>
-        <w:spacing w:after="0" w:line="240" w:lineRule="auto"/>
-        <w:jc w:val="both"/>
-        <w:rPr>
-          <w:rFonts w:ascii="Times New Roman" w:eastAsia="Times New Roman" w:hAnsi="Times New Roman" w:cs="Times New Roman"/>
-          <w:sz w:val="24"/>
-          <w:szCs w:val="24"/>
-        </w:rPr>
-      </w:pPr>
-      <w:proofErr w:type="spellStart"/>
-      <w:r>
-        <w:rPr>
-          <w:rFonts w:ascii="Times New Roman" w:eastAsia="Times New Roman" w:hAnsi="Times New Roman" w:cs="Times New Roman"/>
-          <w:sz w:val="24"/>
-          <w:szCs w:val="24"/>
-        </w:rPr>
-        <w:t>Dosen</w:t>
-      </w:r>
-      <w:proofErr w:type="spellEnd"/>
-      <w:r>
-        <w:rPr>
-          <w:rFonts w:ascii="Times New Roman" w:eastAsia="Times New Roman" w:hAnsi="Times New Roman" w:cs="Times New Roman"/>
-          <w:sz w:val="24"/>
-          <w:szCs w:val="24"/>
-        </w:rPr>
-        <w:t xml:space="preserve"> </w:t>
-      </w:r>
-      <w:proofErr w:type="spellStart"/>
-      <w:r>
-        <w:rPr>
-          <w:rFonts w:ascii="Times New Roman" w:eastAsia="Times New Roman" w:hAnsi="Times New Roman" w:cs="Times New Roman"/>
-          <w:sz w:val="24"/>
-          <w:szCs w:val="24"/>
-        </w:rPr>
-        <w:t>Wali</w:t>
-      </w:r>
-      <w:proofErr w:type="spellEnd"/>
-    </w:p>
-    <w:p>
-      <w:pPr>
-        <w:spacing w:after="0" w:line="240" w:lineRule="auto"/>
-        <w:ind w:left="1080"/>
-        <w:jc w:val="both"/>
-        <w:rPr>
-          <w:rFonts w:ascii="Times New Roman" w:eastAsia="Times New Roman" w:hAnsi="Times New Roman" w:cs="Times New Roman"/>
-          <w:sz w:val="24"/>
-          <w:szCs w:val="24"/>
-        </w:rPr>
-      </w:pPr>
-      <w:r>
-        <w:rPr>
-          <w:rFonts w:ascii="Times New Roman" w:eastAsia="Times New Roman" w:hAnsi="Times New Roman" w:cs="Times New Roman"/>
-          <w:sz w:val="24"/>
-          <w:szCs w:val="24"/>
-        </w:rPr>
-        <w:t xml:space="preserve"> </w:t>
-      </w:r>
-    </w:p>
-    <w:p>
-      <w:pPr>
-        <w:pStyle w:val="ListParagraph"/>
-        <w:numPr>
-          <w:ilvl w:val="0"/>
-          <w:numId w:val="8"/>
-        </w:numPr>
-        <w:spacing w:after="0" w:line="240" w:lineRule="auto"/>
-        <w:jc w:val="both"/>
-        <w:rPr>
-          <w:rFonts w:ascii="Times New Roman" w:eastAsia="Times New Roman" w:hAnsi="Times New Roman" w:cs="Times New Roman"/>
-          <w:b/>
-          <w:bCs/>
-          <w:sz w:val="24"/>
-          <w:szCs w:val="24"/>
-        </w:rPr>
-      </w:pPr>
-      <w:r>
-        <w:rPr>
-          <w:rFonts w:ascii="Times New Roman" w:eastAsia="Times New Roman" w:hAnsi="Times New Roman" w:cs="Times New Roman"/>
-          <w:b/>
-          <w:bCs/>
-          <w:sz w:val="24"/>
-          <w:szCs w:val="24"/>
-        </w:rPr>
-        <w:t>Lampiran</w:t>
-      </w:r>
-    </w:p>
-    <w:p>
-      <w:pPr>
-        <w:pStyle w:val="ListParagraph"/>
-        <w:spacing w:after="0" w:line="240" w:lineRule="auto"/>
-        <w:jc w:val="both"/>
-        <w:rPr>
-          <w:rFonts w:ascii="Times New Roman" w:eastAsia="Times New Roman" w:hAnsi="Times New Roman" w:cs="Times New Roman"/>
-          <w:b/>
-          <w:bCs/>
-          <w:sz w:val="24"/>
-          <w:szCs w:val="24"/>
-        </w:rPr>
-      </w:pPr>
-    </w:p>
-    <w:p>
-      <w:pPr>
-        <w:pStyle w:val="ListParagraph"/>
-        <w:numPr>
-          <w:ilvl w:val="0"/>
-          <w:numId w:val="8"/>
-        </w:numPr>
-        <w:spacing w:after="0" w:line="240" w:lineRule="auto"/>
-        <w:jc w:val="both"/>
-        <w:rPr>
-          <w:rFonts w:ascii="Times New Roman" w:eastAsia="Times New Roman" w:hAnsi="Times New Roman" w:cs="Times New Roman"/>
-          <w:sz w:val="24"/>
-          <w:szCs w:val="24"/>
-        </w:rPr>
-      </w:pPr>
-      <w:proofErr w:type="spellStart"/>
-      <w:r>
-        <w:rPr>
-          <w:rFonts w:ascii="Times New Roman" w:eastAsia="Times New Roman" w:hAnsi="Times New Roman" w:cs="Times New Roman"/>
-          <w:b/>
-          <w:bCs/>
-          <w:sz w:val="24"/>
-          <w:szCs w:val="24"/>
-        </w:rPr>
-        <w:t>Referensi</w:t>
-      </w:r>
-      <w:proofErr w:type="spellEnd"/>
-      <w:r>
-        <w:rPr>
-          <w:rFonts w:ascii="Times New Roman" w:eastAsia="Times New Roman" w:hAnsi="Times New Roman" w:cs="Times New Roman"/>
-          <w:sz w:val="24"/>
-          <w:szCs w:val="24"/>
-        </w:rPr>
-        <w:t xml:space="preserve"> </w:t>
-      </w:r>
-    </w:p>
-    <w:p>
-      <w:pPr>
-        <w:spacing w:after="0" w:line="240" w:lineRule="auto"/>
-        <w:ind w:firstLine="720"/>
-        <w:jc w:val="both"/>
-        <w:rPr>
-          <w:rFonts w:ascii="Times New Roman" w:eastAsia="Times New Roman" w:hAnsi="Times New Roman" w:cs="Times New Roman"/>
-          <w:sz w:val="24"/>
-          <w:szCs w:val="24"/>
-        </w:rPr>
-      </w:pPr>
-      <w:proofErr w:type="spellStart"/>
-      <w:r>
-        <w:rPr>
-          <w:rFonts w:ascii="Times New Roman" w:eastAsia="Times New Roman" w:hAnsi="Times New Roman" w:cs="Times New Roman"/>
-          <w:sz w:val="24"/>
-          <w:szCs w:val="24"/>
-        </w:rPr>
-        <w:t>Mengacu</w:t>
-      </w:r>
-      <w:proofErr w:type="spellEnd"/>
-      <w:r>
-        <w:rPr>
-          <w:rFonts w:ascii="Times New Roman" w:eastAsia="Times New Roman" w:hAnsi="Times New Roman" w:cs="Times New Roman"/>
-          <w:sz w:val="24"/>
-          <w:szCs w:val="24"/>
-        </w:rPr>
-        <w:t xml:space="preserve"> pada </w:t>
-      </w:r>
-      <w:proofErr w:type="spellStart"/>
-      <w:r>
-        <w:rPr>
-          <w:rFonts w:ascii="Times New Roman" w:eastAsia="Times New Roman" w:hAnsi="Times New Roman" w:cs="Times New Roman"/>
-          <w:sz w:val="24"/>
-          <w:szCs w:val="24"/>
-        </w:rPr>
-        <w:t>Buku</w:t>
-      </w:r>
-      <w:proofErr w:type="spellEnd"/>
-      <w:r>
-        <w:rPr>
-          <w:rFonts w:ascii="Times New Roman" w:eastAsia="Times New Roman" w:hAnsi="Times New Roman" w:cs="Times New Roman"/>
-          <w:sz w:val="24"/>
-          <w:szCs w:val="24"/>
-        </w:rPr>
-        <w:t xml:space="preserve"> </w:t>
-      </w:r>
-      <w:proofErr w:type="spellStart"/>
-      <w:r>
-        <w:rPr>
-          <w:rFonts w:ascii="Times New Roman" w:eastAsia="Times New Roman" w:hAnsi="Times New Roman" w:cs="Times New Roman"/>
-          <w:sz w:val="24"/>
-          <w:szCs w:val="24"/>
-        </w:rPr>
-        <w:t>Pedoman</w:t>
-      </w:r>
-      <w:proofErr w:type="spellEnd"/>
-      <w:r>
-        <w:rPr>
-          <w:rFonts w:ascii="Times New Roman" w:eastAsia="Times New Roman" w:hAnsi="Times New Roman" w:cs="Times New Roman"/>
-          <w:sz w:val="24"/>
-          <w:szCs w:val="24"/>
-        </w:rPr>
-        <w:t xml:space="preserve"> </w:t>
-      </w:r>
-      <w:proofErr w:type="spellStart"/>
-      <w:r>
-        <w:rPr>
-          <w:rFonts w:ascii="Times New Roman" w:eastAsia="Times New Roman" w:hAnsi="Times New Roman" w:cs="Times New Roman"/>
-          <w:sz w:val="24"/>
-          <w:szCs w:val="24"/>
-        </w:rPr>
-        <w:t>Akademik</w:t>
-      </w:r>
-      <w:proofErr w:type="spellEnd"/>
-      <w:r>
-        <w:rPr>
-          <w:rFonts w:ascii="Times New Roman" w:eastAsia="Times New Roman" w:hAnsi="Times New Roman" w:cs="Times New Roman"/>
-          <w:sz w:val="24"/>
-          <w:szCs w:val="24"/>
-        </w:rPr>
-        <w:t xml:space="preserve"> STT </w:t>
-      </w:r>
-      <w:proofErr w:type="spellStart"/>
-      <w:r>
-        <w:rPr>
-          <w:rFonts w:ascii="Times New Roman" w:eastAsia="Times New Roman" w:hAnsi="Times New Roman" w:cs="Times New Roman"/>
-          <w:sz w:val="24"/>
-          <w:szCs w:val="24"/>
-        </w:rPr>
-        <w:t>Cipasung</w:t>
-      </w:r>
-      <w:proofErr w:type="spellEnd"/>
-      <w:r>
-        <w:rPr>
-          <w:rFonts w:ascii="Times New Roman" w:eastAsia="Times New Roman" w:hAnsi="Times New Roman" w:cs="Times New Roman"/>
-          <w:sz w:val="24"/>
-          <w:szCs w:val="24"/>
-        </w:rPr>
-        <w:t>.</w:t>
+        <w:t xml:space="preserve">.  </w:t>
       </w:r>
     </w:p>
     <w:sectPr>
@@ -10131,8 +5395,8 @@
   <w:abstractNum w:abstractNumId="1" w15:restartNumberingAfterBreak="0">
     <w:nsid w:val="15825A82"/>
     <w:multiLevelType w:val="hybridMultilevel"/>
-    <w:tmpl w:val="81BEBB3C"/>
-    <w:lvl w:ilvl="0" w:tplc="3A7C21FE">
+    <w:tmpl w:val="159A19C6"/>
+    <w:lvl w:ilvl="0" w:tplc="4AAE4C28">
       <w:start w:val="1"/>
       <w:numFmt w:val="upperLetter"/>
       <w:lvlText w:val="%1."/>
@@ -10141,8 +5405,10 @@
         <w:ind w:left="720" w:hanging="360"/>
       </w:pPr>
       <w:rPr>
-        <w:rFonts w:hint="default"/>
+        <w:rFonts w:ascii="Times New Roman" w:hAnsi="Times New Roman" w:cs="Times New Roman" w:hint="default"/>
         <w:b/>
+        <w:sz w:val="24"/>
+        <w:szCs w:val="24"/>
       </w:rPr>
     </w:lvl>
     <w:lvl w:ilvl="1" w:tplc="38090019" w:tentative="1">
@@ -10483,17 +5749,17 @@
   <w:abstractNum w:abstractNumId="4" w15:restartNumberingAfterBreak="0">
     <w:nsid w:val="3BD651C4"/>
     <w:multiLevelType w:val="hybridMultilevel"/>
-    <w:tmpl w:val="39D652DA"/>
-    <w:lvl w:ilvl="0" w:tplc="38090001">
-      <w:start w:val="1"/>
-      <w:numFmt w:val="bullet"/>
-      <w:lvlText w:val=""/>
+    <w:tmpl w:val="E74CFEBC"/>
+    <w:lvl w:ilvl="0" w:tplc="F6DA8E1C">
+      <w:start w:val="1"/>
+      <w:numFmt w:val="lowerLetter"/>
+      <w:lvlText w:val="%1."/>
       <w:lvlJc w:val="left"/>
       <w:pPr>
         <w:ind w:left="1080" w:hanging="360"/>
       </w:pPr>
       <w:rPr>
-        <w:rFonts w:ascii="Symbol" w:hAnsi="Symbol" w:hint="default"/>
+        <w:rFonts w:ascii="Times New Roman" w:eastAsia="Times New Roman" w:hAnsi="Times New Roman" w:cs="Times New Roman"/>
       </w:rPr>
     </w:lvl>
     <w:lvl w:ilvl="1" w:tplc="38090003" w:tentative="1">
@@ -10604,9 +5870,9 @@
       <w:lvlJc w:val="left"/>
       <w:pPr>
         <w:tabs>
-          <w:tab w:val="num" w:pos="720"/>
+          <w:tab w:val="num" w:pos="1080"/>
         </w:tabs>
-        <w:ind w:left="720" w:hanging="360"/>
+        <w:ind w:left="1080" w:hanging="360"/>
       </w:pPr>
     </w:lvl>
     <w:lvl w:ilvl="1">
@@ -10616,9 +5882,9 @@
       <w:lvlJc w:val="left"/>
       <w:pPr>
         <w:tabs>
-          <w:tab w:val="num" w:pos="1440"/>
+          <w:tab w:val="num" w:pos="1800"/>
         </w:tabs>
-        <w:ind w:left="1440" w:hanging="360"/>
+        <w:ind w:left="1800" w:hanging="360"/>
       </w:pPr>
       <w:rPr>
         <w:rFonts w:ascii="Courier New" w:hAnsi="Courier New" w:hint="default"/>
@@ -10632,9 +5898,9 @@
       <w:lvlJc w:val="left"/>
       <w:pPr>
         <w:tabs>
-          <w:tab w:val="num" w:pos="2160"/>
+          <w:tab w:val="num" w:pos="2520"/>
         </w:tabs>
-        <w:ind w:left="2160" w:hanging="360"/>
+        <w:ind w:left="2520" w:hanging="360"/>
       </w:pPr>
     </w:lvl>
     <w:lvl w:ilvl="3" w:tentative="1">
@@ -10644,9 +5910,9 @@
       <w:lvlJc w:val="left"/>
       <w:pPr>
         <w:tabs>
-          <w:tab w:val="num" w:pos="2880"/>
+          <w:tab w:val="num" w:pos="3240"/>
         </w:tabs>
-        <w:ind w:left="2880" w:hanging="360"/>
+        <w:ind w:left="3240" w:hanging="360"/>
       </w:pPr>
     </w:lvl>
     <w:lvl w:ilvl="4" w:tentative="1">
@@ -10656,9 +5922,9 @@
       <w:lvlJc w:val="left"/>
       <w:pPr>
         <w:tabs>
-          <w:tab w:val="num" w:pos="3600"/>
+          <w:tab w:val="num" w:pos="3960"/>
         </w:tabs>
-        <w:ind w:left="3600" w:hanging="360"/>
+        <w:ind w:left="3960" w:hanging="360"/>
       </w:pPr>
     </w:lvl>
     <w:lvl w:ilvl="5" w:tentative="1">
@@ -10668,9 +5934,9 @@
       <w:lvlJc w:val="left"/>
       <w:pPr>
         <w:tabs>
-          <w:tab w:val="num" w:pos="4320"/>
+          <w:tab w:val="num" w:pos="4680"/>
         </w:tabs>
-        <w:ind w:left="4320" w:hanging="360"/>
+        <w:ind w:left="4680" w:hanging="360"/>
       </w:pPr>
     </w:lvl>
     <w:lvl w:ilvl="6" w:tentative="1">
@@ -10680,9 +5946,9 @@
       <w:lvlJc w:val="left"/>
       <w:pPr>
         <w:tabs>
-          <w:tab w:val="num" w:pos="5040"/>
+          <w:tab w:val="num" w:pos="5400"/>
         </w:tabs>
-        <w:ind w:left="5040" w:hanging="360"/>
+        <w:ind w:left="5400" w:hanging="360"/>
       </w:pPr>
     </w:lvl>
     <w:lvl w:ilvl="7" w:tentative="1">
@@ -10692,9 +5958,9 @@
       <w:lvlJc w:val="left"/>
       <w:pPr>
         <w:tabs>
-          <w:tab w:val="num" w:pos="5760"/>
+          <w:tab w:val="num" w:pos="6120"/>
         </w:tabs>
-        <w:ind w:left="5760" w:hanging="360"/>
+        <w:ind w:left="6120" w:hanging="360"/>
       </w:pPr>
     </w:lvl>
     <w:lvl w:ilvl="8" w:tentative="1">
@@ -10704,9 +5970,9 @@
       <w:lvlJc w:val="left"/>
       <w:pPr>
         <w:tabs>
-          <w:tab w:val="num" w:pos="6480"/>
+          <w:tab w:val="num" w:pos="6840"/>
         </w:tabs>
-        <w:ind w:left="6480" w:hanging="360"/>
+        <w:ind w:left="6840" w:hanging="360"/>
       </w:pPr>
     </w:lvl>
   </w:abstractNum>
